--- a/Documentacion/C12E1 - Requerimientos Funcionales CDU.docx
+++ b/Documentacion/C12E1 - Requerimientos Funcionales CDU.docx
@@ -6,7 +6,7 @@
       <w:pPr>
         <w:pStyle w:val="Textoindependiente"/>
         <w:spacing w:before="58"/>
-        <w:ind w:left="206"/>
+        <w:ind w:left="1440" w:hanging="1234"/>
         <w:rPr>
           <w:spacing w:val="-2"/>
         </w:rPr>
@@ -23,7 +23,7 @@
     </w:p>
     <w:tbl>
       <w:tblPr>
-        <w:tblW w:w="11100" w:type="dxa"/>
+        <w:tblW w:w="11252" w:type="dxa"/>
         <w:tblInd w:w="220" w:type="dxa"/>
         <w:tblLayout w:type="fixed"/>
         <w:tblCellMar>
@@ -36,7 +36,7 @@
         <w:gridCol w:w="1760"/>
         <w:gridCol w:w="460"/>
         <w:gridCol w:w="4200"/>
-        <w:gridCol w:w="4680"/>
+        <w:gridCol w:w="4832"/>
       </w:tblGrid>
       <w:tr>
         <w:trPr>
@@ -74,7 +74,7 @@
         </w:tc>
         <w:tc>
           <w:tcPr>
-            <w:tcW w:w="9340" w:type="dxa"/>
+            <w:tcW w:w="9492" w:type="dxa"/>
             <w:gridSpan w:val="3"/>
             <w:tcBorders>
               <w:top w:val="single" w:sz="8" w:space="0" w:color="000000"/>
@@ -148,7 +148,7 @@
         </w:tc>
         <w:tc>
           <w:tcPr>
-            <w:tcW w:w="9340" w:type="dxa"/>
+            <w:tcW w:w="9492" w:type="dxa"/>
             <w:gridSpan w:val="3"/>
             <w:tcBorders>
               <w:top w:val="single" w:sz="8" w:space="0" w:color="000000"/>
@@ -170,7 +170,7 @@
               <w:rPr>
                 <w:spacing w:val="-2"/>
               </w:rPr>
-              <w:t>Un visitante crea un usuario para poder acceder al sistema.</w:t>
+              <w:t>Un visitante inicia el proceso de registro a través del componente de autenticación de Clerk. Una vez completado, el sistema sincroniza el perfil extendido del usuario en la base de datos.</w:t>
             </w:r>
           </w:p>
         </w:tc>
@@ -210,7 +210,7 @@
         </w:tc>
         <w:tc>
           <w:tcPr>
-            <w:tcW w:w="9340" w:type="dxa"/>
+            <w:tcW w:w="9492" w:type="dxa"/>
             <w:gridSpan w:val="3"/>
             <w:tcBorders>
               <w:top w:val="single" w:sz="8" w:space="0" w:color="000000"/>
@@ -280,7 +280,7 @@
         </w:tc>
         <w:tc>
           <w:tcPr>
-            <w:tcW w:w="9340" w:type="dxa"/>
+            <w:tcW w:w="9492" w:type="dxa"/>
             <w:gridSpan w:val="3"/>
             <w:tcBorders>
               <w:top w:val="single" w:sz="8" w:space="0" w:color="000000"/>
@@ -348,7 +348,7 @@
         </w:tc>
         <w:tc>
           <w:tcPr>
-            <w:tcW w:w="9340" w:type="dxa"/>
+            <w:tcW w:w="9492" w:type="dxa"/>
             <w:gridSpan w:val="3"/>
             <w:tcBorders>
               <w:top w:val="single" w:sz="8" w:space="0" w:color="000000"/>
@@ -391,6 +391,7 @@
             <w:pPr>
               <w:pStyle w:val="TableParagraph"/>
               <w:spacing w:before="106" w:line="257" w:lineRule="auto"/>
+              <w:ind w:left="720" w:hanging="619"/>
               <w:rPr>
                 <w:rFonts w:ascii="Arial" w:hAnsi="Arial"/>
                 <w:b/>
@@ -421,7 +422,7 @@
             <w:pPr>
               <w:pStyle w:val="TableParagraph"/>
               <w:spacing w:before="106"/>
-              <w:ind w:left="0" w:right="91"/>
+              <w:ind w:left="720" w:right="91" w:hanging="619"/>
               <w:jc w:val="center"/>
               <w:rPr>
                 <w:rFonts w:ascii="Arial" w:hAnsi="Arial"/>
@@ -453,6 +454,7 @@
             <w:pPr>
               <w:pStyle w:val="TableParagraph"/>
               <w:spacing w:before="106"/>
+              <w:ind w:left="720" w:hanging="619"/>
               <w:rPr>
                 <w:rFonts w:ascii="Arial" w:hAnsi="Arial"/>
                 <w:b/>
@@ -485,7 +487,7 @@
         </w:tc>
         <w:tc>
           <w:tcPr>
-            <w:tcW w:w="4680" w:type="dxa"/>
+            <w:tcW w:w="4832" w:type="dxa"/>
             <w:tcBorders>
               <w:top w:val="single" w:sz="8" w:space="0" w:color="000000"/>
               <w:left w:val="single" w:sz="8" w:space="0" w:color="000000"/>
@@ -498,6 +500,7 @@
             <w:pPr>
               <w:pStyle w:val="TableParagraph"/>
               <w:spacing w:before="106"/>
+              <w:ind w:left="720" w:hanging="619"/>
               <w:rPr>
                 <w:rFonts w:ascii="Arial" w:hAnsi="Arial"/>
                 <w:b/>
@@ -595,13 +598,13 @@
               <w:rPr>
                 <w:spacing w:val="-2"/>
               </w:rPr>
-              <w:t>El visitante ingresa un correo electrónico</w:t>
-            </w:r>
-          </w:p>
-        </w:tc>
-        <w:tc>
-          <w:tcPr>
-            <w:tcW w:w="4680" w:type="dxa"/>
+              <w:t>El visitante completa el formulario de registro provisto por Clerk (correo, contraseña, datos personales)</w:t>
+            </w:r>
+          </w:p>
+        </w:tc>
+        <w:tc>
+          <w:tcPr>
+            <w:tcW w:w="4832" w:type="dxa"/>
             <w:tcBorders>
               <w:top w:val="single" w:sz="8" w:space="0" w:color="000000"/>
               <w:left w:val="single" w:sz="8" w:space="0" w:color="000000"/>
@@ -618,7 +621,7 @@
               <w:rPr>
                 <w:spacing w:val="-2"/>
               </w:rPr>
-              <w:t>El sistema valida que el correo sea único y formato sea correcto</w:t>
+              <w:t>Clerk valida unicidad del correo, formato y seguridad de la contraseña</w:t>
             </w:r>
           </w:p>
         </w:tc>
@@ -691,13 +694,13 @@
               <w:rPr>
                 <w:spacing w:val="-2"/>
               </w:rPr>
-              <w:t>El visitante ingresa una contraseña</w:t>
-            </w:r>
-          </w:p>
-        </w:tc>
-        <w:tc>
-          <w:tcPr>
-            <w:tcW w:w="4680" w:type="dxa"/>
+              <w:t>Clerk confirma el registro exitoso</w:t>
+            </w:r>
+          </w:p>
+        </w:tc>
+        <w:tc>
+          <w:tcPr>
+            <w:tcW w:w="4832" w:type="dxa"/>
             <w:tcBorders>
               <w:top w:val="single" w:sz="8" w:space="0" w:color="000000"/>
               <w:left w:val="single" w:sz="8" w:space="0" w:color="000000"/>
@@ -714,7 +717,37 @@
               <w:rPr>
                 <w:spacing w:val="-2"/>
               </w:rPr>
-              <w:t>El sistema valida que el formato sea correcto</w:t>
+              <w:t xml:space="preserve">El sistema recibe el evento </w:t>
+            </w:r>
+            <w:proofErr w:type="spellStart"/>
+            <w:proofErr w:type="gramStart"/>
+            <w:r>
+              <w:rPr>
+                <w:spacing w:val="-2"/>
+              </w:rPr>
+              <w:t>user.created</w:t>
+            </w:r>
+            <w:proofErr w:type="spellEnd"/>
+            <w:proofErr w:type="gramEnd"/>
+            <w:r>
+              <w:rPr>
+                <w:spacing w:val="-2"/>
+              </w:rPr>
+              <w:t xml:space="preserve"> vía </w:t>
+            </w:r>
+            <w:proofErr w:type="spellStart"/>
+            <w:r>
+              <w:rPr>
+                <w:spacing w:val="-2"/>
+              </w:rPr>
+              <w:t>webhook</w:t>
+            </w:r>
+            <w:proofErr w:type="spellEnd"/>
+            <w:r>
+              <w:rPr>
+                <w:spacing w:val="-2"/>
+              </w:rPr>
+              <w:t xml:space="preserve"> de Clerk</w:t>
             </w:r>
           </w:p>
         </w:tc>
@@ -785,13 +818,13 @@
               <w:rPr>
                 <w:spacing w:val="-2"/>
               </w:rPr>
-              <w:t>El visitante vuelve a ingresar la contraseña para confirmación</w:t>
-            </w:r>
-          </w:p>
-        </w:tc>
-        <w:tc>
-          <w:tcPr>
-            <w:tcW w:w="4680" w:type="dxa"/>
+              <w:t>-</w:t>
+            </w:r>
+          </w:p>
+        </w:tc>
+        <w:tc>
+          <w:tcPr>
+            <w:tcW w:w="4832" w:type="dxa"/>
             <w:tcBorders>
               <w:top w:val="single" w:sz="8" w:space="0" w:color="000000"/>
               <w:left w:val="single" w:sz="8" w:space="0" w:color="000000"/>
@@ -808,220 +841,43 @@
               <w:rPr>
                 <w:spacing w:val="-2"/>
               </w:rPr>
-              <w:t>El sistema comprueba que la contraseña coincida</w:t>
-            </w:r>
-          </w:p>
-        </w:tc>
-      </w:tr>
-      <w:tr>
-        <w:trPr>
-          <w:trHeight w:val="479"/>
-        </w:trPr>
-        <w:tc>
-          <w:tcPr>
-            <w:tcW w:w="1760" w:type="dxa"/>
-            <w:vMerge/>
-            <w:tcBorders>
-              <w:left w:val="single" w:sz="8" w:space="0" w:color="000000"/>
-              <w:bottom w:val="single" w:sz="8" w:space="0" w:color="000000"/>
-              <w:right w:val="single" w:sz="8" w:space="0" w:color="000000"/>
-            </w:tcBorders>
-            <w:shd w:val="clear" w:color="auto" w:fill="FFF1CC"/>
-          </w:tcPr>
-          <w:p>
-            <w:pPr>
-              <w:rPr>
-                <w:sz w:val="2"/>
-                <w:szCs w:val="2"/>
-              </w:rPr>
-            </w:pPr>
-          </w:p>
-        </w:tc>
-        <w:tc>
-          <w:tcPr>
-            <w:tcW w:w="460" w:type="dxa"/>
-            <w:tcBorders>
-              <w:top w:val="single" w:sz="8" w:space="0" w:color="000000"/>
-              <w:left w:val="single" w:sz="8" w:space="0" w:color="000000"/>
-              <w:bottom w:val="single" w:sz="8" w:space="0" w:color="000000"/>
-              <w:right w:val="single" w:sz="8" w:space="0" w:color="000000"/>
-            </w:tcBorders>
-          </w:tcPr>
-          <w:p>
-            <w:pPr>
-              <w:pStyle w:val="TableParagraph"/>
-              <w:spacing w:before="116"/>
-              <w:ind w:left="0" w:right="91"/>
-              <w:jc w:val="center"/>
-            </w:pPr>
-            <w:r>
-              <w:t>4</w:t>
-            </w:r>
-          </w:p>
-        </w:tc>
-        <w:tc>
-          <w:tcPr>
-            <w:tcW w:w="4200" w:type="dxa"/>
-            <w:tcBorders>
-              <w:top w:val="single" w:sz="8" w:space="0" w:color="000000"/>
-              <w:left w:val="single" w:sz="8" w:space="0" w:color="000000"/>
-              <w:bottom w:val="single" w:sz="8" w:space="0" w:color="000000"/>
-              <w:right w:val="single" w:sz="8" w:space="0" w:color="000000"/>
-            </w:tcBorders>
-          </w:tcPr>
-          <w:p>
-            <w:pPr>
-              <w:pStyle w:val="TableParagraph"/>
-              <w:spacing w:before="115" w:after="115"/>
-            </w:pPr>
-            <w:r>
-              <w:rPr>
-                <w:spacing w:val="-2"/>
-              </w:rPr>
-              <w:t>El visitante ingresa el resto de</w:t>
-            </w:r>
-            <w:r>
-              <w:rPr>
-                <w:spacing w:val="-2"/>
-              </w:rPr>
-              <w:t xml:space="preserve"> los</w:t>
-            </w:r>
-            <w:r>
-              <w:rPr>
-                <w:spacing w:val="-2"/>
-              </w:rPr>
-              <w:t xml:space="preserve"> datos personales</w:t>
-            </w:r>
-          </w:p>
-        </w:tc>
-        <w:tc>
-          <w:tcPr>
-            <w:tcW w:w="4680" w:type="dxa"/>
-            <w:tcBorders>
-              <w:top w:val="single" w:sz="8" w:space="0" w:color="000000"/>
-              <w:left w:val="single" w:sz="8" w:space="0" w:color="000000"/>
-              <w:bottom w:val="single" w:sz="8" w:space="0" w:color="000000"/>
-              <w:right w:val="single" w:sz="8" w:space="0" w:color="000000"/>
-            </w:tcBorders>
-          </w:tcPr>
-          <w:p>
-            <w:pPr>
-              <w:pStyle w:val="TableParagraph"/>
-              <w:spacing w:before="116"/>
-            </w:pPr>
-            <w:r>
-              <w:rPr>
-                <w:spacing w:val="-5"/>
-              </w:rPr>
-              <w:t>El sistema valida los formatos necesarios</w:t>
-            </w:r>
-          </w:p>
-        </w:tc>
-      </w:tr>
-      <w:tr>
-        <w:trPr>
-          <w:trHeight w:val="480"/>
-        </w:trPr>
-        <w:tc>
-          <w:tcPr>
-            <w:tcW w:w="1760" w:type="dxa"/>
-            <w:vMerge/>
-            <w:tcBorders>
-              <w:left w:val="single" w:sz="8" w:space="0" w:color="000000"/>
-              <w:bottom w:val="single" w:sz="8" w:space="0" w:color="000000"/>
-              <w:right w:val="single" w:sz="8" w:space="0" w:color="000000"/>
-            </w:tcBorders>
-            <w:shd w:val="clear" w:color="auto" w:fill="FFF1CC"/>
-          </w:tcPr>
-          <w:p>
-            <w:pPr>
-              <w:rPr>
-                <w:sz w:val="2"/>
-                <w:szCs w:val="2"/>
-              </w:rPr>
-            </w:pPr>
-          </w:p>
-        </w:tc>
-        <w:tc>
-          <w:tcPr>
-            <w:tcW w:w="460" w:type="dxa"/>
-            <w:tcBorders>
-              <w:top w:val="single" w:sz="8" w:space="0" w:color="000000"/>
-              <w:left w:val="single" w:sz="8" w:space="0" w:color="000000"/>
-              <w:bottom w:val="single" w:sz="8" w:space="0" w:color="000000"/>
-              <w:right w:val="single" w:sz="8" w:space="0" w:color="000000"/>
-            </w:tcBorders>
-          </w:tcPr>
-          <w:p>
-            <w:pPr>
-              <w:pStyle w:val="TableParagraph"/>
-              <w:spacing w:before="111"/>
-              <w:ind w:left="0" w:right="91"/>
-              <w:jc w:val="center"/>
-            </w:pPr>
-            <w:r>
-              <w:rPr>
-                <w:spacing w:val="-10"/>
-              </w:rPr>
-              <w:t>5</w:t>
-            </w:r>
-          </w:p>
-        </w:tc>
-        <w:tc>
-          <w:tcPr>
-            <w:tcW w:w="4200" w:type="dxa"/>
-            <w:tcBorders>
-              <w:top w:val="single" w:sz="8" w:space="0" w:color="000000"/>
-              <w:left w:val="single" w:sz="8" w:space="0" w:color="000000"/>
-              <w:bottom w:val="single" w:sz="8" w:space="0" w:color="000000"/>
-              <w:right w:val="single" w:sz="8" w:space="0" w:color="000000"/>
-            </w:tcBorders>
-          </w:tcPr>
-          <w:p>
-            <w:pPr>
-              <w:pStyle w:val="TableParagraph"/>
-              <w:spacing w:before="116"/>
-            </w:pPr>
-            <w:r>
-              <w:rPr>
-                <w:spacing w:val="-2"/>
-              </w:rPr>
-              <w:t>El visitante confirma la creación del usuario</w:t>
-            </w:r>
-          </w:p>
-        </w:tc>
-        <w:tc>
-          <w:tcPr>
-            <w:tcW w:w="4680" w:type="dxa"/>
-            <w:tcBorders>
-              <w:top w:val="single" w:sz="8" w:space="0" w:color="000000"/>
-              <w:left w:val="single" w:sz="8" w:space="0" w:color="000000"/>
-              <w:bottom w:val="single" w:sz="8" w:space="0" w:color="000000"/>
-              <w:right w:val="single" w:sz="8" w:space="0" w:color="000000"/>
-            </w:tcBorders>
-          </w:tcPr>
-          <w:p>
-            <w:pPr>
-              <w:pStyle w:val="TableParagraph"/>
-              <w:spacing w:before="115" w:after="115"/>
-            </w:pPr>
-            <w:r>
-              <w:rPr>
-                <w:spacing w:val="-5"/>
-              </w:rPr>
-              <w:t xml:space="preserve">La cuenta es registrada en la base de datos, el visitante es informado de que la creación fue exitosa y es enviado a la </w:t>
-            </w:r>
-            <w:r>
-              <w:rPr>
-                <w:spacing w:val="-5"/>
-              </w:rPr>
-              <w:t>página</w:t>
-            </w:r>
-            <w:r>
-              <w:rPr>
-                <w:spacing w:val="-5"/>
-              </w:rPr>
-              <w:t xml:space="preserve"> de inicio.</w:t>
+              <w:t xml:space="preserve">El sistema crea el registro en la tabla usuario con el Clerk ID como </w:t>
+            </w:r>
+            <w:proofErr w:type="spellStart"/>
+            <w:r>
+              <w:rPr>
+                <w:spacing w:val="-2"/>
+              </w:rPr>
+              <w:t>id_usuario</w:t>
+            </w:r>
+            <w:proofErr w:type="spellEnd"/>
+            <w:r>
+              <w:rPr>
+                <w:spacing w:val="-2"/>
+              </w:rPr>
+              <w:t xml:space="preserve"> y los datos del perfil extendido (nombre, apellido, teléfono, </w:t>
+            </w:r>
+            <w:proofErr w:type="spellStart"/>
+            <w:proofErr w:type="gramStart"/>
+            <w:r>
+              <w:rPr>
+                <w:spacing w:val="-2"/>
+              </w:rPr>
+              <w:t>ciudad</w:t>
+            </w:r>
+            <w:r>
+              <w:rPr>
+                <w:spacing w:val="-2"/>
+              </w:rPr>
+              <w:t>,etc</w:t>
+            </w:r>
+            <w:proofErr w:type="spellEnd"/>
+            <w:proofErr w:type="gramEnd"/>
+            <w:r>
+              <w:rPr>
+                <w:spacing w:val="-2"/>
+              </w:rPr>
+              <w:t>)</w:t>
             </w:r>
           </w:p>
         </w:tc>
@@ -1088,7 +944,8 @@
         </w:tc>
         <w:tc>
           <w:tcPr>
-            <w:tcW w:w="4200" w:type="dxa"/>
+            <w:tcW w:w="9032" w:type="dxa"/>
+            <w:gridSpan w:val="2"/>
             <w:tcBorders>
               <w:top w:val="single" w:sz="8" w:space="0" w:color="000000"/>
               <w:left w:val="single" w:sz="8" w:space="0" w:color="000000"/>
@@ -1129,34 +986,12 @@
               </w:rPr>
               <w:t>(actor)</w:t>
             </w:r>
-          </w:p>
-        </w:tc>
-        <w:tc>
-          <w:tcPr>
-            <w:tcW w:w="4680" w:type="dxa"/>
-            <w:tcBorders>
-              <w:top w:val="single" w:sz="8" w:space="0" w:color="000000"/>
-              <w:left w:val="single" w:sz="8" w:space="0" w:color="000000"/>
-              <w:bottom w:val="single" w:sz="8" w:space="0" w:color="000000"/>
-              <w:right w:val="single" w:sz="8" w:space="0" w:color="000000"/>
-            </w:tcBorders>
-            <w:shd w:val="clear" w:color="auto" w:fill="D9E9D3"/>
-          </w:tcPr>
-          <w:p>
-            <w:pPr>
-              <w:pStyle w:val="TableParagraph"/>
-              <w:spacing w:before="106"/>
-              <w:rPr>
-                <w:rFonts w:ascii="Arial" w:hAnsi="Arial"/>
-                <w:b/>
-              </w:rPr>
-            </w:pPr>
-            <w:r>
-              <w:rPr>
-                <w:rFonts w:ascii="Arial" w:hAnsi="Arial"/>
-                <w:b/>
-              </w:rPr>
-              <w:t>Reacción</w:t>
+            <w:r>
+              <w:rPr>
+                <w:rFonts w:ascii="Arial" w:hAnsi="Arial"/>
+                <w:b/>
+              </w:rPr>
+              <w:t xml:space="preserve"> y Reacción</w:t>
             </w:r>
             <w:r>
               <w:rPr>
@@ -1172,7 +1007,25 @@
                 <w:b/>
                 <w:spacing w:val="-2"/>
               </w:rPr>
-              <w:t>(sistema)</w:t>
+              <w:t>(sistema</w:t>
+            </w:r>
+            <w:proofErr w:type="gramStart"/>
+            <w:r>
+              <w:rPr>
+                <w:rFonts w:ascii="Arial" w:hAnsi="Arial"/>
+                <w:b/>
+                <w:spacing w:val="-2"/>
+              </w:rPr>
+              <w:t>) :</w:t>
+            </w:r>
+            <w:proofErr w:type="gramEnd"/>
+            <w:r>
+              <w:rPr>
+                <w:rFonts w:ascii="Arial" w:hAnsi="Arial"/>
+                <w:b/>
+                <w:spacing w:val="-2"/>
+              </w:rPr>
+              <w:t xml:space="preserve"> aclaración</w:t>
             </w:r>
           </w:p>
         </w:tc>
@@ -1229,7 +1082,8 @@
         </w:tc>
         <w:tc>
           <w:tcPr>
-            <w:tcW w:w="4200" w:type="dxa"/>
+            <w:tcW w:w="9032" w:type="dxa"/>
+            <w:gridSpan w:val="2"/>
             <w:tcBorders>
               <w:top w:val="single" w:sz="8" w:space="0" w:color="000000"/>
               <w:left w:val="single" w:sz="8" w:space="0" w:color="000000"/>
@@ -1244,281 +1098,24 @@
               <w:ind w:right="178"/>
             </w:pPr>
             <w:r>
-              <w:t xml:space="preserve">El visitante ingresa un correo </w:t>
-            </w:r>
-            <w:r>
-              <w:t>electrónico</w:t>
-            </w:r>
-            <w:r>
-              <w:t xml:space="preserve"> que </w:t>
-            </w:r>
-            <w:r>
-              <w:t>este asignado</w:t>
-            </w:r>
-            <w:r>
-              <w:t xml:space="preserve"> a otro usuario</w:t>
-            </w:r>
-            <w:r>
-              <w:t>.</w:t>
-            </w:r>
-          </w:p>
-        </w:tc>
-        <w:tc>
-          <w:tcPr>
-            <w:tcW w:w="4680" w:type="dxa"/>
+              <w:t>Las validaciones de correo duplicado y formato de contraseña son responsabilidad de Clerk. El sistema solo maneja errores en la sincronización del perfil extendido.</w:t>
+            </w:r>
+          </w:p>
+        </w:tc>
+      </w:tr>
+      <w:tr>
+        <w:trPr>
+          <w:trHeight w:val="489"/>
+        </w:trPr>
+        <w:tc>
+          <w:tcPr>
+            <w:tcW w:w="1760" w:type="dxa"/>
             <w:tcBorders>
               <w:top w:val="single" w:sz="8" w:space="0" w:color="000000"/>
               <w:left w:val="single" w:sz="8" w:space="0" w:color="000000"/>
               <w:bottom w:val="single" w:sz="8" w:space="0" w:color="000000"/>
               <w:right w:val="single" w:sz="8" w:space="0" w:color="000000"/>
             </w:tcBorders>
-          </w:tcPr>
-          <w:p>
-            <w:pPr>
-              <w:pStyle w:val="TableParagraph"/>
-              <w:spacing w:line="257" w:lineRule="auto"/>
-            </w:pPr>
-            <w:r>
-              <w:t>El sistema notifica al visitante de que el correo electrónico ingresado ya se encuentra en uso</w:t>
-            </w:r>
-            <w:r>
-              <w:t>.</w:t>
-            </w:r>
-          </w:p>
-        </w:tc>
-      </w:tr>
-      <w:tr>
-        <w:trPr>
-          <w:trHeight w:val="460"/>
-        </w:trPr>
-        <w:tc>
-          <w:tcPr>
-            <w:tcW w:w="1760" w:type="dxa"/>
-            <w:tcBorders>
-              <w:top w:val="single" w:sz="8" w:space="0" w:color="000000"/>
-              <w:left w:val="single" w:sz="8" w:space="0" w:color="000000"/>
-              <w:bottom w:val="single" w:sz="8" w:space="0" w:color="000000"/>
-              <w:right w:val="single" w:sz="8" w:space="0" w:color="000000"/>
-            </w:tcBorders>
-            <w:shd w:val="clear" w:color="auto" w:fill="FFF1CC"/>
-          </w:tcPr>
-          <w:p>
-            <w:pPr>
-              <w:pStyle w:val="TableParagraph"/>
-              <w:spacing w:before="0"/>
-              <w:ind w:left="0"/>
-              <w:rPr>
-                <w:rFonts w:ascii="Times New Roman" w:hAnsi="Times New Roman"/>
-              </w:rPr>
-            </w:pPr>
-          </w:p>
-        </w:tc>
-        <w:tc>
-          <w:tcPr>
-            <w:tcW w:w="460" w:type="dxa"/>
-            <w:tcBorders>
-              <w:top w:val="single" w:sz="8" w:space="0" w:color="000000"/>
-              <w:left w:val="single" w:sz="8" w:space="0" w:color="000000"/>
-              <w:bottom w:val="single" w:sz="8" w:space="0" w:color="000000"/>
-              <w:right w:val="single" w:sz="8" w:space="0" w:color="000000"/>
-            </w:tcBorders>
-          </w:tcPr>
-          <w:p>
-            <w:pPr>
-              <w:pStyle w:val="TableParagraph"/>
-              <w:spacing w:before="106"/>
-              <w:ind w:left="61" w:right="91"/>
-              <w:jc w:val="center"/>
-            </w:pPr>
-            <w:r>
-              <w:rPr>
-                <w:spacing w:val="-5"/>
-              </w:rPr>
-              <w:t>2</w:t>
-            </w:r>
-          </w:p>
-        </w:tc>
-        <w:tc>
-          <w:tcPr>
-            <w:tcW w:w="4200" w:type="dxa"/>
-            <w:tcBorders>
-              <w:top w:val="single" w:sz="8" w:space="0" w:color="000000"/>
-              <w:left w:val="single" w:sz="8" w:space="0" w:color="000000"/>
-              <w:bottom w:val="single" w:sz="8" w:space="0" w:color="000000"/>
-              <w:right w:val="single" w:sz="8" w:space="0" w:color="000000"/>
-            </w:tcBorders>
-          </w:tcPr>
-          <w:p>
-            <w:pPr>
-              <w:pStyle w:val="TableParagraph"/>
-              <w:spacing w:before="115" w:after="115"/>
-            </w:pPr>
-            <w:r>
-              <w:rPr>
-                <w:spacing w:val="-2"/>
-              </w:rPr>
-              <w:t>El visitante ingresa una contraseña de confirmación diferente a la original</w:t>
-            </w:r>
-            <w:r>
-              <w:rPr>
-                <w:spacing w:val="-2"/>
-              </w:rPr>
-              <w:t>.</w:t>
-            </w:r>
-          </w:p>
-        </w:tc>
-        <w:tc>
-          <w:tcPr>
-            <w:tcW w:w="4680" w:type="dxa"/>
-            <w:tcBorders>
-              <w:top w:val="single" w:sz="8" w:space="0" w:color="000000"/>
-              <w:left w:val="single" w:sz="8" w:space="0" w:color="000000"/>
-              <w:bottom w:val="single" w:sz="8" w:space="0" w:color="000000"/>
-              <w:right w:val="single" w:sz="8" w:space="0" w:color="000000"/>
-            </w:tcBorders>
-          </w:tcPr>
-          <w:p>
-            <w:pPr>
-              <w:pStyle w:val="TableParagraph"/>
-              <w:spacing w:before="115" w:after="115"/>
-            </w:pPr>
-            <w:r>
-              <w:rPr>
-                <w:spacing w:val="-2"/>
-              </w:rPr>
-              <w:t>El sistema notifica al visitante de que las contraseñas no coinciden</w:t>
-            </w:r>
-            <w:r>
-              <w:rPr>
-                <w:spacing w:val="-2"/>
-              </w:rPr>
-              <w:t>.</w:t>
-            </w:r>
-          </w:p>
-        </w:tc>
-      </w:tr>
-      <w:tr>
-        <w:trPr>
-          <w:trHeight w:val="479"/>
-        </w:trPr>
-        <w:tc>
-          <w:tcPr>
-            <w:tcW w:w="1760" w:type="dxa"/>
-            <w:tcBorders>
-              <w:top w:val="single" w:sz="8" w:space="0" w:color="000000"/>
-              <w:left w:val="single" w:sz="8" w:space="0" w:color="000000"/>
-              <w:bottom w:val="single" w:sz="8" w:space="0" w:color="000000"/>
-              <w:right w:val="single" w:sz="8" w:space="0" w:color="000000"/>
-            </w:tcBorders>
-            <w:shd w:val="clear" w:color="auto" w:fill="FFF1CC"/>
-          </w:tcPr>
-          <w:p>
-            <w:pPr>
-              <w:pStyle w:val="TableParagraph"/>
-              <w:spacing w:before="0"/>
-              <w:ind w:left="0"/>
-              <w:rPr>
-                <w:rFonts w:ascii="Times New Roman" w:hAnsi="Times New Roman"/>
-              </w:rPr>
-            </w:pPr>
-          </w:p>
-        </w:tc>
-        <w:tc>
-          <w:tcPr>
-            <w:tcW w:w="460" w:type="dxa"/>
-            <w:tcBorders>
-              <w:top w:val="single" w:sz="8" w:space="0" w:color="000000"/>
-              <w:left w:val="single" w:sz="8" w:space="0" w:color="000000"/>
-              <w:bottom w:val="single" w:sz="8" w:space="0" w:color="000000"/>
-              <w:right w:val="single" w:sz="8" w:space="0" w:color="000000"/>
-            </w:tcBorders>
-          </w:tcPr>
-          <w:p>
-            <w:pPr>
-              <w:pStyle w:val="TableParagraph"/>
-              <w:ind w:left="0" w:right="91"/>
-              <w:jc w:val="center"/>
-            </w:pPr>
-            <w:r>
-              <w:rPr>
-                <w:spacing w:val="-10"/>
-              </w:rPr>
-              <w:t>3</w:t>
-            </w:r>
-          </w:p>
-        </w:tc>
-        <w:tc>
-          <w:tcPr>
-            <w:tcW w:w="4200" w:type="dxa"/>
-            <w:tcBorders>
-              <w:top w:val="single" w:sz="8" w:space="0" w:color="000000"/>
-              <w:left w:val="single" w:sz="8" w:space="0" w:color="000000"/>
-              <w:bottom w:val="single" w:sz="8" w:space="0" w:color="000000"/>
-              <w:right w:val="single" w:sz="8" w:space="0" w:color="000000"/>
-            </w:tcBorders>
-          </w:tcPr>
-          <w:p>
-            <w:pPr>
-              <w:pStyle w:val="TableParagraph"/>
-              <w:spacing w:before="115" w:after="115"/>
-            </w:pPr>
-            <w:r>
-              <w:rPr>
-                <w:spacing w:val="-2"/>
-              </w:rPr>
-              <w:t>El visitante ingresa un dato con formato incorrecto</w:t>
-            </w:r>
-            <w:r>
-              <w:rPr>
-                <w:spacing w:val="-2"/>
-              </w:rPr>
-              <w:t>.</w:t>
-            </w:r>
-          </w:p>
-        </w:tc>
-        <w:tc>
-          <w:tcPr>
-            <w:tcW w:w="4680" w:type="dxa"/>
-            <w:tcBorders>
-              <w:top w:val="single" w:sz="8" w:space="0" w:color="000000"/>
-              <w:left w:val="single" w:sz="8" w:space="0" w:color="000000"/>
-              <w:bottom w:val="single" w:sz="8" w:space="0" w:color="000000"/>
-              <w:right w:val="single" w:sz="8" w:space="0" w:color="000000"/>
-            </w:tcBorders>
-          </w:tcPr>
-          <w:p>
-            <w:pPr>
-              <w:pStyle w:val="TableParagraph"/>
-              <w:spacing w:before="115" w:after="115"/>
-            </w:pPr>
-            <w:r>
-              <w:rPr>
-                <w:spacing w:val="-2"/>
-              </w:rPr>
-              <w:t>El sistema notifica al visitante del formato esperado y solicitar la corrección</w:t>
-            </w:r>
-            <w:r>
-              <w:rPr>
-                <w:spacing w:val="-2"/>
-              </w:rPr>
-              <w:t>.</w:t>
-            </w:r>
-          </w:p>
-        </w:tc>
-      </w:tr>
-      <w:tr>
-        <w:trPr>
-          <w:trHeight w:val="489"/>
-        </w:trPr>
-        <w:tc>
-          <w:tcPr>
-            <w:tcW w:w="1760" w:type="dxa"/>
-            <w:tcBorders>
-              <w:top w:val="single" w:sz="8" w:space="0" w:color="000000"/>
-              <w:left w:val="single" w:sz="8" w:space="0" w:color="000000"/>
-              <w:bottom w:val="single" w:sz="8" w:space="0" w:color="000000"/>
-              <w:right w:val="single" w:sz="8" w:space="0" w:color="000000"/>
-            </w:tcBorders>
             <w:shd w:val="clear" w:color="auto" w:fill="FFF1CC"/>
           </w:tcPr>
           <w:p>
@@ -1542,7 +1139,7 @@
         </w:tc>
         <w:tc>
           <w:tcPr>
-            <w:tcW w:w="9340" w:type="dxa"/>
+            <w:tcW w:w="9492" w:type="dxa"/>
             <w:gridSpan w:val="3"/>
             <w:tcBorders>
               <w:top w:val="single" w:sz="8" w:space="0" w:color="000000"/>
@@ -1610,7 +1207,7 @@
         </w:tc>
         <w:tc>
           <w:tcPr>
-            <w:tcW w:w="9340" w:type="dxa"/>
+            <w:tcW w:w="9492" w:type="dxa"/>
             <w:gridSpan w:val="3"/>
             <w:tcBorders>
               <w:top w:val="single" w:sz="8" w:space="0" w:color="000000"/>
@@ -1796,7 +1393,7 @@
         </w:tc>
         <w:tc>
           <w:tcPr>
-            <w:tcW w:w="9340" w:type="dxa"/>
+            <w:tcW w:w="9492" w:type="dxa"/>
             <w:gridSpan w:val="3"/>
             <w:tcBorders>
               <w:top w:val="single" w:sz="8" w:space="0" w:color="000000"/>
@@ -1861,7 +1458,7 @@
         </w:tc>
         <w:tc>
           <w:tcPr>
-            <w:tcW w:w="9340" w:type="dxa"/>
+            <w:tcW w:w="9492" w:type="dxa"/>
             <w:gridSpan w:val="3"/>
             <w:tcBorders>
               <w:top w:val="single" w:sz="8" w:space="0" w:color="000000"/>
@@ -1926,7 +1523,7 @@
         </w:tc>
         <w:tc>
           <w:tcPr>
-            <w:tcW w:w="9340" w:type="dxa"/>
+            <w:tcW w:w="9492" w:type="dxa"/>
             <w:gridSpan w:val="3"/>
             <w:tcBorders>
               <w:top w:val="single" w:sz="8" w:space="0" w:color="000000"/>
@@ -1942,10 +1539,7 @@
               <w:ind w:left="111"/>
             </w:pPr>
             <w:r>
-              <w:rPr>
-                <w:spacing w:val="-2"/>
-              </w:rPr>
-              <w:t>-</w:t>
+              <w:t>La autenticación y gestión de credenciales es delegada completamente a Clerk (ver ADR de autenticación). El sistema no almacena contraseñas.</w:t>
             </w:r>
           </w:p>
         </w:tc>
@@ -2125,7 +1719,7 @@
               <w:rPr>
                 <w:spacing w:val="-2"/>
               </w:rPr>
-              <w:t>Un visitante registrado ingresa como usuario al sistema.</w:t>
+              <w:t>Un visitante registrado inicia sesión a través del componente de autenticación de Clerk. El sistema valida la sesión activa y permite el acceso.</w:t>
             </w:r>
           </w:p>
         </w:tc>
@@ -2564,7 +2158,21 @@
               <w:rPr>
                 <w:spacing w:val="-2"/>
               </w:rPr>
-              <w:t>El visitante ingresa su correo electrónico</w:t>
+              <w:t xml:space="preserve">El visitante completa el formulario de </w:t>
+            </w:r>
+            <w:proofErr w:type="spellStart"/>
+            <w:r>
+              <w:rPr>
+                <w:spacing w:val="-2"/>
+              </w:rPr>
+              <w:t>login</w:t>
+            </w:r>
+            <w:proofErr w:type="spellEnd"/>
+            <w:r>
+              <w:rPr>
+                <w:spacing w:val="-2"/>
+              </w:rPr>
+              <w:t xml:space="preserve"> provisto por Clerk</w:t>
             </w:r>
           </w:p>
         </w:tc>
@@ -2583,10 +2191,7 @@
               <w:pStyle w:val="TableParagraph"/>
             </w:pPr>
             <w:r>
-              <w:rPr>
-                <w:spacing w:val="-2"/>
-              </w:rPr>
-              <w:t>-</w:t>
+              <w:t>Clerk valida las credenciales contra su sistema</w:t>
             </w:r>
           </w:p>
         </w:tc>
@@ -2656,10 +2261,7 @@
               <w:spacing w:before="116"/>
             </w:pPr>
             <w:r>
-              <w:rPr>
-                <w:spacing w:val="-2"/>
-              </w:rPr>
-              <w:t>El visitante ingresa su contraseña</w:t>
+              <w:t>Clerk emite un token de sesión válido</w:t>
             </w:r>
           </w:p>
         </w:tc>
@@ -2678,11 +2280,21 @@
               <w:pStyle w:val="TableParagraph"/>
               <w:spacing w:before="116"/>
             </w:pPr>
-            <w:r>
-              <w:rPr>
-                <w:spacing w:val="-2"/>
-              </w:rPr>
-              <w:t>-</w:t>
+            <w:proofErr w:type="spellStart"/>
+            <w:r>
+              <w:t>válidoEl</w:t>
+            </w:r>
+            <w:proofErr w:type="spellEnd"/>
+            <w:r>
+              <w:t xml:space="preserve"> sistema verifica el token en cada </w:t>
+            </w:r>
+            <w:proofErr w:type="spellStart"/>
+            <w:r>
+              <w:t>request</w:t>
+            </w:r>
+            <w:proofErr w:type="spellEnd"/>
+            <w:r>
+              <w:t xml:space="preserve"> subsiguiente vía middleware de Clerk</w:t>
             </w:r>
           </w:p>
         </w:tc>
@@ -2753,7 +2365,7 @@
               <w:rPr>
                 <w:spacing w:val="-2"/>
               </w:rPr>
-              <w:t>El visitante confirma el inicio de sesión</w:t>
+              <w:t>-</w:t>
             </w:r>
           </w:p>
         </w:tc>
@@ -2776,31 +2388,7 @@
               <w:rPr>
                 <w:spacing w:val="-2"/>
               </w:rPr>
-              <w:t xml:space="preserve">El sistema encripta la contraseña y la valida en la base de datos junto al correo electrónico, luego, se </w:t>
-            </w:r>
-            <w:r>
-              <w:rPr>
-                <w:spacing w:val="-2"/>
-              </w:rPr>
-              <w:t>envía</w:t>
-            </w:r>
-            <w:r>
-              <w:rPr>
-                <w:spacing w:val="-2"/>
-              </w:rPr>
-              <w:t xml:space="preserve"> al usuario a la </w:t>
-            </w:r>
-            <w:r>
-              <w:rPr>
-                <w:spacing w:val="-2"/>
-              </w:rPr>
-              <w:t>página</w:t>
-            </w:r>
-            <w:r>
-              <w:rPr>
-                <w:spacing w:val="-2"/>
-              </w:rPr>
-              <w:t xml:space="preserve"> de inicio ya estando autenticado</w:t>
+              <w:t>El sistema recupera el perfil extendido del usuario desde la tabla usuario usando el Clerk ID y redirige al inicio</w:t>
             </w:r>
           </w:p>
         </w:tc>
@@ -2867,7 +2455,8 @@
         </w:tc>
         <w:tc>
           <w:tcPr>
-            <w:tcW w:w="4200" w:type="dxa"/>
+            <w:tcW w:w="8880" w:type="dxa"/>
+            <w:gridSpan w:val="2"/>
             <w:tcBorders>
               <w:top w:val="single" w:sz="8" w:space="0" w:color="000000"/>
               <w:left w:val="single" w:sz="8" w:space="0" w:color="000000"/>
@@ -2908,34 +2497,12 @@
               </w:rPr>
               <w:t>(actor)</w:t>
             </w:r>
-          </w:p>
-        </w:tc>
-        <w:tc>
-          <w:tcPr>
-            <w:tcW w:w="4680" w:type="dxa"/>
-            <w:tcBorders>
-              <w:top w:val="single" w:sz="8" w:space="0" w:color="000000"/>
-              <w:left w:val="single" w:sz="8" w:space="0" w:color="000000"/>
-              <w:bottom w:val="single" w:sz="8" w:space="0" w:color="000000"/>
-              <w:right w:val="single" w:sz="8" w:space="0" w:color="000000"/>
-            </w:tcBorders>
-            <w:shd w:val="clear" w:color="auto" w:fill="D9E9D3"/>
-          </w:tcPr>
-          <w:p>
-            <w:pPr>
-              <w:pStyle w:val="TableParagraph"/>
-              <w:spacing w:before="106"/>
-              <w:rPr>
-                <w:rFonts w:ascii="Arial" w:hAnsi="Arial"/>
-                <w:b/>
-              </w:rPr>
-            </w:pPr>
-            <w:r>
-              <w:rPr>
-                <w:rFonts w:ascii="Arial" w:hAnsi="Arial"/>
-                <w:b/>
-              </w:rPr>
-              <w:t>Reacción</w:t>
+            <w:r>
+              <w:rPr>
+                <w:rFonts w:ascii="Arial" w:hAnsi="Arial"/>
+                <w:b/>
+              </w:rPr>
+              <w:t xml:space="preserve"> y Reacción</w:t>
             </w:r>
             <w:r>
               <w:rPr>
@@ -2951,7 +2518,7 @@
                 <w:b/>
                 <w:spacing w:val="-2"/>
               </w:rPr>
-              <w:t>(sistema)</w:t>
+              <w:t>(sistema): aclaración</w:t>
             </w:r>
           </w:p>
         </w:tc>
@@ -3008,7 +2575,8 @@
         </w:tc>
         <w:tc>
           <w:tcPr>
-            <w:tcW w:w="4200" w:type="dxa"/>
+            <w:tcW w:w="8880" w:type="dxa"/>
+            <w:gridSpan w:val="2"/>
             <w:tcBorders>
               <w:top w:val="single" w:sz="8" w:space="0" w:color="000000"/>
               <w:left w:val="single" w:sz="8" w:space="0" w:color="000000"/>
@@ -3020,143 +2588,9 @@
             <w:pPr>
               <w:pStyle w:val="TableParagraph"/>
               <w:spacing w:line="257" w:lineRule="auto"/>
-              <w:ind w:right="178"/>
-            </w:pPr>
-            <w:r>
-              <w:t>El visitante confirma el log in con una contraseña incorrecta para el correo electrónico ingresado</w:t>
-            </w:r>
-          </w:p>
-        </w:tc>
-        <w:tc>
-          <w:tcPr>
-            <w:tcW w:w="4680" w:type="dxa"/>
-            <w:tcBorders>
-              <w:top w:val="single" w:sz="8" w:space="0" w:color="000000"/>
-              <w:left w:val="single" w:sz="8" w:space="0" w:color="000000"/>
-              <w:bottom w:val="single" w:sz="8" w:space="0" w:color="000000"/>
-              <w:right w:val="single" w:sz="8" w:space="0" w:color="000000"/>
-            </w:tcBorders>
-          </w:tcPr>
-          <w:p>
-            <w:pPr>
-              <w:pStyle w:val="TableParagraph"/>
-              <w:spacing w:line="257" w:lineRule="auto"/>
-            </w:pPr>
-            <w:r>
-              <w:rPr>
-                <w:spacing w:val="-2"/>
-              </w:rPr>
-              <w:t>El sistema rechaza la operación y notifica al visitante de que la contraseña es incorrecta</w:t>
-            </w:r>
-          </w:p>
-        </w:tc>
-      </w:tr>
-      <w:tr>
-        <w:trPr>
-          <w:trHeight w:val="460"/>
-        </w:trPr>
-        <w:tc>
-          <w:tcPr>
-            <w:tcW w:w="1760" w:type="dxa"/>
-            <w:tcBorders>
-              <w:top w:val="single" w:sz="8" w:space="0" w:color="000000"/>
-              <w:left w:val="single" w:sz="8" w:space="0" w:color="000000"/>
-              <w:bottom w:val="single" w:sz="8" w:space="0" w:color="000000"/>
-              <w:right w:val="single" w:sz="8" w:space="0" w:color="000000"/>
-            </w:tcBorders>
-            <w:shd w:val="clear" w:color="auto" w:fill="FFF1CC"/>
-          </w:tcPr>
-          <w:p>
-            <w:pPr>
-              <w:pStyle w:val="TableParagraph"/>
-              <w:spacing w:before="0"/>
-              <w:ind w:left="0"/>
-              <w:rPr>
-                <w:rFonts w:ascii="Times New Roman" w:hAnsi="Times New Roman"/>
-              </w:rPr>
-            </w:pPr>
-          </w:p>
-        </w:tc>
-        <w:tc>
-          <w:tcPr>
-            <w:tcW w:w="460" w:type="dxa"/>
-            <w:tcBorders>
-              <w:top w:val="single" w:sz="8" w:space="0" w:color="000000"/>
-              <w:left w:val="single" w:sz="8" w:space="0" w:color="000000"/>
-              <w:bottom w:val="single" w:sz="8" w:space="0" w:color="000000"/>
-              <w:right w:val="single" w:sz="8" w:space="0" w:color="000000"/>
-            </w:tcBorders>
-          </w:tcPr>
-          <w:p>
-            <w:pPr>
-              <w:pStyle w:val="TableParagraph"/>
-              <w:spacing w:before="106"/>
-              <w:ind w:left="61" w:right="91"/>
-              <w:jc w:val="center"/>
-            </w:pPr>
-            <w:r>
-              <w:rPr>
-                <w:spacing w:val="-5"/>
-              </w:rPr>
-              <w:t>2</w:t>
-            </w:r>
-          </w:p>
-        </w:tc>
-        <w:tc>
-          <w:tcPr>
-            <w:tcW w:w="4200" w:type="dxa"/>
-            <w:tcBorders>
-              <w:top w:val="single" w:sz="8" w:space="0" w:color="000000"/>
-              <w:left w:val="single" w:sz="8" w:space="0" w:color="000000"/>
-              <w:bottom w:val="single" w:sz="8" w:space="0" w:color="000000"/>
-              <w:right w:val="single" w:sz="8" w:space="0" w:color="000000"/>
-            </w:tcBorders>
-          </w:tcPr>
-          <w:p>
-            <w:pPr>
-              <w:pStyle w:val="TableParagraph"/>
-              <w:spacing w:before="116"/>
-            </w:pPr>
-            <w:r>
-              <w:rPr>
-                <w:spacing w:val="-2"/>
-              </w:rPr>
-              <w:t>El visitante confirma el log in con un correo electrónico no registrado</w:t>
-            </w:r>
-          </w:p>
-        </w:tc>
-        <w:tc>
-          <w:tcPr>
-            <w:tcW w:w="4680" w:type="dxa"/>
-            <w:tcBorders>
-              <w:top w:val="single" w:sz="8" w:space="0" w:color="000000"/>
-              <w:left w:val="single" w:sz="8" w:space="0" w:color="000000"/>
-              <w:bottom w:val="single" w:sz="8" w:space="0" w:color="000000"/>
-              <w:right w:val="single" w:sz="8" w:space="0" w:color="000000"/>
-            </w:tcBorders>
-          </w:tcPr>
-          <w:p>
-            <w:pPr>
-              <w:pStyle w:val="TableParagraph"/>
-              <w:spacing w:before="101" w:after="115"/>
-            </w:pPr>
-            <w:r>
-              <w:rPr>
-                <w:spacing w:val="-5"/>
-              </w:rPr>
-              <w:t xml:space="preserve">El sistema rechaza la operación y notifica al visitante de que </w:t>
-            </w:r>
-            <w:r>
-              <w:rPr>
-                <w:spacing w:val="-5"/>
-              </w:rPr>
-              <w:t>ningún</w:t>
-            </w:r>
-            <w:r>
-              <w:rPr>
-                <w:spacing w:val="-5"/>
-              </w:rPr>
-              <w:t xml:space="preserve"> usuario está registrado con el correo electrónico ingresado</w:t>
+            </w:pPr>
+            <w:r>
+              <w:t>Los errores de credenciales incorrectas y correo no registrado son manejados y notificados por Clerk directamente. El sistema solo maneja el caso en que el Clerk ID no tiene perfil extendido sincronizado — en ese caso redirige al flujo de completar perfil.</w:t>
             </w:r>
           </w:p>
         </w:tc>
@@ -3213,19 +2647,10 @@
               <w:ind w:left="111" w:right="28"/>
             </w:pPr>
             <w:r>
-              <w:t>Validación de credenciales y acceso al sistema en un máximo de 15</w:t>
-            </w:r>
-            <w:r>
-              <w:t>00</w:t>
-            </w:r>
-            <w:r>
-              <w:t xml:space="preserve"> </w:t>
-            </w:r>
-            <w:r>
-              <w:t>mili</w:t>
-            </w:r>
-            <w:r>
-              <w:t>segundos.</w:t>
+              <w:t>La validación de credenciales es responsabilidad de Clerk. El tiempo del sistema se mide desde que recibe el token válido hasta que retorna el perfil extendido — máximo 500ms</w:t>
+            </w:r>
+            <w:r>
+              <w:t>.</w:t>
             </w:r>
           </w:p>
         </w:tc>
@@ -10190,7 +9615,10 @@
               <w:spacing w:before="16"/>
             </w:pPr>
             <w:r>
-              <w:t xml:space="preserve">Si la cancha tiene reservas futuras, el sistema dispara el caso de uso </w:t>
+              <w:t>s</w:t>
+            </w:r>
+            <w:r>
+              <w:t>i la cancha tiene reservas futuras, el sistema dispara una notificación a los jugadores afectados informando la cancelación y bloquea la baja hasta que las reservas sean canceladas o reubicadas manualmente.</w:t>
             </w:r>
           </w:p>
         </w:tc>
@@ -10247,7 +9675,15 @@
               <w:ind w:left="0"/>
             </w:pPr>
             <w:r>
-              <w:t>El administrador confirma la eliminación de la cancha.</w:t>
+              <w:t xml:space="preserve">El sistema marca la cancha como inactiva (activa = false), la oculta del </w:t>
+            </w:r>
+            <w:proofErr w:type="spellStart"/>
+            <w:r>
+              <w:t>turnero</w:t>
+            </w:r>
+            <w:proofErr w:type="spellEnd"/>
+            <w:r>
+              <w:t xml:space="preserve"> público y muestra mensaje de éxito.</w:t>
             </w:r>
           </w:p>
         </w:tc>
@@ -10261,7 +9697,13 @@
               <w:spacing w:before="116"/>
             </w:pPr>
             <w:r>
-              <w:t>El sistema actualiza el estado de la cancha a "Inactiva", registra la acción en el log de auditoría y muestra mensaje de éxito.</w:t>
+              <w:t xml:space="preserve">El sistema actualiza el estado de la cancha a "Inactiva", </w:t>
+            </w:r>
+            <w:r>
+              <w:t>registra la acción en el log de la aplicación</w:t>
+            </w:r>
+            <w:r>
+              <w:t>.</w:t>
             </w:r>
           </w:p>
         </w:tc>
@@ -38177,10 +37619,7 @@
               <w:spacing w:before="116"/>
             </w:pPr>
             <w:r>
-              <w:t>El organizador selecciona la opción "Rechazar" sobre la solicitud de un jugador específico</w:t>
-            </w:r>
-            <w:r>
-              <w:t>.</w:t>
+              <w:t>El administrador selecciona el formato de exportación deseado (PDF o Excel).</w:t>
             </w:r>
           </w:p>
         </w:tc>
@@ -38790,6 +38229,4965 @@
         </w:tc>
       </w:tr>
     </w:tbl>
+    <w:p>
+      <w:pPr>
+        <w:widowControl/>
+      </w:pPr>
+    </w:p>
+    <w:p>
+      <w:pPr>
+        <w:widowControl/>
+      </w:pPr>
+    </w:p>
+    <w:p>
+      <w:pPr>
+        <w:widowControl/>
+      </w:pPr>
+    </w:p>
+    <w:p>
+      <w:pPr>
+        <w:widowControl/>
+      </w:pPr>
+    </w:p>
+    <w:p>
+      <w:pPr>
+        <w:widowControl/>
+      </w:pPr>
+    </w:p>
+    <w:p>
+      <w:pPr>
+        <w:widowControl/>
+      </w:pPr>
+    </w:p>
+    <w:p>
+      <w:pPr>
+        <w:widowControl/>
+      </w:pPr>
+    </w:p>
+    <w:p>
+      <w:pPr>
+        <w:widowControl/>
+      </w:pPr>
+    </w:p>
+    <w:p>
+      <w:pPr>
+        <w:widowControl/>
+      </w:pPr>
+    </w:p>
+    <w:p>
+      <w:pPr>
+        <w:widowControl/>
+      </w:pPr>
+    </w:p>
+    <w:p>
+      <w:pPr>
+        <w:widowControl/>
+      </w:pPr>
+    </w:p>
+    <w:p>
+      <w:pPr>
+        <w:widowControl/>
+      </w:pPr>
+    </w:p>
+    <w:p>
+      <w:pPr>
+        <w:widowControl/>
+      </w:pPr>
+    </w:p>
+    <w:p>
+      <w:pPr>
+        <w:widowControl/>
+      </w:pPr>
+    </w:p>
+    <w:p>
+      <w:pPr>
+        <w:widowControl/>
+      </w:pPr>
+    </w:p>
+    <w:p>
+      <w:pPr>
+        <w:widowControl/>
+      </w:pPr>
+    </w:p>
+    <w:tbl>
+      <w:tblPr>
+        <w:tblStyle w:val="TableNormal1"/>
+        <w:tblW w:w="0" w:type="auto"/>
+        <w:tblInd w:w="220" w:type="dxa"/>
+        <w:tblBorders>
+          <w:top w:val="single" w:sz="8" w:space="0" w:color="000000"/>
+          <w:left w:val="single" w:sz="8" w:space="0" w:color="000000"/>
+          <w:bottom w:val="single" w:sz="8" w:space="0" w:color="000000"/>
+          <w:right w:val="single" w:sz="8" w:space="0" w:color="000000"/>
+          <w:insideH w:val="single" w:sz="8" w:space="0" w:color="000000"/>
+          <w:insideV w:val="single" w:sz="8" w:space="0" w:color="000000"/>
+        </w:tblBorders>
+        <w:tblLayout w:type="fixed"/>
+        <w:tblLook w:val="01E0" w:firstRow="1" w:lastRow="1" w:firstColumn="1" w:lastColumn="1" w:noHBand="0" w:noVBand="0"/>
+      </w:tblPr>
+      <w:tblGrid>
+        <w:gridCol w:w="1760"/>
+        <w:gridCol w:w="460"/>
+        <w:gridCol w:w="4200"/>
+        <w:gridCol w:w="4680"/>
+      </w:tblGrid>
+      <w:tr>
+        <w:trPr>
+          <w:trHeight w:val="480"/>
+        </w:trPr>
+        <w:tc>
+          <w:tcPr>
+            <w:tcW w:w="1760" w:type="dxa"/>
+            <w:shd w:val="clear" w:color="auto" w:fill="A3C2F4"/>
+          </w:tcPr>
+          <w:p>
+            <w:pPr>
+              <w:pStyle w:val="TableParagraph"/>
+              <w:spacing w:before="111"/>
+              <w:rPr>
+                <w:rFonts w:ascii="Arial"/>
+                <w:b/>
+              </w:rPr>
+            </w:pPr>
+            <w:r>
+              <w:rPr>
+                <w:rFonts w:ascii="Arial"/>
+                <w:b/>
+                <w:spacing w:val="-2"/>
+              </w:rPr>
+              <w:lastRenderedPageBreak/>
+              <w:t>[</w:t>
+            </w:r>
+            <w:r>
+              <w:rPr>
+                <w:rFonts w:ascii="Arial"/>
+                <w:b/>
+                <w:spacing w:val="-2"/>
+              </w:rPr>
+              <w:t>29</w:t>
+            </w:r>
+            <w:r>
+              <w:rPr>
+                <w:rFonts w:ascii="Arial"/>
+                <w:b/>
+                <w:spacing w:val="-2"/>
+              </w:rPr>
+              <w:t>]</w:t>
+            </w:r>
+          </w:p>
+        </w:tc>
+        <w:tc>
+          <w:tcPr>
+            <w:tcW w:w="9340" w:type="dxa"/>
+            <w:gridSpan w:val="3"/>
+            <w:shd w:val="clear" w:color="auto" w:fill="A3C2F4"/>
+          </w:tcPr>
+          <w:p>
+            <w:pPr>
+              <w:pStyle w:val="TableParagraph"/>
+              <w:spacing w:before="111"/>
+              <w:ind w:left="111"/>
+              <w:rPr>
+                <w:rFonts w:ascii="Arial"/>
+                <w:b/>
+              </w:rPr>
+            </w:pPr>
+            <w:r>
+              <w:rPr>
+                <w:rFonts w:ascii="Arial"/>
+                <w:b/>
+              </w:rPr>
+              <w:t>[Env</w:t>
+            </w:r>
+            <w:r>
+              <w:rPr>
+                <w:rFonts w:ascii="Arial"/>
+                <w:b/>
+              </w:rPr>
+              <w:t>í</w:t>
+            </w:r>
+            <w:r>
+              <w:rPr>
+                <w:rFonts w:ascii="Arial"/>
+                <w:b/>
+              </w:rPr>
+              <w:t>o de Mensaje al Chat del Lobby</w:t>
+            </w:r>
+            <w:r>
+              <w:rPr>
+                <w:rFonts w:ascii="Arial"/>
+                <w:b/>
+                <w:spacing w:val="-2"/>
+              </w:rPr>
+              <w:t>]</w:t>
+            </w:r>
+          </w:p>
+        </w:tc>
+      </w:tr>
+      <w:tr>
+        <w:trPr>
+          <w:trHeight w:val="459"/>
+        </w:trPr>
+        <w:tc>
+          <w:tcPr>
+            <w:tcW w:w="1760" w:type="dxa"/>
+            <w:shd w:val="clear" w:color="auto" w:fill="FFF1CC"/>
+          </w:tcPr>
+          <w:p>
+            <w:pPr>
+              <w:pStyle w:val="TableParagraph"/>
+              <w:spacing w:before="106"/>
+              <w:rPr>
+                <w:rFonts w:ascii="Arial" w:hAnsi="Arial"/>
+                <w:b/>
+              </w:rPr>
+            </w:pPr>
+            <w:r>
+              <w:rPr>
+                <w:rFonts w:ascii="Arial" w:hAnsi="Arial"/>
+                <w:b/>
+                <w:spacing w:val="-2"/>
+              </w:rPr>
+              <w:t>Descripción</w:t>
+            </w:r>
+          </w:p>
+        </w:tc>
+        <w:tc>
+          <w:tcPr>
+            <w:tcW w:w="9340" w:type="dxa"/>
+            <w:gridSpan w:val="3"/>
+          </w:tcPr>
+          <w:p>
+            <w:pPr>
+              <w:pStyle w:val="TableParagraph"/>
+              <w:spacing w:before="106"/>
+              <w:ind w:left="111"/>
+            </w:pPr>
+            <w:r>
+              <w:t>Los usuarios deben poder enviar un mensaje al chat del Lobby al que pertenecen.</w:t>
+            </w:r>
+          </w:p>
+        </w:tc>
+      </w:tr>
+      <w:tr>
+        <w:trPr>
+          <w:trHeight w:val="480"/>
+        </w:trPr>
+        <w:tc>
+          <w:tcPr>
+            <w:tcW w:w="1760" w:type="dxa"/>
+            <w:shd w:val="clear" w:color="auto" w:fill="FFF1CC"/>
+          </w:tcPr>
+          <w:p>
+            <w:pPr>
+              <w:pStyle w:val="TableParagraph"/>
+              <w:rPr>
+                <w:rFonts w:ascii="Arial"/>
+                <w:b/>
+              </w:rPr>
+            </w:pPr>
+            <w:r>
+              <w:rPr>
+                <w:rFonts w:ascii="Arial"/>
+                <w:b/>
+                <w:spacing w:val="-2"/>
+              </w:rPr>
+              <w:t>Actores</w:t>
+            </w:r>
+          </w:p>
+        </w:tc>
+        <w:tc>
+          <w:tcPr>
+            <w:tcW w:w="9340" w:type="dxa"/>
+            <w:gridSpan w:val="3"/>
+          </w:tcPr>
+          <w:p>
+            <w:pPr>
+              <w:pStyle w:val="TableParagraph"/>
+              <w:ind w:left="111"/>
+            </w:pPr>
+            <w:r>
+              <w:t>Jugador.</w:t>
+            </w:r>
+          </w:p>
+        </w:tc>
+      </w:tr>
+      <w:tr>
+        <w:trPr>
+          <w:trHeight w:val="739"/>
+        </w:trPr>
+        <w:tc>
+          <w:tcPr>
+            <w:tcW w:w="1760" w:type="dxa"/>
+            <w:shd w:val="clear" w:color="auto" w:fill="FFF1CC"/>
+          </w:tcPr>
+          <w:p>
+            <w:pPr>
+              <w:pStyle w:val="TableParagraph"/>
+              <w:spacing w:before="116" w:line="256" w:lineRule="auto"/>
+              <w:ind w:right="54"/>
+              <w:rPr>
+                <w:rFonts w:ascii="Arial"/>
+                <w:b/>
+              </w:rPr>
+            </w:pPr>
+            <w:proofErr w:type="gramStart"/>
+            <w:r>
+              <w:rPr>
+                <w:rFonts w:ascii="Arial"/>
+                <w:b/>
+                <w:spacing w:val="-4"/>
+              </w:rPr>
+              <w:t xml:space="preserve">Pre </w:t>
+            </w:r>
+            <w:r>
+              <w:rPr>
+                <w:rFonts w:ascii="Arial"/>
+                <w:b/>
+                <w:spacing w:val="-2"/>
+              </w:rPr>
+              <w:t>condiciones</w:t>
+            </w:r>
+            <w:proofErr w:type="gramEnd"/>
+          </w:p>
+        </w:tc>
+        <w:tc>
+          <w:tcPr>
+            <w:tcW w:w="9340" w:type="dxa"/>
+            <w:gridSpan w:val="3"/>
+          </w:tcPr>
+          <w:p>
+            <w:pPr>
+              <w:pStyle w:val="TableParagraph"/>
+              <w:numPr>
+                <w:ilvl w:val="0"/>
+                <w:numId w:val="7"/>
+              </w:numPr>
+              <w:spacing w:before="116"/>
+            </w:pPr>
+            <w:r>
+              <w:t>El Jugador debe pertenecer al Lobby.</w:t>
+            </w:r>
+          </w:p>
+          <w:p>
+            <w:pPr>
+              <w:pStyle w:val="TableParagraph"/>
+              <w:numPr>
+                <w:ilvl w:val="0"/>
+                <w:numId w:val="7"/>
+              </w:numPr>
+              <w:spacing w:before="116"/>
+            </w:pPr>
+            <w:r>
+              <w:t>El estado del Lobby debe ser Activo.</w:t>
+            </w:r>
+          </w:p>
+        </w:tc>
+      </w:tr>
+      <w:tr>
+        <w:trPr>
+          <w:trHeight w:val="407"/>
+        </w:trPr>
+        <w:tc>
+          <w:tcPr>
+            <w:tcW w:w="1760" w:type="dxa"/>
+            <w:shd w:val="clear" w:color="auto" w:fill="FFF1CC"/>
+          </w:tcPr>
+          <w:p>
+            <w:pPr>
+              <w:pStyle w:val="TableParagraph"/>
+              <w:spacing w:line="256" w:lineRule="auto"/>
+              <w:rPr>
+                <w:rFonts w:ascii="Arial"/>
+                <w:b/>
+              </w:rPr>
+            </w:pPr>
+            <w:r>
+              <w:rPr>
+                <w:rFonts w:ascii="Arial"/>
+                <w:b/>
+                <w:spacing w:val="-4"/>
+              </w:rPr>
+              <w:t xml:space="preserve">Post </w:t>
+            </w:r>
+            <w:r>
+              <w:rPr>
+                <w:rFonts w:ascii="Arial"/>
+                <w:b/>
+                <w:spacing w:val="-2"/>
+              </w:rPr>
+              <w:t>condiciones</w:t>
+            </w:r>
+          </w:p>
+        </w:tc>
+        <w:tc>
+          <w:tcPr>
+            <w:tcW w:w="9340" w:type="dxa"/>
+            <w:gridSpan w:val="3"/>
+          </w:tcPr>
+          <w:p>
+            <w:pPr>
+              <w:pStyle w:val="TableParagraph"/>
+              <w:numPr>
+                <w:ilvl w:val="0"/>
+                <w:numId w:val="7"/>
+              </w:numPr>
+            </w:pPr>
+            <w:r>
+              <w:t>Los demás jugadores reciben y visualizan el mensaje enviado en el chat.</w:t>
+            </w:r>
+          </w:p>
+        </w:tc>
+      </w:tr>
+      <w:tr>
+        <w:trPr>
+          <w:trHeight w:val="460"/>
+        </w:trPr>
+        <w:tc>
+          <w:tcPr>
+            <w:tcW w:w="1760" w:type="dxa"/>
+            <w:vMerge w:val="restart"/>
+            <w:shd w:val="clear" w:color="auto" w:fill="FFF1CC"/>
+          </w:tcPr>
+          <w:p>
+            <w:pPr>
+              <w:pStyle w:val="TableParagraph"/>
+              <w:spacing w:before="106" w:line="256" w:lineRule="auto"/>
+              <w:rPr>
+                <w:rFonts w:ascii="Arial"/>
+                <w:b/>
+              </w:rPr>
+            </w:pPr>
+            <w:r>
+              <w:rPr>
+                <w:rFonts w:ascii="Arial"/>
+                <w:b/>
+                <w:spacing w:val="-2"/>
+              </w:rPr>
+              <w:t>Secuencia Normal</w:t>
+            </w:r>
+          </w:p>
+        </w:tc>
+        <w:tc>
+          <w:tcPr>
+            <w:tcW w:w="460" w:type="dxa"/>
+            <w:shd w:val="clear" w:color="auto" w:fill="D9E9D3"/>
+          </w:tcPr>
+          <w:p>
+            <w:pPr>
+              <w:pStyle w:val="TableParagraph"/>
+              <w:spacing w:before="106"/>
+              <w:ind w:left="0" w:right="91"/>
+              <w:jc w:val="center"/>
+              <w:rPr>
+                <w:rFonts w:ascii="Arial"/>
+                <w:b/>
+              </w:rPr>
+            </w:pPr>
+            <w:r>
+              <w:rPr>
+                <w:rFonts w:ascii="Arial"/>
+                <w:b/>
+                <w:spacing w:val="-10"/>
+              </w:rPr>
+              <w:t>#</w:t>
+            </w:r>
+          </w:p>
+        </w:tc>
+        <w:tc>
+          <w:tcPr>
+            <w:tcW w:w="4200" w:type="dxa"/>
+            <w:shd w:val="clear" w:color="auto" w:fill="D9E9D3"/>
+          </w:tcPr>
+          <w:p>
+            <w:pPr>
+              <w:pStyle w:val="TableParagraph"/>
+              <w:spacing w:before="106"/>
+              <w:rPr>
+                <w:rFonts w:ascii="Arial" w:hAnsi="Arial"/>
+                <w:b/>
+              </w:rPr>
+            </w:pPr>
+            <w:r>
+              <w:rPr>
+                <w:rFonts w:ascii="Arial" w:hAnsi="Arial"/>
+                <w:b/>
+              </w:rPr>
+              <w:t>Acción</w:t>
+            </w:r>
+            <w:r>
+              <w:rPr>
+                <w:rFonts w:ascii="Arial" w:hAnsi="Arial"/>
+                <w:b/>
+                <w:spacing w:val="-6"/>
+              </w:rPr>
+              <w:t xml:space="preserve"> </w:t>
+            </w:r>
+            <w:r>
+              <w:rPr>
+                <w:rFonts w:ascii="Arial" w:hAnsi="Arial"/>
+                <w:b/>
+                <w:spacing w:val="-2"/>
+              </w:rPr>
+              <w:t>(actor)</w:t>
+            </w:r>
+          </w:p>
+        </w:tc>
+        <w:tc>
+          <w:tcPr>
+            <w:tcW w:w="4680" w:type="dxa"/>
+            <w:shd w:val="clear" w:color="auto" w:fill="D9E9D3"/>
+          </w:tcPr>
+          <w:p>
+            <w:pPr>
+              <w:pStyle w:val="TableParagraph"/>
+              <w:spacing w:before="106"/>
+              <w:rPr>
+                <w:rFonts w:ascii="Arial" w:hAnsi="Arial"/>
+                <w:b/>
+              </w:rPr>
+            </w:pPr>
+            <w:r>
+              <w:rPr>
+                <w:rFonts w:ascii="Arial" w:hAnsi="Arial"/>
+                <w:b/>
+              </w:rPr>
+              <w:t>Reacción</w:t>
+            </w:r>
+            <w:r>
+              <w:rPr>
+                <w:rFonts w:ascii="Arial" w:hAnsi="Arial"/>
+                <w:b/>
+                <w:spacing w:val="-8"/>
+              </w:rPr>
+              <w:t xml:space="preserve"> </w:t>
+            </w:r>
+            <w:r>
+              <w:rPr>
+                <w:rFonts w:ascii="Arial" w:hAnsi="Arial"/>
+                <w:b/>
+                <w:spacing w:val="-2"/>
+              </w:rPr>
+              <w:t>(sistema)</w:t>
+            </w:r>
+          </w:p>
+        </w:tc>
+      </w:tr>
+      <w:tr>
+        <w:trPr>
+          <w:trHeight w:val="480"/>
+        </w:trPr>
+        <w:tc>
+          <w:tcPr>
+            <w:tcW w:w="1760" w:type="dxa"/>
+            <w:vMerge/>
+            <w:tcBorders>
+              <w:top w:val="nil"/>
+            </w:tcBorders>
+            <w:shd w:val="clear" w:color="auto" w:fill="FFF1CC"/>
+          </w:tcPr>
+          <w:p>
+            <w:pPr>
+              <w:rPr>
+                <w:sz w:val="2"/>
+                <w:szCs w:val="2"/>
+              </w:rPr>
+            </w:pPr>
+          </w:p>
+        </w:tc>
+        <w:tc>
+          <w:tcPr>
+            <w:tcW w:w="460" w:type="dxa"/>
+          </w:tcPr>
+          <w:p>
+            <w:pPr>
+              <w:pStyle w:val="TableParagraph"/>
+              <w:ind w:left="0" w:right="91"/>
+              <w:jc w:val="center"/>
+            </w:pPr>
+            <w:r>
+              <w:rPr>
+                <w:spacing w:val="-10"/>
+              </w:rPr>
+              <w:t>1</w:t>
+            </w:r>
+          </w:p>
+        </w:tc>
+        <w:tc>
+          <w:tcPr>
+            <w:tcW w:w="4200" w:type="dxa"/>
+          </w:tcPr>
+          <w:p>
+            <w:pPr>
+              <w:pStyle w:val="TableParagraph"/>
+            </w:pPr>
+            <w:r>
+              <w:t>El Jugador redacta un mensaje de texto en la interfaz del chat del Lobby y presiona el botón de envío.</w:t>
+            </w:r>
+          </w:p>
+        </w:tc>
+        <w:tc>
+          <w:tcPr>
+            <w:tcW w:w="4680" w:type="dxa"/>
+          </w:tcPr>
+          <w:p>
+            <w:pPr>
+              <w:pStyle w:val="TableParagraph"/>
+              <w:ind w:left="0"/>
+            </w:pPr>
+            <w:r>
+              <w:t xml:space="preserve"> El sistema recibe el mensaje, verifica el ID del emisor y valida que el Jugador pertenezca a dicho lobby.</w:t>
+            </w:r>
+          </w:p>
+        </w:tc>
+      </w:tr>
+      <w:tr>
+        <w:trPr>
+          <w:trHeight w:val="479"/>
+        </w:trPr>
+        <w:tc>
+          <w:tcPr>
+            <w:tcW w:w="1760" w:type="dxa"/>
+            <w:vMerge/>
+            <w:tcBorders>
+              <w:top w:val="nil"/>
+            </w:tcBorders>
+            <w:shd w:val="clear" w:color="auto" w:fill="FFF1CC"/>
+          </w:tcPr>
+          <w:p>
+            <w:pPr>
+              <w:rPr>
+                <w:sz w:val="2"/>
+                <w:szCs w:val="2"/>
+              </w:rPr>
+            </w:pPr>
+          </w:p>
+        </w:tc>
+        <w:tc>
+          <w:tcPr>
+            <w:tcW w:w="460" w:type="dxa"/>
+          </w:tcPr>
+          <w:p>
+            <w:pPr>
+              <w:pStyle w:val="TableParagraph"/>
+              <w:spacing w:before="116"/>
+              <w:ind w:left="0" w:right="91"/>
+              <w:jc w:val="center"/>
+            </w:pPr>
+            <w:r>
+              <w:rPr>
+                <w:spacing w:val="-10"/>
+              </w:rPr>
+              <w:t>2</w:t>
+            </w:r>
+          </w:p>
+        </w:tc>
+        <w:tc>
+          <w:tcPr>
+            <w:tcW w:w="4200" w:type="dxa"/>
+          </w:tcPr>
+          <w:p>
+            <w:pPr>
+              <w:pStyle w:val="TableParagraph"/>
+              <w:spacing w:before="116"/>
+            </w:pPr>
+          </w:p>
+        </w:tc>
+        <w:tc>
+          <w:tcPr>
+            <w:tcW w:w="4680" w:type="dxa"/>
+          </w:tcPr>
+          <w:p>
+            <w:pPr>
+              <w:pStyle w:val="TableParagraph"/>
+              <w:spacing w:before="116"/>
+              <w:ind w:left="0"/>
+            </w:pPr>
+            <w:r>
+              <w:t xml:space="preserve"> El sistema lo transmite al resto de los participantes </w:t>
+            </w:r>
+            <w:proofErr w:type="spellStart"/>
+            <w:r>
+              <w:t>contectados</w:t>
+            </w:r>
+            <w:proofErr w:type="spellEnd"/>
+            <w:r>
+              <w:t>.</w:t>
+            </w:r>
+          </w:p>
+        </w:tc>
+      </w:tr>
+      <w:tr>
+        <w:trPr>
+          <w:trHeight w:val="1820"/>
+        </w:trPr>
+        <w:tc>
+          <w:tcPr>
+            <w:tcW w:w="1760" w:type="dxa"/>
+            <w:vMerge/>
+            <w:tcBorders>
+              <w:top w:val="nil"/>
+            </w:tcBorders>
+            <w:shd w:val="clear" w:color="auto" w:fill="FFF1CC"/>
+          </w:tcPr>
+          <w:p>
+            <w:pPr>
+              <w:rPr>
+                <w:sz w:val="2"/>
+                <w:szCs w:val="2"/>
+              </w:rPr>
+            </w:pPr>
+          </w:p>
+        </w:tc>
+        <w:tc>
+          <w:tcPr>
+            <w:tcW w:w="460" w:type="dxa"/>
+          </w:tcPr>
+          <w:p>
+            <w:pPr>
+              <w:pStyle w:val="TableParagraph"/>
+              <w:spacing w:before="0"/>
+              <w:ind w:left="0"/>
+              <w:rPr>
+                <w:rFonts w:ascii="Times New Roman"/>
+              </w:rPr>
+            </w:pPr>
+          </w:p>
+        </w:tc>
+        <w:tc>
+          <w:tcPr>
+            <w:tcW w:w="4200" w:type="dxa"/>
+          </w:tcPr>
+          <w:p>
+            <w:pPr>
+              <w:pStyle w:val="TableParagraph"/>
+              <w:numPr>
+                <w:ilvl w:val="0"/>
+                <w:numId w:val="4"/>
+              </w:numPr>
+              <w:tabs>
+                <w:tab w:val="left" w:pos="821"/>
+              </w:tabs>
+              <w:spacing w:before="111" w:line="256" w:lineRule="auto"/>
+              <w:ind w:right="483"/>
+            </w:pPr>
+            <w:r>
+              <w:t>Si el mensaje excede la longitud máxima o es vacío…</w:t>
+            </w:r>
+          </w:p>
+        </w:tc>
+        <w:tc>
+          <w:tcPr>
+            <w:tcW w:w="4680" w:type="dxa"/>
+          </w:tcPr>
+          <w:p>
+            <w:pPr>
+              <w:pStyle w:val="TableParagraph"/>
+              <w:numPr>
+                <w:ilvl w:val="0"/>
+                <w:numId w:val="3"/>
+              </w:numPr>
+              <w:tabs>
+                <w:tab w:val="left" w:pos="821"/>
+              </w:tabs>
+              <w:spacing w:before="111" w:line="256" w:lineRule="auto"/>
+              <w:ind w:right="535"/>
+            </w:pPr>
+            <w:r>
+              <w:t>El sistema no habilita el botón de envío del mensaje.</w:t>
+            </w:r>
+          </w:p>
+        </w:tc>
+      </w:tr>
+      <w:tr>
+        <w:trPr>
+          <w:trHeight w:val="479"/>
+        </w:trPr>
+        <w:tc>
+          <w:tcPr>
+            <w:tcW w:w="1760" w:type="dxa"/>
+            <w:vMerge/>
+            <w:tcBorders>
+              <w:top w:val="nil"/>
+            </w:tcBorders>
+            <w:shd w:val="clear" w:color="auto" w:fill="FFF1CC"/>
+          </w:tcPr>
+          <w:p>
+            <w:pPr>
+              <w:rPr>
+                <w:sz w:val="2"/>
+                <w:szCs w:val="2"/>
+              </w:rPr>
+            </w:pPr>
+          </w:p>
+        </w:tc>
+        <w:tc>
+          <w:tcPr>
+            <w:tcW w:w="460" w:type="dxa"/>
+          </w:tcPr>
+          <w:p>
+            <w:pPr>
+              <w:pStyle w:val="TableParagraph"/>
+              <w:spacing w:before="116"/>
+              <w:ind w:left="61" w:right="91"/>
+              <w:jc w:val="center"/>
+            </w:pPr>
+            <w:r>
+              <w:rPr>
+                <w:spacing w:val="-5"/>
+              </w:rPr>
+              <w:t>...</w:t>
+            </w:r>
+          </w:p>
+        </w:tc>
+        <w:tc>
+          <w:tcPr>
+            <w:tcW w:w="4200" w:type="dxa"/>
+          </w:tcPr>
+          <w:p>
+            <w:pPr>
+              <w:pStyle w:val="TableParagraph"/>
+              <w:spacing w:before="0"/>
+              <w:ind w:left="0"/>
+              <w:rPr>
+                <w:rFonts w:ascii="Times New Roman"/>
+              </w:rPr>
+            </w:pPr>
+          </w:p>
+        </w:tc>
+        <w:tc>
+          <w:tcPr>
+            <w:tcW w:w="4680" w:type="dxa"/>
+          </w:tcPr>
+          <w:p>
+            <w:pPr>
+              <w:pStyle w:val="TableParagraph"/>
+              <w:spacing w:before="116"/>
+            </w:pPr>
+            <w:r>
+              <w:rPr>
+                <w:spacing w:val="-5"/>
+              </w:rPr>
+              <w:t>...</w:t>
+            </w:r>
+          </w:p>
+        </w:tc>
+      </w:tr>
+      <w:tr>
+        <w:trPr>
+          <w:trHeight w:val="480"/>
+        </w:trPr>
+        <w:tc>
+          <w:tcPr>
+            <w:tcW w:w="1760" w:type="dxa"/>
+            <w:vMerge/>
+            <w:tcBorders>
+              <w:top w:val="nil"/>
+            </w:tcBorders>
+            <w:shd w:val="clear" w:color="auto" w:fill="FFF1CC"/>
+          </w:tcPr>
+          <w:p>
+            <w:pPr>
+              <w:rPr>
+                <w:sz w:val="2"/>
+                <w:szCs w:val="2"/>
+              </w:rPr>
+            </w:pPr>
+          </w:p>
+        </w:tc>
+        <w:tc>
+          <w:tcPr>
+            <w:tcW w:w="460" w:type="dxa"/>
+          </w:tcPr>
+          <w:p>
+            <w:pPr>
+              <w:pStyle w:val="TableParagraph"/>
+              <w:spacing w:before="111"/>
+              <w:ind w:left="0" w:right="91"/>
+              <w:jc w:val="center"/>
+            </w:pPr>
+            <w:r>
+              <w:rPr>
+                <w:spacing w:val="-10"/>
+              </w:rPr>
+              <w:t>n</w:t>
+            </w:r>
+          </w:p>
+        </w:tc>
+        <w:tc>
+          <w:tcPr>
+            <w:tcW w:w="4200" w:type="dxa"/>
+          </w:tcPr>
+          <w:p>
+            <w:pPr>
+              <w:pStyle w:val="TableParagraph"/>
+              <w:spacing w:before="0"/>
+              <w:ind w:left="0"/>
+              <w:rPr>
+                <w:rFonts w:ascii="Times New Roman"/>
+              </w:rPr>
+            </w:pPr>
+          </w:p>
+        </w:tc>
+        <w:tc>
+          <w:tcPr>
+            <w:tcW w:w="4680" w:type="dxa"/>
+          </w:tcPr>
+          <w:p>
+            <w:pPr>
+              <w:pStyle w:val="TableParagraph"/>
+              <w:spacing w:before="111"/>
+            </w:pPr>
+            <w:r>
+              <w:rPr>
+                <w:spacing w:val="-5"/>
+              </w:rPr>
+              <w:t>...</w:t>
+            </w:r>
+          </w:p>
+        </w:tc>
+      </w:tr>
+      <w:tr>
+        <w:trPr>
+          <w:trHeight w:val="460"/>
+        </w:trPr>
+        <w:tc>
+          <w:tcPr>
+            <w:tcW w:w="1760" w:type="dxa"/>
+            <w:shd w:val="clear" w:color="auto" w:fill="FFF1CC"/>
+          </w:tcPr>
+          <w:p>
+            <w:pPr>
+              <w:pStyle w:val="TableParagraph"/>
+              <w:spacing w:before="106"/>
+              <w:rPr>
+                <w:rFonts w:ascii="Arial"/>
+                <w:b/>
+              </w:rPr>
+            </w:pPr>
+            <w:r>
+              <w:rPr>
+                <w:rFonts w:ascii="Arial"/>
+                <w:b/>
+                <w:spacing w:val="-2"/>
+              </w:rPr>
+              <w:t>Excepciones</w:t>
+            </w:r>
+          </w:p>
+        </w:tc>
+        <w:tc>
+          <w:tcPr>
+            <w:tcW w:w="460" w:type="dxa"/>
+            <w:shd w:val="clear" w:color="auto" w:fill="D9E9D3"/>
+          </w:tcPr>
+          <w:p>
+            <w:pPr>
+              <w:pStyle w:val="TableParagraph"/>
+              <w:spacing w:before="106"/>
+              <w:ind w:left="0" w:right="91"/>
+              <w:jc w:val="center"/>
+            </w:pPr>
+            <w:r>
+              <w:rPr>
+                <w:spacing w:val="-10"/>
+              </w:rPr>
+              <w:t>#</w:t>
+            </w:r>
+          </w:p>
+        </w:tc>
+        <w:tc>
+          <w:tcPr>
+            <w:tcW w:w="4200" w:type="dxa"/>
+            <w:shd w:val="clear" w:color="auto" w:fill="D9E9D3"/>
+          </w:tcPr>
+          <w:p>
+            <w:pPr>
+              <w:pStyle w:val="TableParagraph"/>
+              <w:spacing w:before="106"/>
+              <w:rPr>
+                <w:rFonts w:ascii="Arial" w:hAnsi="Arial"/>
+                <w:b/>
+              </w:rPr>
+            </w:pPr>
+            <w:r>
+              <w:rPr>
+                <w:rFonts w:ascii="Arial" w:hAnsi="Arial"/>
+                <w:b/>
+              </w:rPr>
+              <w:t>Acción</w:t>
+            </w:r>
+            <w:r>
+              <w:rPr>
+                <w:rFonts w:ascii="Arial" w:hAnsi="Arial"/>
+                <w:b/>
+                <w:spacing w:val="-6"/>
+              </w:rPr>
+              <w:t xml:space="preserve"> </w:t>
+            </w:r>
+            <w:r>
+              <w:rPr>
+                <w:rFonts w:ascii="Arial" w:hAnsi="Arial"/>
+                <w:b/>
+                <w:spacing w:val="-2"/>
+              </w:rPr>
+              <w:t>(actor)</w:t>
+            </w:r>
+          </w:p>
+        </w:tc>
+        <w:tc>
+          <w:tcPr>
+            <w:tcW w:w="4680" w:type="dxa"/>
+            <w:shd w:val="clear" w:color="auto" w:fill="D9E9D3"/>
+          </w:tcPr>
+          <w:p>
+            <w:pPr>
+              <w:pStyle w:val="TableParagraph"/>
+              <w:spacing w:before="106"/>
+              <w:rPr>
+                <w:rFonts w:ascii="Arial" w:hAnsi="Arial"/>
+                <w:b/>
+              </w:rPr>
+            </w:pPr>
+            <w:r>
+              <w:rPr>
+                <w:rFonts w:ascii="Arial" w:hAnsi="Arial"/>
+                <w:b/>
+              </w:rPr>
+              <w:t>Reacción</w:t>
+            </w:r>
+            <w:r>
+              <w:rPr>
+                <w:rFonts w:ascii="Arial" w:hAnsi="Arial"/>
+                <w:b/>
+                <w:spacing w:val="-8"/>
+              </w:rPr>
+              <w:t xml:space="preserve"> </w:t>
+            </w:r>
+            <w:r>
+              <w:rPr>
+                <w:rFonts w:ascii="Arial" w:hAnsi="Arial"/>
+                <w:b/>
+                <w:spacing w:val="-2"/>
+              </w:rPr>
+              <w:t>(sistema)</w:t>
+            </w:r>
+          </w:p>
+        </w:tc>
+      </w:tr>
+      <w:tr>
+        <w:trPr>
+          <w:trHeight w:val="1300"/>
+        </w:trPr>
+        <w:tc>
+          <w:tcPr>
+            <w:tcW w:w="1760" w:type="dxa"/>
+            <w:shd w:val="clear" w:color="auto" w:fill="FFF1CC"/>
+          </w:tcPr>
+          <w:p>
+            <w:pPr>
+              <w:pStyle w:val="TableParagraph"/>
+              <w:spacing w:before="0"/>
+              <w:ind w:left="0"/>
+              <w:rPr>
+                <w:rFonts w:ascii="Times New Roman"/>
+              </w:rPr>
+            </w:pPr>
+          </w:p>
+        </w:tc>
+        <w:tc>
+          <w:tcPr>
+            <w:tcW w:w="460" w:type="dxa"/>
+          </w:tcPr>
+          <w:p>
+            <w:pPr>
+              <w:pStyle w:val="TableParagraph"/>
+              <w:ind w:left="0" w:right="91"/>
+              <w:jc w:val="center"/>
+            </w:pPr>
+            <w:r>
+              <w:rPr>
+                <w:spacing w:val="-10"/>
+              </w:rPr>
+              <w:t>p</w:t>
+            </w:r>
+          </w:p>
+        </w:tc>
+        <w:tc>
+          <w:tcPr>
+            <w:tcW w:w="4200" w:type="dxa"/>
+          </w:tcPr>
+          <w:p>
+            <w:pPr>
+              <w:pStyle w:val="TableParagraph"/>
+              <w:spacing w:before="0" w:line="256" w:lineRule="auto"/>
+            </w:pPr>
+            <w:r>
+              <w:t>El Jugador pierde conexión de internet.</w:t>
+            </w:r>
+          </w:p>
+        </w:tc>
+        <w:tc>
+          <w:tcPr>
+            <w:tcW w:w="4680" w:type="dxa"/>
+          </w:tcPr>
+          <w:p>
+            <w:pPr>
+              <w:pStyle w:val="TableParagraph"/>
+              <w:spacing w:before="0" w:line="251" w:lineRule="exact"/>
+            </w:pPr>
+            <w:r>
+              <w:t>El sistema guarda el mensaje en una cola local del dispositivo y reintenta el envío cuando se recupera la conexión a internet.</w:t>
+            </w:r>
+          </w:p>
+        </w:tc>
+      </w:tr>
+      <w:tr>
+        <w:trPr>
+          <w:trHeight w:val="460"/>
+        </w:trPr>
+        <w:tc>
+          <w:tcPr>
+            <w:tcW w:w="1760" w:type="dxa"/>
+            <w:shd w:val="clear" w:color="auto" w:fill="FFF1CC"/>
+          </w:tcPr>
+          <w:p>
+            <w:pPr>
+              <w:pStyle w:val="TableParagraph"/>
+              <w:spacing w:before="0"/>
+              <w:ind w:left="0"/>
+              <w:rPr>
+                <w:rFonts w:ascii="Times New Roman"/>
+              </w:rPr>
+            </w:pPr>
+          </w:p>
+        </w:tc>
+        <w:tc>
+          <w:tcPr>
+            <w:tcW w:w="460" w:type="dxa"/>
+          </w:tcPr>
+          <w:p>
+            <w:pPr>
+              <w:pStyle w:val="TableParagraph"/>
+              <w:spacing w:before="106"/>
+              <w:ind w:left="61" w:right="91"/>
+              <w:jc w:val="center"/>
+            </w:pPr>
+            <w:r>
+              <w:rPr>
+                <w:spacing w:val="-5"/>
+              </w:rPr>
+              <w:t>...</w:t>
+            </w:r>
+          </w:p>
+        </w:tc>
+        <w:tc>
+          <w:tcPr>
+            <w:tcW w:w="4200" w:type="dxa"/>
+          </w:tcPr>
+          <w:p>
+            <w:pPr>
+              <w:pStyle w:val="TableParagraph"/>
+              <w:spacing w:before="0"/>
+              <w:ind w:left="0"/>
+              <w:rPr>
+                <w:rFonts w:ascii="Times New Roman"/>
+              </w:rPr>
+            </w:pPr>
+            <w:r>
+              <w:rPr>
+                <w:rFonts w:ascii="Times New Roman"/>
+              </w:rPr>
+              <w:t xml:space="preserve"> </w:t>
+            </w:r>
+            <w:r>
+              <w:t>El jugador envía demasiados mensajes (Spam).</w:t>
+            </w:r>
+          </w:p>
+        </w:tc>
+        <w:tc>
+          <w:tcPr>
+            <w:tcW w:w="4680" w:type="dxa"/>
+          </w:tcPr>
+          <w:p>
+            <w:pPr>
+              <w:pStyle w:val="TableParagraph"/>
+              <w:spacing w:before="106"/>
+            </w:pPr>
+            <w:r>
+              <w:t>El sistema bloquea el botón de envío temporalmente.</w:t>
+            </w:r>
+          </w:p>
+        </w:tc>
+      </w:tr>
+      <w:tr>
+        <w:trPr>
+          <w:trHeight w:val="479"/>
+        </w:trPr>
+        <w:tc>
+          <w:tcPr>
+            <w:tcW w:w="1760" w:type="dxa"/>
+            <w:shd w:val="clear" w:color="auto" w:fill="FFF1CC"/>
+          </w:tcPr>
+          <w:p>
+            <w:pPr>
+              <w:pStyle w:val="TableParagraph"/>
+              <w:spacing w:before="0"/>
+              <w:ind w:left="0"/>
+              <w:rPr>
+                <w:rFonts w:ascii="Times New Roman"/>
+              </w:rPr>
+            </w:pPr>
+          </w:p>
+        </w:tc>
+        <w:tc>
+          <w:tcPr>
+            <w:tcW w:w="460" w:type="dxa"/>
+          </w:tcPr>
+          <w:p>
+            <w:pPr>
+              <w:pStyle w:val="TableParagraph"/>
+              <w:ind w:left="0" w:right="91"/>
+              <w:jc w:val="center"/>
+            </w:pPr>
+            <w:r>
+              <w:rPr>
+                <w:spacing w:val="-10"/>
+              </w:rPr>
+              <w:t>q</w:t>
+            </w:r>
+          </w:p>
+        </w:tc>
+        <w:tc>
+          <w:tcPr>
+            <w:tcW w:w="4200" w:type="dxa"/>
+          </w:tcPr>
+          <w:p>
+            <w:pPr>
+              <w:pStyle w:val="TableParagraph"/>
+              <w:spacing w:before="0"/>
+              <w:ind w:left="0"/>
+              <w:rPr>
+                <w:rFonts w:ascii="Times New Roman"/>
+              </w:rPr>
+            </w:pPr>
+          </w:p>
+        </w:tc>
+        <w:tc>
+          <w:tcPr>
+            <w:tcW w:w="4680" w:type="dxa"/>
+          </w:tcPr>
+          <w:p>
+            <w:pPr>
+              <w:pStyle w:val="TableParagraph"/>
+            </w:pPr>
+            <w:r>
+              <w:rPr>
+                <w:spacing w:val="-5"/>
+              </w:rPr>
+              <w:t>...</w:t>
+            </w:r>
+          </w:p>
+        </w:tc>
+      </w:tr>
+      <w:tr>
+        <w:trPr>
+          <w:trHeight w:val="740"/>
+        </w:trPr>
+        <w:tc>
+          <w:tcPr>
+            <w:tcW w:w="1760" w:type="dxa"/>
+            <w:shd w:val="clear" w:color="auto" w:fill="FFF1CC"/>
+          </w:tcPr>
+          <w:p>
+            <w:pPr>
+              <w:pStyle w:val="TableParagraph"/>
+              <w:spacing w:before="116"/>
+              <w:rPr>
+                <w:rFonts w:ascii="Arial"/>
+                <w:b/>
+              </w:rPr>
+            </w:pPr>
+            <w:r>
+              <w:rPr>
+                <w:rFonts w:ascii="Arial"/>
+                <w:b/>
+                <w:spacing w:val="-2"/>
+              </w:rPr>
+              <w:t>Rendimiento</w:t>
+            </w:r>
+          </w:p>
+        </w:tc>
+        <w:tc>
+          <w:tcPr>
+            <w:tcW w:w="9340" w:type="dxa"/>
+            <w:gridSpan w:val="3"/>
+          </w:tcPr>
+          <w:p>
+            <w:pPr>
+              <w:pStyle w:val="TableParagraph"/>
+              <w:spacing w:before="116" w:line="256" w:lineRule="auto"/>
+              <w:ind w:left="111" w:right="28"/>
+            </w:pPr>
+            <w:r>
+              <w:t xml:space="preserve">Registro en el servidor y confirmación de envío en </w:t>
+            </w:r>
+            <w:r>
+              <w:t>5</w:t>
+            </w:r>
+            <w:r>
+              <w:t>00 milisegundos.</w:t>
+            </w:r>
+          </w:p>
+        </w:tc>
+      </w:tr>
+      <w:tr>
+        <w:trPr>
+          <w:trHeight w:val="760"/>
+        </w:trPr>
+        <w:tc>
+          <w:tcPr>
+            <w:tcW w:w="1760" w:type="dxa"/>
+            <w:shd w:val="clear" w:color="auto" w:fill="FFF1CC"/>
+          </w:tcPr>
+          <w:p>
+            <w:pPr>
+              <w:pStyle w:val="TableParagraph"/>
+              <w:rPr>
+                <w:rFonts w:ascii="Arial"/>
+                <w:b/>
+              </w:rPr>
+            </w:pPr>
+            <w:r>
+              <w:rPr>
+                <w:rFonts w:ascii="Arial"/>
+                <w:b/>
+                <w:spacing w:val="-2"/>
+              </w:rPr>
+              <w:t>Frecuencia</w:t>
+            </w:r>
+          </w:p>
+        </w:tc>
+        <w:tc>
+          <w:tcPr>
+            <w:tcW w:w="9340" w:type="dxa"/>
+            <w:gridSpan w:val="3"/>
+          </w:tcPr>
+          <w:p>
+            <w:pPr>
+              <w:pStyle w:val="TableParagraph"/>
+              <w:spacing w:line="256" w:lineRule="auto"/>
+              <w:ind w:left="111"/>
+            </w:pPr>
+            <w:r>
+              <w:t>Este</w:t>
+            </w:r>
+            <w:r>
+              <w:rPr>
+                <w:spacing w:val="-3"/>
+              </w:rPr>
+              <w:t xml:space="preserve"> </w:t>
+            </w:r>
+            <w:r>
+              <w:t>caso</w:t>
+            </w:r>
+            <w:r>
+              <w:rPr>
+                <w:spacing w:val="-3"/>
+              </w:rPr>
+              <w:t xml:space="preserve"> </w:t>
+            </w:r>
+            <w:r>
+              <w:t>de</w:t>
+            </w:r>
+            <w:r>
+              <w:rPr>
+                <w:spacing w:val="-3"/>
+              </w:rPr>
+              <w:t xml:space="preserve"> </w:t>
+            </w:r>
+            <w:r>
+              <w:t>uso</w:t>
+            </w:r>
+            <w:r>
+              <w:rPr>
+                <w:spacing w:val="-3"/>
+              </w:rPr>
+              <w:t xml:space="preserve"> </w:t>
+            </w:r>
+            <w:r>
+              <w:t>se</w:t>
+            </w:r>
+            <w:r>
+              <w:rPr>
+                <w:spacing w:val="-3"/>
+              </w:rPr>
+              <w:t xml:space="preserve"> </w:t>
+            </w:r>
+            <w:r>
+              <w:t>espera</w:t>
+            </w:r>
+            <w:r>
+              <w:rPr>
+                <w:spacing w:val="-3"/>
+              </w:rPr>
+              <w:t xml:space="preserve"> </w:t>
+            </w:r>
+            <w:r>
+              <w:t>que</w:t>
+            </w:r>
+            <w:r>
+              <w:rPr>
+                <w:spacing w:val="-3"/>
+              </w:rPr>
+              <w:t xml:space="preserve"> </w:t>
+            </w:r>
+            <w:r>
+              <w:t>se</w:t>
+            </w:r>
+            <w:r>
+              <w:rPr>
+                <w:spacing w:val="-3"/>
+              </w:rPr>
+              <w:t xml:space="preserve"> </w:t>
+            </w:r>
+            <w:r>
+              <w:t>lleve</w:t>
+            </w:r>
+            <w:r>
+              <w:rPr>
+                <w:spacing w:val="-3"/>
+              </w:rPr>
+              <w:t xml:space="preserve"> </w:t>
+            </w:r>
+            <w:r>
+              <w:t>a</w:t>
+            </w:r>
+            <w:r>
+              <w:rPr>
+                <w:spacing w:val="-3"/>
+              </w:rPr>
+              <w:t xml:space="preserve"> </w:t>
+            </w:r>
+            <w:r>
+              <w:t>cabo</w:t>
+            </w:r>
+            <w:r>
+              <w:rPr>
+                <w:spacing w:val="-3"/>
+              </w:rPr>
+              <w:t xml:space="preserve"> </w:t>
+            </w:r>
+            <w:r>
+              <w:t>una</w:t>
+            </w:r>
+            <w:r>
+              <w:rPr>
+                <w:spacing w:val="-3"/>
+              </w:rPr>
+              <w:t xml:space="preserve"> </w:t>
+            </w:r>
+            <w:r>
+              <w:t>media</w:t>
+            </w:r>
+            <w:r>
+              <w:rPr>
+                <w:spacing w:val="-3"/>
+              </w:rPr>
+              <w:t xml:space="preserve"> </w:t>
+            </w:r>
+            <w:r>
+              <w:t>de</w:t>
+            </w:r>
+            <w:r>
+              <w:rPr>
+                <w:spacing w:val="-3"/>
+              </w:rPr>
+              <w:t xml:space="preserve"> </w:t>
+            </w:r>
+            <w:r>
+              <w:t>[10 a 100</w:t>
+            </w:r>
+            <w:r>
+              <w:rPr>
+                <w:spacing w:val="-3"/>
+              </w:rPr>
+              <w:t xml:space="preserve"> </w:t>
+            </w:r>
+            <w:r>
+              <w:t>veces por Lobby]</w:t>
+            </w:r>
+            <w:r>
+              <w:rPr>
+                <w:spacing w:val="-3"/>
+              </w:rPr>
+              <w:t xml:space="preserve"> </w:t>
+            </w:r>
+          </w:p>
+        </w:tc>
+      </w:tr>
+      <w:tr>
+        <w:trPr>
+          <w:trHeight w:val="460"/>
+        </w:trPr>
+        <w:tc>
+          <w:tcPr>
+            <w:tcW w:w="1760" w:type="dxa"/>
+            <w:shd w:val="clear" w:color="auto" w:fill="FFF1CC"/>
+          </w:tcPr>
+          <w:p>
+            <w:pPr>
+              <w:pStyle w:val="TableParagraph"/>
+              <w:spacing w:before="106"/>
+              <w:rPr>
+                <w:rFonts w:ascii="Arial"/>
+                <w:b/>
+              </w:rPr>
+            </w:pPr>
+            <w:r>
+              <w:rPr>
+                <w:rFonts w:ascii="Arial"/>
+                <w:b/>
+                <w:spacing w:val="-2"/>
+              </w:rPr>
+              <w:t>Importancia</w:t>
+            </w:r>
+          </w:p>
+        </w:tc>
+        <w:tc>
+          <w:tcPr>
+            <w:tcW w:w="9340" w:type="dxa"/>
+            <w:gridSpan w:val="3"/>
+          </w:tcPr>
+          <w:p>
+            <w:pPr>
+              <w:pStyle w:val="TableParagraph"/>
+              <w:spacing w:before="106"/>
+            </w:pPr>
+            <w:r>
+              <w:t>Importante.</w:t>
+            </w:r>
+          </w:p>
+        </w:tc>
+      </w:tr>
+      <w:tr>
+        <w:trPr>
+          <w:trHeight w:val="479"/>
+        </w:trPr>
+        <w:tc>
+          <w:tcPr>
+            <w:tcW w:w="1760" w:type="dxa"/>
+            <w:shd w:val="clear" w:color="auto" w:fill="FFF1CC"/>
+          </w:tcPr>
+          <w:p>
+            <w:pPr>
+              <w:pStyle w:val="TableParagraph"/>
+              <w:rPr>
+                <w:rFonts w:ascii="Arial"/>
+                <w:b/>
+              </w:rPr>
+            </w:pPr>
+            <w:r>
+              <w:rPr>
+                <w:rFonts w:ascii="Arial"/>
+                <w:b/>
+                <w:spacing w:val="-2"/>
+              </w:rPr>
+              <w:t>Urgencia</w:t>
+            </w:r>
+          </w:p>
+        </w:tc>
+        <w:tc>
+          <w:tcPr>
+            <w:tcW w:w="9340" w:type="dxa"/>
+            <w:gridSpan w:val="3"/>
+          </w:tcPr>
+          <w:p>
+            <w:pPr>
+              <w:pStyle w:val="TableParagraph"/>
+              <w:ind w:left="111"/>
+            </w:pPr>
+            <w:r>
+              <w:t>Puede esperar.</w:t>
+            </w:r>
+          </w:p>
+        </w:tc>
+      </w:tr>
+      <w:tr>
+        <w:trPr>
+          <w:trHeight w:val="479"/>
+        </w:trPr>
+        <w:tc>
+          <w:tcPr>
+            <w:tcW w:w="1760" w:type="dxa"/>
+            <w:shd w:val="clear" w:color="auto" w:fill="FFF1CC"/>
+          </w:tcPr>
+          <w:p>
+            <w:pPr>
+              <w:pStyle w:val="TableParagraph"/>
+              <w:spacing w:before="116"/>
+              <w:rPr>
+                <w:rFonts w:ascii="Arial"/>
+                <w:b/>
+              </w:rPr>
+            </w:pPr>
+            <w:r>
+              <w:rPr>
+                <w:rFonts w:ascii="Arial"/>
+                <w:b/>
+                <w:spacing w:val="-2"/>
+              </w:rPr>
+              <w:t>Comentarios</w:t>
+            </w:r>
+          </w:p>
+        </w:tc>
+        <w:tc>
+          <w:tcPr>
+            <w:tcW w:w="9340" w:type="dxa"/>
+            <w:gridSpan w:val="3"/>
+          </w:tcPr>
+          <w:p>
+            <w:pPr>
+              <w:pStyle w:val="TableParagraph"/>
+              <w:spacing w:before="116"/>
+              <w:ind w:left="111"/>
+            </w:pPr>
+            <w:proofErr w:type="gramStart"/>
+            <w:r>
+              <w:t>-“</w:t>
+            </w:r>
+            <w:proofErr w:type="gramEnd"/>
+            <w:r>
+              <w:t>El límite de caracteres de un mensaje puede ser, por ejemplo, de 500 caracteres. El sistema puede detectar el spam de un jugador si envía, por ejemplo, más de 10 mensajes seguidos en menos de 30seg.”</w:t>
+            </w:r>
+          </w:p>
+        </w:tc>
+      </w:tr>
+    </w:tbl>
+    <w:p/>
+    <w:p/>
+    <w:p>
+      <w:pPr>
+        <w:widowControl/>
+      </w:pPr>
+    </w:p>
+    <w:tbl>
+      <w:tblPr>
+        <w:tblStyle w:val="TableNormal1"/>
+        <w:tblW w:w="0" w:type="auto"/>
+        <w:tblInd w:w="220" w:type="dxa"/>
+        <w:tblBorders>
+          <w:top w:val="single" w:sz="8" w:space="0" w:color="000000"/>
+          <w:left w:val="single" w:sz="8" w:space="0" w:color="000000"/>
+          <w:bottom w:val="single" w:sz="8" w:space="0" w:color="000000"/>
+          <w:right w:val="single" w:sz="8" w:space="0" w:color="000000"/>
+          <w:insideH w:val="single" w:sz="8" w:space="0" w:color="000000"/>
+          <w:insideV w:val="single" w:sz="8" w:space="0" w:color="000000"/>
+        </w:tblBorders>
+        <w:tblLayout w:type="fixed"/>
+        <w:tblLook w:val="01E0" w:firstRow="1" w:lastRow="1" w:firstColumn="1" w:lastColumn="1" w:noHBand="0" w:noVBand="0"/>
+      </w:tblPr>
+      <w:tblGrid>
+        <w:gridCol w:w="1760"/>
+        <w:gridCol w:w="460"/>
+        <w:gridCol w:w="4200"/>
+        <w:gridCol w:w="4680"/>
+      </w:tblGrid>
+      <w:tr>
+        <w:trPr>
+          <w:trHeight w:val="480"/>
+        </w:trPr>
+        <w:tc>
+          <w:tcPr>
+            <w:tcW w:w="1760" w:type="dxa"/>
+            <w:shd w:val="clear" w:color="auto" w:fill="A3C2F4"/>
+          </w:tcPr>
+          <w:p>
+            <w:pPr>
+              <w:pStyle w:val="TableParagraph"/>
+              <w:spacing w:before="111"/>
+              <w:rPr>
+                <w:rFonts w:ascii="Arial"/>
+                <w:b/>
+              </w:rPr>
+            </w:pPr>
+            <w:r>
+              <w:rPr>
+                <w:rFonts w:ascii="Arial"/>
+                <w:b/>
+                <w:spacing w:val="-2"/>
+              </w:rPr>
+              <w:lastRenderedPageBreak/>
+              <w:t>[</w:t>
+            </w:r>
+            <w:r>
+              <w:rPr>
+                <w:rFonts w:ascii="Arial"/>
+                <w:b/>
+                <w:spacing w:val="-2"/>
+              </w:rPr>
+              <w:t>30</w:t>
+            </w:r>
+            <w:r>
+              <w:rPr>
+                <w:rFonts w:ascii="Arial"/>
+                <w:b/>
+                <w:spacing w:val="-2"/>
+              </w:rPr>
+              <w:t>]</w:t>
+            </w:r>
+          </w:p>
+        </w:tc>
+        <w:tc>
+          <w:tcPr>
+            <w:tcW w:w="9340" w:type="dxa"/>
+            <w:gridSpan w:val="3"/>
+            <w:shd w:val="clear" w:color="auto" w:fill="A3C2F4"/>
+          </w:tcPr>
+          <w:p>
+            <w:pPr>
+              <w:pStyle w:val="TableParagraph"/>
+              <w:spacing w:before="111"/>
+              <w:ind w:left="111"/>
+              <w:rPr>
+                <w:rFonts w:ascii="Arial"/>
+                <w:b/>
+              </w:rPr>
+            </w:pPr>
+            <w:r>
+              <w:rPr>
+                <w:rFonts w:ascii="Arial"/>
+                <w:b/>
+              </w:rPr>
+              <w:t>[Recepci</w:t>
+            </w:r>
+            <w:r>
+              <w:rPr>
+                <w:rFonts w:ascii="Arial"/>
+                <w:b/>
+              </w:rPr>
+              <w:t>ó</w:t>
+            </w:r>
+            <w:r>
+              <w:rPr>
+                <w:rFonts w:ascii="Arial"/>
+                <w:b/>
+              </w:rPr>
+              <w:t>n de Mensaje del Chat del Lobby</w:t>
+            </w:r>
+            <w:r>
+              <w:rPr>
+                <w:rFonts w:ascii="Arial"/>
+                <w:b/>
+                <w:spacing w:val="-2"/>
+              </w:rPr>
+              <w:t>]</w:t>
+            </w:r>
+          </w:p>
+        </w:tc>
+      </w:tr>
+      <w:tr>
+        <w:trPr>
+          <w:trHeight w:val="459"/>
+        </w:trPr>
+        <w:tc>
+          <w:tcPr>
+            <w:tcW w:w="1760" w:type="dxa"/>
+            <w:shd w:val="clear" w:color="auto" w:fill="FFF1CC"/>
+          </w:tcPr>
+          <w:p>
+            <w:pPr>
+              <w:pStyle w:val="TableParagraph"/>
+              <w:spacing w:before="106"/>
+              <w:rPr>
+                <w:rFonts w:ascii="Arial" w:hAnsi="Arial"/>
+                <w:b/>
+              </w:rPr>
+            </w:pPr>
+            <w:r>
+              <w:rPr>
+                <w:rFonts w:ascii="Arial" w:hAnsi="Arial"/>
+                <w:b/>
+                <w:spacing w:val="-2"/>
+              </w:rPr>
+              <w:t>Descripción</w:t>
+            </w:r>
+          </w:p>
+        </w:tc>
+        <w:tc>
+          <w:tcPr>
+            <w:tcW w:w="9340" w:type="dxa"/>
+            <w:gridSpan w:val="3"/>
+          </w:tcPr>
+          <w:p>
+            <w:pPr>
+              <w:pStyle w:val="TableParagraph"/>
+              <w:spacing w:before="106"/>
+              <w:ind w:left="111"/>
+            </w:pPr>
+            <w:r>
+              <w:t xml:space="preserve">Los </w:t>
+            </w:r>
+            <w:r>
+              <w:t>Jugadores</w:t>
+            </w:r>
+            <w:r>
+              <w:t xml:space="preserve"> deben poder recibir los mensajes que otros </w:t>
+            </w:r>
+            <w:r>
+              <w:t>Jugadores</w:t>
+            </w:r>
+            <w:r>
+              <w:t xml:space="preserve"> envían en el chat de l</w:t>
+            </w:r>
+            <w:r>
+              <w:t>a reserva.</w:t>
+            </w:r>
+          </w:p>
+        </w:tc>
+      </w:tr>
+      <w:tr>
+        <w:trPr>
+          <w:trHeight w:val="480"/>
+        </w:trPr>
+        <w:tc>
+          <w:tcPr>
+            <w:tcW w:w="1760" w:type="dxa"/>
+            <w:shd w:val="clear" w:color="auto" w:fill="FFF1CC"/>
+          </w:tcPr>
+          <w:p>
+            <w:pPr>
+              <w:pStyle w:val="TableParagraph"/>
+              <w:rPr>
+                <w:rFonts w:ascii="Arial"/>
+                <w:b/>
+              </w:rPr>
+            </w:pPr>
+            <w:r>
+              <w:rPr>
+                <w:rFonts w:ascii="Arial"/>
+                <w:b/>
+                <w:spacing w:val="-2"/>
+              </w:rPr>
+              <w:t>Actores</w:t>
+            </w:r>
+          </w:p>
+        </w:tc>
+        <w:tc>
+          <w:tcPr>
+            <w:tcW w:w="9340" w:type="dxa"/>
+            <w:gridSpan w:val="3"/>
+          </w:tcPr>
+          <w:p>
+            <w:pPr>
+              <w:pStyle w:val="TableParagraph"/>
+              <w:ind w:left="111"/>
+            </w:pPr>
+            <w:r>
+              <w:t>Sistema, Jugador.</w:t>
+            </w:r>
+          </w:p>
+        </w:tc>
+      </w:tr>
+      <w:tr>
+        <w:trPr>
+          <w:trHeight w:val="739"/>
+        </w:trPr>
+        <w:tc>
+          <w:tcPr>
+            <w:tcW w:w="1760" w:type="dxa"/>
+            <w:shd w:val="clear" w:color="auto" w:fill="FFF1CC"/>
+          </w:tcPr>
+          <w:p>
+            <w:pPr>
+              <w:pStyle w:val="TableParagraph"/>
+              <w:spacing w:before="116" w:line="256" w:lineRule="auto"/>
+              <w:ind w:right="54"/>
+              <w:rPr>
+                <w:rFonts w:ascii="Arial"/>
+                <w:b/>
+              </w:rPr>
+            </w:pPr>
+            <w:proofErr w:type="gramStart"/>
+            <w:r>
+              <w:rPr>
+                <w:rFonts w:ascii="Arial"/>
+                <w:b/>
+                <w:spacing w:val="-4"/>
+              </w:rPr>
+              <w:t xml:space="preserve">Pre </w:t>
+            </w:r>
+            <w:r>
+              <w:rPr>
+                <w:rFonts w:ascii="Arial"/>
+                <w:b/>
+                <w:spacing w:val="-2"/>
+              </w:rPr>
+              <w:t>condiciones</w:t>
+            </w:r>
+            <w:proofErr w:type="gramEnd"/>
+          </w:p>
+        </w:tc>
+        <w:tc>
+          <w:tcPr>
+            <w:tcW w:w="9340" w:type="dxa"/>
+            <w:gridSpan w:val="3"/>
+          </w:tcPr>
+          <w:p>
+            <w:pPr>
+              <w:pStyle w:val="TableParagraph"/>
+              <w:numPr>
+                <w:ilvl w:val="0"/>
+                <w:numId w:val="7"/>
+              </w:numPr>
+              <w:spacing w:before="116"/>
+            </w:pPr>
+            <w:r>
+              <w:t>El Jugador debe pertenecer al Lobby.</w:t>
+            </w:r>
+          </w:p>
+          <w:p>
+            <w:pPr>
+              <w:pStyle w:val="TableParagraph"/>
+              <w:numPr>
+                <w:ilvl w:val="0"/>
+                <w:numId w:val="7"/>
+              </w:numPr>
+              <w:spacing w:before="116"/>
+            </w:pPr>
+            <w:r>
+              <w:t>El estado del Lobby debe ser Activo.</w:t>
+            </w:r>
+          </w:p>
+        </w:tc>
+      </w:tr>
+      <w:tr>
+        <w:trPr>
+          <w:trHeight w:val="760"/>
+        </w:trPr>
+        <w:tc>
+          <w:tcPr>
+            <w:tcW w:w="1760" w:type="dxa"/>
+            <w:shd w:val="clear" w:color="auto" w:fill="FFF1CC"/>
+          </w:tcPr>
+          <w:p>
+            <w:pPr>
+              <w:pStyle w:val="TableParagraph"/>
+              <w:spacing w:line="256" w:lineRule="auto"/>
+              <w:rPr>
+                <w:rFonts w:ascii="Arial"/>
+                <w:b/>
+              </w:rPr>
+            </w:pPr>
+            <w:r>
+              <w:rPr>
+                <w:rFonts w:ascii="Arial"/>
+                <w:b/>
+                <w:spacing w:val="-4"/>
+              </w:rPr>
+              <w:t xml:space="preserve">Post </w:t>
+            </w:r>
+            <w:r>
+              <w:rPr>
+                <w:rFonts w:ascii="Arial"/>
+                <w:b/>
+                <w:spacing w:val="-2"/>
+              </w:rPr>
+              <w:t>condiciones</w:t>
+            </w:r>
+          </w:p>
+        </w:tc>
+        <w:tc>
+          <w:tcPr>
+            <w:tcW w:w="9340" w:type="dxa"/>
+            <w:gridSpan w:val="3"/>
+          </w:tcPr>
+          <w:p>
+            <w:pPr>
+              <w:pStyle w:val="TableParagraph"/>
+              <w:numPr>
+                <w:ilvl w:val="0"/>
+                <w:numId w:val="8"/>
+              </w:numPr>
+            </w:pPr>
+            <w:r>
+              <w:t>El mensaje entrante se muestra en la interfaz del chat del Jugador receptor.</w:t>
+            </w:r>
+          </w:p>
+        </w:tc>
+      </w:tr>
+      <w:tr>
+        <w:trPr>
+          <w:trHeight w:val="460"/>
+        </w:trPr>
+        <w:tc>
+          <w:tcPr>
+            <w:tcW w:w="1760" w:type="dxa"/>
+            <w:vMerge w:val="restart"/>
+            <w:shd w:val="clear" w:color="auto" w:fill="FFF1CC"/>
+          </w:tcPr>
+          <w:p>
+            <w:pPr>
+              <w:pStyle w:val="TableParagraph"/>
+              <w:spacing w:before="106" w:line="256" w:lineRule="auto"/>
+              <w:rPr>
+                <w:rFonts w:ascii="Arial"/>
+                <w:b/>
+              </w:rPr>
+            </w:pPr>
+            <w:r>
+              <w:rPr>
+                <w:rFonts w:ascii="Arial"/>
+                <w:b/>
+                <w:spacing w:val="-2"/>
+              </w:rPr>
+              <w:t>Secuencia Normal</w:t>
+            </w:r>
+          </w:p>
+        </w:tc>
+        <w:tc>
+          <w:tcPr>
+            <w:tcW w:w="460" w:type="dxa"/>
+            <w:shd w:val="clear" w:color="auto" w:fill="D9E9D3"/>
+          </w:tcPr>
+          <w:p>
+            <w:pPr>
+              <w:pStyle w:val="TableParagraph"/>
+              <w:spacing w:before="106"/>
+              <w:ind w:left="0" w:right="91"/>
+              <w:jc w:val="center"/>
+              <w:rPr>
+                <w:rFonts w:ascii="Arial"/>
+                <w:b/>
+              </w:rPr>
+            </w:pPr>
+            <w:r>
+              <w:rPr>
+                <w:rFonts w:ascii="Arial"/>
+                <w:b/>
+                <w:spacing w:val="-10"/>
+              </w:rPr>
+              <w:t>#</w:t>
+            </w:r>
+          </w:p>
+        </w:tc>
+        <w:tc>
+          <w:tcPr>
+            <w:tcW w:w="4200" w:type="dxa"/>
+            <w:shd w:val="clear" w:color="auto" w:fill="D9E9D3"/>
+          </w:tcPr>
+          <w:p>
+            <w:pPr>
+              <w:pStyle w:val="TableParagraph"/>
+              <w:spacing w:before="106"/>
+              <w:rPr>
+                <w:rFonts w:ascii="Arial" w:hAnsi="Arial"/>
+                <w:b/>
+              </w:rPr>
+            </w:pPr>
+            <w:r>
+              <w:rPr>
+                <w:rFonts w:ascii="Arial" w:hAnsi="Arial"/>
+                <w:b/>
+              </w:rPr>
+              <w:t>Acción</w:t>
+            </w:r>
+            <w:r>
+              <w:rPr>
+                <w:rFonts w:ascii="Arial" w:hAnsi="Arial"/>
+                <w:b/>
+                <w:spacing w:val="-6"/>
+              </w:rPr>
+              <w:t xml:space="preserve"> </w:t>
+            </w:r>
+            <w:r>
+              <w:rPr>
+                <w:rFonts w:ascii="Arial" w:hAnsi="Arial"/>
+                <w:b/>
+                <w:spacing w:val="-2"/>
+              </w:rPr>
+              <w:t>(actor)</w:t>
+            </w:r>
+          </w:p>
+        </w:tc>
+        <w:tc>
+          <w:tcPr>
+            <w:tcW w:w="4680" w:type="dxa"/>
+            <w:shd w:val="clear" w:color="auto" w:fill="D9E9D3"/>
+          </w:tcPr>
+          <w:p>
+            <w:pPr>
+              <w:pStyle w:val="TableParagraph"/>
+              <w:spacing w:before="106"/>
+              <w:rPr>
+                <w:rFonts w:ascii="Arial" w:hAnsi="Arial"/>
+                <w:b/>
+              </w:rPr>
+            </w:pPr>
+            <w:r>
+              <w:rPr>
+                <w:rFonts w:ascii="Arial" w:hAnsi="Arial"/>
+                <w:b/>
+              </w:rPr>
+              <w:t>Reacción</w:t>
+            </w:r>
+            <w:r>
+              <w:rPr>
+                <w:rFonts w:ascii="Arial" w:hAnsi="Arial"/>
+                <w:b/>
+                <w:spacing w:val="-8"/>
+              </w:rPr>
+              <w:t xml:space="preserve"> </w:t>
+            </w:r>
+            <w:r>
+              <w:rPr>
+                <w:rFonts w:ascii="Arial" w:hAnsi="Arial"/>
+                <w:b/>
+                <w:spacing w:val="-2"/>
+              </w:rPr>
+              <w:t>(sistema)</w:t>
+            </w:r>
+          </w:p>
+        </w:tc>
+      </w:tr>
+      <w:tr>
+        <w:trPr>
+          <w:trHeight w:val="480"/>
+        </w:trPr>
+        <w:tc>
+          <w:tcPr>
+            <w:tcW w:w="1760" w:type="dxa"/>
+            <w:vMerge/>
+            <w:tcBorders>
+              <w:top w:val="nil"/>
+            </w:tcBorders>
+            <w:shd w:val="clear" w:color="auto" w:fill="FFF1CC"/>
+          </w:tcPr>
+          <w:p>
+            <w:pPr>
+              <w:rPr>
+                <w:sz w:val="2"/>
+                <w:szCs w:val="2"/>
+              </w:rPr>
+            </w:pPr>
+          </w:p>
+        </w:tc>
+        <w:tc>
+          <w:tcPr>
+            <w:tcW w:w="460" w:type="dxa"/>
+          </w:tcPr>
+          <w:p>
+            <w:pPr>
+              <w:pStyle w:val="TableParagraph"/>
+              <w:ind w:left="0" w:right="91"/>
+              <w:jc w:val="center"/>
+            </w:pPr>
+            <w:r>
+              <w:rPr>
+                <w:spacing w:val="-10"/>
+              </w:rPr>
+              <w:t>1</w:t>
+            </w:r>
+          </w:p>
+        </w:tc>
+        <w:tc>
+          <w:tcPr>
+            <w:tcW w:w="4200" w:type="dxa"/>
+          </w:tcPr>
+          <w:p>
+            <w:pPr>
+              <w:pStyle w:val="TableParagraph"/>
+            </w:pPr>
+            <w:r>
+              <w:t>El sistema del Jugador detecta y recibe el mensaje enviado.</w:t>
+            </w:r>
+          </w:p>
+        </w:tc>
+        <w:tc>
+          <w:tcPr>
+            <w:tcW w:w="4680" w:type="dxa"/>
+          </w:tcPr>
+          <w:p>
+            <w:pPr>
+              <w:pStyle w:val="TableParagraph"/>
+            </w:pPr>
+            <w:r>
+              <w:t>El sistema procesa el mensaje, y lo muestra en la interfaz del jugador.</w:t>
+            </w:r>
+          </w:p>
+        </w:tc>
+      </w:tr>
+      <w:tr>
+        <w:trPr>
+          <w:trHeight w:val="734"/>
+        </w:trPr>
+        <w:tc>
+          <w:tcPr>
+            <w:tcW w:w="1760" w:type="dxa"/>
+            <w:vMerge/>
+            <w:tcBorders>
+              <w:top w:val="nil"/>
+            </w:tcBorders>
+            <w:shd w:val="clear" w:color="auto" w:fill="FFF1CC"/>
+          </w:tcPr>
+          <w:p>
+            <w:pPr>
+              <w:rPr>
+                <w:sz w:val="2"/>
+                <w:szCs w:val="2"/>
+              </w:rPr>
+            </w:pPr>
+          </w:p>
+        </w:tc>
+        <w:tc>
+          <w:tcPr>
+            <w:tcW w:w="460" w:type="dxa"/>
+          </w:tcPr>
+          <w:p>
+            <w:pPr>
+              <w:pStyle w:val="TableParagraph"/>
+              <w:spacing w:before="116"/>
+              <w:ind w:left="0" w:right="91"/>
+              <w:jc w:val="center"/>
+            </w:pPr>
+            <w:r>
+              <w:rPr>
+                <w:spacing w:val="-10"/>
+              </w:rPr>
+              <w:t>2</w:t>
+            </w:r>
+          </w:p>
+        </w:tc>
+        <w:tc>
+          <w:tcPr>
+            <w:tcW w:w="4200" w:type="dxa"/>
+          </w:tcPr>
+          <w:p>
+            <w:pPr>
+              <w:pStyle w:val="TableParagraph"/>
+              <w:spacing w:before="116"/>
+            </w:pPr>
+          </w:p>
+        </w:tc>
+        <w:tc>
+          <w:tcPr>
+            <w:tcW w:w="4680" w:type="dxa"/>
+          </w:tcPr>
+          <w:p>
+            <w:pPr>
+              <w:pStyle w:val="TableParagraph"/>
+              <w:spacing w:before="116"/>
+            </w:pPr>
+            <w:r>
+              <w:t xml:space="preserve">El sistema realiza un </w:t>
+            </w:r>
+            <w:proofErr w:type="spellStart"/>
+            <w:r>
+              <w:rPr>
+                <w:i/>
+              </w:rPr>
+              <w:t>scroll</w:t>
+            </w:r>
+            <w:proofErr w:type="spellEnd"/>
+            <w:r>
+              <w:t xml:space="preserve"> automático hacia abajo para mostrar el mensaje </w:t>
+            </w:r>
+            <w:proofErr w:type="spellStart"/>
+            <w:r>
+              <w:t>mas</w:t>
+            </w:r>
+            <w:proofErr w:type="spellEnd"/>
+            <w:r>
+              <w:t xml:space="preserve"> reciente.</w:t>
+            </w:r>
+          </w:p>
+        </w:tc>
+      </w:tr>
+      <w:tr>
+        <w:trPr>
+          <w:trHeight w:val="233"/>
+        </w:trPr>
+        <w:tc>
+          <w:tcPr>
+            <w:tcW w:w="1760" w:type="dxa"/>
+            <w:vMerge/>
+            <w:tcBorders>
+              <w:top w:val="nil"/>
+            </w:tcBorders>
+            <w:shd w:val="clear" w:color="auto" w:fill="FFF1CC"/>
+          </w:tcPr>
+          <w:p>
+            <w:pPr>
+              <w:rPr>
+                <w:sz w:val="2"/>
+                <w:szCs w:val="2"/>
+              </w:rPr>
+            </w:pPr>
+          </w:p>
+        </w:tc>
+        <w:tc>
+          <w:tcPr>
+            <w:tcW w:w="460" w:type="dxa"/>
+          </w:tcPr>
+          <w:p>
+            <w:pPr>
+              <w:pStyle w:val="TableParagraph"/>
+              <w:spacing w:before="0"/>
+              <w:ind w:left="0"/>
+              <w:rPr>
+                <w:rFonts w:ascii="Times New Roman"/>
+              </w:rPr>
+            </w:pPr>
+          </w:p>
+        </w:tc>
+        <w:tc>
+          <w:tcPr>
+            <w:tcW w:w="4200" w:type="dxa"/>
+          </w:tcPr>
+          <w:p>
+            <w:pPr>
+              <w:pStyle w:val="TableParagraph"/>
+              <w:tabs>
+                <w:tab w:val="left" w:pos="821"/>
+              </w:tabs>
+              <w:spacing w:before="17"/>
+              <w:ind w:left="0"/>
+            </w:pPr>
+          </w:p>
+        </w:tc>
+        <w:tc>
+          <w:tcPr>
+            <w:tcW w:w="4680" w:type="dxa"/>
+          </w:tcPr>
+          <w:p>
+            <w:pPr>
+              <w:pStyle w:val="TableParagraph"/>
+              <w:tabs>
+                <w:tab w:val="left" w:pos="821"/>
+              </w:tabs>
+              <w:spacing w:before="16"/>
+              <w:ind w:left="0"/>
+            </w:pPr>
+          </w:p>
+        </w:tc>
+      </w:tr>
+      <w:tr>
+        <w:trPr>
+          <w:trHeight w:val="479"/>
+        </w:trPr>
+        <w:tc>
+          <w:tcPr>
+            <w:tcW w:w="1760" w:type="dxa"/>
+            <w:vMerge/>
+            <w:tcBorders>
+              <w:top w:val="nil"/>
+            </w:tcBorders>
+            <w:shd w:val="clear" w:color="auto" w:fill="FFF1CC"/>
+          </w:tcPr>
+          <w:p>
+            <w:pPr>
+              <w:rPr>
+                <w:sz w:val="2"/>
+                <w:szCs w:val="2"/>
+              </w:rPr>
+            </w:pPr>
+          </w:p>
+        </w:tc>
+        <w:tc>
+          <w:tcPr>
+            <w:tcW w:w="460" w:type="dxa"/>
+          </w:tcPr>
+          <w:p>
+            <w:pPr>
+              <w:pStyle w:val="TableParagraph"/>
+              <w:spacing w:before="116"/>
+              <w:ind w:left="61" w:right="91"/>
+              <w:jc w:val="center"/>
+            </w:pPr>
+            <w:r>
+              <w:rPr>
+                <w:spacing w:val="-5"/>
+              </w:rPr>
+              <w:t>...</w:t>
+            </w:r>
+          </w:p>
+        </w:tc>
+        <w:tc>
+          <w:tcPr>
+            <w:tcW w:w="4200" w:type="dxa"/>
+          </w:tcPr>
+          <w:p>
+            <w:pPr>
+              <w:pStyle w:val="TableParagraph"/>
+              <w:spacing w:before="0"/>
+              <w:ind w:left="0"/>
+              <w:rPr>
+                <w:rFonts w:ascii="Times New Roman"/>
+              </w:rPr>
+            </w:pPr>
+          </w:p>
+        </w:tc>
+        <w:tc>
+          <w:tcPr>
+            <w:tcW w:w="4680" w:type="dxa"/>
+          </w:tcPr>
+          <w:p>
+            <w:pPr>
+              <w:pStyle w:val="TableParagraph"/>
+              <w:spacing w:before="116"/>
+            </w:pPr>
+            <w:r>
+              <w:rPr>
+                <w:spacing w:val="-5"/>
+              </w:rPr>
+              <w:t>...</w:t>
+            </w:r>
+          </w:p>
+        </w:tc>
+      </w:tr>
+      <w:tr>
+        <w:trPr>
+          <w:trHeight w:val="480"/>
+        </w:trPr>
+        <w:tc>
+          <w:tcPr>
+            <w:tcW w:w="1760" w:type="dxa"/>
+            <w:vMerge/>
+            <w:tcBorders>
+              <w:top w:val="nil"/>
+            </w:tcBorders>
+            <w:shd w:val="clear" w:color="auto" w:fill="FFF1CC"/>
+          </w:tcPr>
+          <w:p>
+            <w:pPr>
+              <w:rPr>
+                <w:sz w:val="2"/>
+                <w:szCs w:val="2"/>
+              </w:rPr>
+            </w:pPr>
+          </w:p>
+        </w:tc>
+        <w:tc>
+          <w:tcPr>
+            <w:tcW w:w="460" w:type="dxa"/>
+          </w:tcPr>
+          <w:p>
+            <w:pPr>
+              <w:pStyle w:val="TableParagraph"/>
+              <w:spacing w:before="111"/>
+              <w:ind w:left="0" w:right="91"/>
+              <w:jc w:val="center"/>
+            </w:pPr>
+            <w:r>
+              <w:rPr>
+                <w:spacing w:val="-10"/>
+              </w:rPr>
+              <w:t>n</w:t>
+            </w:r>
+          </w:p>
+        </w:tc>
+        <w:tc>
+          <w:tcPr>
+            <w:tcW w:w="4200" w:type="dxa"/>
+          </w:tcPr>
+          <w:p>
+            <w:pPr>
+              <w:pStyle w:val="TableParagraph"/>
+              <w:spacing w:before="0"/>
+              <w:ind w:left="0"/>
+              <w:rPr>
+                <w:rFonts w:ascii="Times New Roman"/>
+              </w:rPr>
+            </w:pPr>
+          </w:p>
+        </w:tc>
+        <w:tc>
+          <w:tcPr>
+            <w:tcW w:w="4680" w:type="dxa"/>
+          </w:tcPr>
+          <w:p>
+            <w:pPr>
+              <w:pStyle w:val="TableParagraph"/>
+              <w:spacing w:before="111"/>
+            </w:pPr>
+            <w:r>
+              <w:rPr>
+                <w:spacing w:val="-5"/>
+              </w:rPr>
+              <w:t>...</w:t>
+            </w:r>
+          </w:p>
+        </w:tc>
+      </w:tr>
+      <w:tr>
+        <w:trPr>
+          <w:trHeight w:val="460"/>
+        </w:trPr>
+        <w:tc>
+          <w:tcPr>
+            <w:tcW w:w="1760" w:type="dxa"/>
+            <w:shd w:val="clear" w:color="auto" w:fill="FFF1CC"/>
+          </w:tcPr>
+          <w:p>
+            <w:pPr>
+              <w:pStyle w:val="TableParagraph"/>
+              <w:spacing w:before="106"/>
+              <w:rPr>
+                <w:rFonts w:ascii="Arial"/>
+                <w:b/>
+              </w:rPr>
+            </w:pPr>
+            <w:r>
+              <w:rPr>
+                <w:rFonts w:ascii="Arial"/>
+                <w:b/>
+                <w:spacing w:val="-2"/>
+              </w:rPr>
+              <w:t>Excepciones</w:t>
+            </w:r>
+          </w:p>
+        </w:tc>
+        <w:tc>
+          <w:tcPr>
+            <w:tcW w:w="460" w:type="dxa"/>
+            <w:shd w:val="clear" w:color="auto" w:fill="D9E9D3"/>
+          </w:tcPr>
+          <w:p>
+            <w:pPr>
+              <w:pStyle w:val="TableParagraph"/>
+              <w:spacing w:before="106"/>
+              <w:ind w:left="0" w:right="91"/>
+              <w:jc w:val="center"/>
+            </w:pPr>
+            <w:r>
+              <w:rPr>
+                <w:spacing w:val="-10"/>
+              </w:rPr>
+              <w:t>#</w:t>
+            </w:r>
+          </w:p>
+        </w:tc>
+        <w:tc>
+          <w:tcPr>
+            <w:tcW w:w="4200" w:type="dxa"/>
+            <w:shd w:val="clear" w:color="auto" w:fill="D9E9D3"/>
+          </w:tcPr>
+          <w:p>
+            <w:pPr>
+              <w:pStyle w:val="TableParagraph"/>
+              <w:spacing w:before="106"/>
+              <w:rPr>
+                <w:rFonts w:ascii="Arial" w:hAnsi="Arial"/>
+                <w:b/>
+              </w:rPr>
+            </w:pPr>
+            <w:r>
+              <w:rPr>
+                <w:rFonts w:ascii="Arial" w:hAnsi="Arial"/>
+                <w:b/>
+              </w:rPr>
+              <w:t>Acción</w:t>
+            </w:r>
+            <w:r>
+              <w:rPr>
+                <w:rFonts w:ascii="Arial" w:hAnsi="Arial"/>
+                <w:b/>
+                <w:spacing w:val="-6"/>
+              </w:rPr>
+              <w:t xml:space="preserve"> </w:t>
+            </w:r>
+            <w:r>
+              <w:rPr>
+                <w:rFonts w:ascii="Arial" w:hAnsi="Arial"/>
+                <w:b/>
+                <w:spacing w:val="-2"/>
+              </w:rPr>
+              <w:t>(actor)</w:t>
+            </w:r>
+          </w:p>
+        </w:tc>
+        <w:tc>
+          <w:tcPr>
+            <w:tcW w:w="4680" w:type="dxa"/>
+            <w:shd w:val="clear" w:color="auto" w:fill="D9E9D3"/>
+          </w:tcPr>
+          <w:p>
+            <w:pPr>
+              <w:pStyle w:val="TableParagraph"/>
+              <w:spacing w:before="106"/>
+              <w:rPr>
+                <w:rFonts w:ascii="Arial" w:hAnsi="Arial"/>
+                <w:b/>
+              </w:rPr>
+            </w:pPr>
+            <w:r>
+              <w:rPr>
+                <w:rFonts w:ascii="Arial" w:hAnsi="Arial"/>
+                <w:b/>
+              </w:rPr>
+              <w:t>Reacción</w:t>
+            </w:r>
+            <w:r>
+              <w:rPr>
+                <w:rFonts w:ascii="Arial" w:hAnsi="Arial"/>
+                <w:b/>
+                <w:spacing w:val="-8"/>
+              </w:rPr>
+              <w:t xml:space="preserve"> </w:t>
+            </w:r>
+            <w:r>
+              <w:rPr>
+                <w:rFonts w:ascii="Arial" w:hAnsi="Arial"/>
+                <w:b/>
+                <w:spacing w:val="-2"/>
+              </w:rPr>
+              <w:t>(sistema)</w:t>
+            </w:r>
+          </w:p>
+        </w:tc>
+      </w:tr>
+      <w:tr>
+        <w:trPr>
+          <w:trHeight w:val="1300"/>
+        </w:trPr>
+        <w:tc>
+          <w:tcPr>
+            <w:tcW w:w="1760" w:type="dxa"/>
+            <w:shd w:val="clear" w:color="auto" w:fill="FFF1CC"/>
+          </w:tcPr>
+          <w:p>
+            <w:pPr>
+              <w:pStyle w:val="TableParagraph"/>
+              <w:spacing w:before="0"/>
+              <w:ind w:left="0"/>
+              <w:rPr>
+                <w:rFonts w:ascii="Times New Roman"/>
+              </w:rPr>
+            </w:pPr>
+          </w:p>
+        </w:tc>
+        <w:tc>
+          <w:tcPr>
+            <w:tcW w:w="460" w:type="dxa"/>
+          </w:tcPr>
+          <w:p>
+            <w:pPr>
+              <w:pStyle w:val="TableParagraph"/>
+              <w:ind w:left="0" w:right="91"/>
+              <w:jc w:val="center"/>
+            </w:pPr>
+            <w:r>
+              <w:rPr>
+                <w:spacing w:val="-10"/>
+              </w:rPr>
+              <w:t>p</w:t>
+            </w:r>
+          </w:p>
+        </w:tc>
+        <w:tc>
+          <w:tcPr>
+            <w:tcW w:w="4200" w:type="dxa"/>
+          </w:tcPr>
+          <w:p>
+            <w:pPr>
+              <w:pStyle w:val="TableParagraph"/>
+              <w:spacing w:before="0" w:line="256" w:lineRule="auto"/>
+            </w:pPr>
+            <w:r>
+              <w:t>El Jugador no tiene conexión a internet.</w:t>
+            </w:r>
+          </w:p>
+        </w:tc>
+        <w:tc>
+          <w:tcPr>
+            <w:tcW w:w="4680" w:type="dxa"/>
+          </w:tcPr>
+          <w:p>
+            <w:pPr>
+              <w:pStyle w:val="TableParagraph"/>
+              <w:spacing w:before="0" w:line="251" w:lineRule="exact"/>
+            </w:pPr>
+            <w:r>
+              <w:t>El sistema detecta la desconexión y espera la reconexión posterior. Una vez reconectado, solicita el chat completo, lo procesa y lo muestra en la interfaz de chat del Jugador.</w:t>
+            </w:r>
+          </w:p>
+        </w:tc>
+      </w:tr>
+      <w:tr>
+        <w:trPr>
+          <w:trHeight w:val="460"/>
+        </w:trPr>
+        <w:tc>
+          <w:tcPr>
+            <w:tcW w:w="1760" w:type="dxa"/>
+            <w:shd w:val="clear" w:color="auto" w:fill="FFF1CC"/>
+          </w:tcPr>
+          <w:p>
+            <w:pPr>
+              <w:pStyle w:val="TableParagraph"/>
+              <w:spacing w:before="0"/>
+              <w:ind w:left="0"/>
+              <w:rPr>
+                <w:rFonts w:ascii="Times New Roman"/>
+              </w:rPr>
+            </w:pPr>
+          </w:p>
+        </w:tc>
+        <w:tc>
+          <w:tcPr>
+            <w:tcW w:w="460" w:type="dxa"/>
+          </w:tcPr>
+          <w:p>
+            <w:pPr>
+              <w:pStyle w:val="TableParagraph"/>
+              <w:spacing w:before="106"/>
+              <w:ind w:left="61" w:right="91"/>
+              <w:jc w:val="center"/>
+            </w:pPr>
+            <w:r>
+              <w:rPr>
+                <w:spacing w:val="-5"/>
+              </w:rPr>
+              <w:t>...</w:t>
+            </w:r>
+          </w:p>
+        </w:tc>
+        <w:tc>
+          <w:tcPr>
+            <w:tcW w:w="4200" w:type="dxa"/>
+          </w:tcPr>
+          <w:p>
+            <w:pPr>
+              <w:pStyle w:val="TableParagraph"/>
+              <w:spacing w:before="0"/>
+              <w:ind w:left="0"/>
+              <w:rPr>
+                <w:rFonts w:ascii="Times New Roman"/>
+              </w:rPr>
+            </w:pPr>
+          </w:p>
+        </w:tc>
+        <w:tc>
+          <w:tcPr>
+            <w:tcW w:w="4680" w:type="dxa"/>
+          </w:tcPr>
+          <w:p>
+            <w:pPr>
+              <w:pStyle w:val="TableParagraph"/>
+              <w:spacing w:before="106"/>
+            </w:pPr>
+            <w:r>
+              <w:rPr>
+                <w:spacing w:val="-5"/>
+              </w:rPr>
+              <w:t>...</w:t>
+            </w:r>
+          </w:p>
+        </w:tc>
+      </w:tr>
+      <w:tr>
+        <w:trPr>
+          <w:trHeight w:val="479"/>
+        </w:trPr>
+        <w:tc>
+          <w:tcPr>
+            <w:tcW w:w="1760" w:type="dxa"/>
+            <w:shd w:val="clear" w:color="auto" w:fill="FFF1CC"/>
+          </w:tcPr>
+          <w:p>
+            <w:pPr>
+              <w:pStyle w:val="TableParagraph"/>
+              <w:spacing w:before="0"/>
+              <w:ind w:left="0"/>
+              <w:rPr>
+                <w:rFonts w:ascii="Times New Roman"/>
+              </w:rPr>
+            </w:pPr>
+          </w:p>
+        </w:tc>
+        <w:tc>
+          <w:tcPr>
+            <w:tcW w:w="460" w:type="dxa"/>
+          </w:tcPr>
+          <w:p>
+            <w:pPr>
+              <w:pStyle w:val="TableParagraph"/>
+              <w:ind w:left="0" w:right="91"/>
+              <w:jc w:val="center"/>
+            </w:pPr>
+            <w:r>
+              <w:rPr>
+                <w:spacing w:val="-10"/>
+              </w:rPr>
+              <w:t>q</w:t>
+            </w:r>
+          </w:p>
+        </w:tc>
+        <w:tc>
+          <w:tcPr>
+            <w:tcW w:w="4200" w:type="dxa"/>
+          </w:tcPr>
+          <w:p>
+            <w:pPr>
+              <w:pStyle w:val="TableParagraph"/>
+              <w:spacing w:before="0"/>
+              <w:ind w:left="0"/>
+              <w:rPr>
+                <w:rFonts w:ascii="Times New Roman"/>
+              </w:rPr>
+            </w:pPr>
+          </w:p>
+        </w:tc>
+        <w:tc>
+          <w:tcPr>
+            <w:tcW w:w="4680" w:type="dxa"/>
+          </w:tcPr>
+          <w:p>
+            <w:pPr>
+              <w:pStyle w:val="TableParagraph"/>
+            </w:pPr>
+            <w:r>
+              <w:rPr>
+                <w:spacing w:val="-5"/>
+              </w:rPr>
+              <w:t>...</w:t>
+            </w:r>
+          </w:p>
+        </w:tc>
+      </w:tr>
+      <w:tr>
+        <w:trPr>
+          <w:trHeight w:val="740"/>
+        </w:trPr>
+        <w:tc>
+          <w:tcPr>
+            <w:tcW w:w="1760" w:type="dxa"/>
+            <w:shd w:val="clear" w:color="auto" w:fill="FFF1CC"/>
+          </w:tcPr>
+          <w:p>
+            <w:pPr>
+              <w:pStyle w:val="TableParagraph"/>
+              <w:spacing w:before="116"/>
+              <w:rPr>
+                <w:rFonts w:ascii="Arial"/>
+                <w:b/>
+              </w:rPr>
+            </w:pPr>
+            <w:r>
+              <w:rPr>
+                <w:rFonts w:ascii="Arial"/>
+                <w:b/>
+                <w:spacing w:val="-2"/>
+              </w:rPr>
+              <w:t>Rendimiento</w:t>
+            </w:r>
+          </w:p>
+        </w:tc>
+        <w:tc>
+          <w:tcPr>
+            <w:tcW w:w="9340" w:type="dxa"/>
+            <w:gridSpan w:val="3"/>
+          </w:tcPr>
+          <w:p>
+            <w:pPr>
+              <w:pStyle w:val="TableParagraph"/>
+              <w:spacing w:before="116" w:line="256" w:lineRule="auto"/>
+              <w:ind w:left="111" w:right="28"/>
+            </w:pPr>
+            <w:r>
+              <w:t>Sincronización del hilo de conversación y visualización en 250 milisegundos.</w:t>
+            </w:r>
+          </w:p>
+        </w:tc>
+      </w:tr>
+      <w:tr>
+        <w:trPr>
+          <w:trHeight w:val="760"/>
+        </w:trPr>
+        <w:tc>
+          <w:tcPr>
+            <w:tcW w:w="1760" w:type="dxa"/>
+            <w:shd w:val="clear" w:color="auto" w:fill="FFF1CC"/>
+          </w:tcPr>
+          <w:p>
+            <w:pPr>
+              <w:pStyle w:val="TableParagraph"/>
+              <w:rPr>
+                <w:rFonts w:ascii="Arial"/>
+                <w:b/>
+              </w:rPr>
+            </w:pPr>
+            <w:r>
+              <w:rPr>
+                <w:rFonts w:ascii="Arial"/>
+                <w:b/>
+                <w:spacing w:val="-2"/>
+              </w:rPr>
+              <w:t>Frecuencia</w:t>
+            </w:r>
+          </w:p>
+        </w:tc>
+        <w:tc>
+          <w:tcPr>
+            <w:tcW w:w="9340" w:type="dxa"/>
+            <w:gridSpan w:val="3"/>
+          </w:tcPr>
+          <w:p>
+            <w:pPr>
+              <w:pStyle w:val="TableParagraph"/>
+              <w:spacing w:line="256" w:lineRule="auto"/>
+              <w:ind w:left="111"/>
+            </w:pPr>
+            <w:r>
+              <w:t>Este</w:t>
+            </w:r>
+            <w:r>
+              <w:rPr>
+                <w:spacing w:val="-3"/>
+              </w:rPr>
+              <w:t xml:space="preserve"> </w:t>
+            </w:r>
+            <w:r>
+              <w:t>caso</w:t>
+            </w:r>
+            <w:r>
+              <w:rPr>
+                <w:spacing w:val="-3"/>
+              </w:rPr>
+              <w:t xml:space="preserve"> </w:t>
+            </w:r>
+            <w:r>
+              <w:t>de</w:t>
+            </w:r>
+            <w:r>
+              <w:rPr>
+                <w:spacing w:val="-3"/>
+              </w:rPr>
+              <w:t xml:space="preserve"> </w:t>
+            </w:r>
+            <w:r>
+              <w:t>uso</w:t>
+            </w:r>
+            <w:r>
+              <w:rPr>
+                <w:spacing w:val="-3"/>
+              </w:rPr>
+              <w:t xml:space="preserve"> </w:t>
+            </w:r>
+            <w:r>
+              <w:t>se</w:t>
+            </w:r>
+            <w:r>
+              <w:rPr>
+                <w:spacing w:val="-3"/>
+              </w:rPr>
+              <w:t xml:space="preserve"> </w:t>
+            </w:r>
+            <w:r>
+              <w:t>espera</w:t>
+            </w:r>
+            <w:r>
+              <w:rPr>
+                <w:spacing w:val="-3"/>
+              </w:rPr>
+              <w:t xml:space="preserve"> </w:t>
+            </w:r>
+            <w:r>
+              <w:t>que</w:t>
+            </w:r>
+            <w:r>
+              <w:rPr>
+                <w:spacing w:val="-3"/>
+              </w:rPr>
+              <w:t xml:space="preserve"> </w:t>
+            </w:r>
+            <w:r>
+              <w:t>se</w:t>
+            </w:r>
+            <w:r>
+              <w:rPr>
+                <w:spacing w:val="-3"/>
+              </w:rPr>
+              <w:t xml:space="preserve"> </w:t>
+            </w:r>
+            <w:r>
+              <w:t>lleve</w:t>
+            </w:r>
+            <w:r>
+              <w:rPr>
+                <w:spacing w:val="-3"/>
+              </w:rPr>
+              <w:t xml:space="preserve"> </w:t>
+            </w:r>
+            <w:r>
+              <w:t>a</w:t>
+            </w:r>
+            <w:r>
+              <w:rPr>
+                <w:spacing w:val="-3"/>
+              </w:rPr>
+              <w:t xml:space="preserve"> </w:t>
+            </w:r>
+            <w:r>
+              <w:t>cabo</w:t>
+            </w:r>
+            <w:r>
+              <w:rPr>
+                <w:spacing w:val="-3"/>
+              </w:rPr>
+              <w:t xml:space="preserve"> </w:t>
+            </w:r>
+            <w:r>
+              <w:t>una</w:t>
+            </w:r>
+            <w:r>
+              <w:rPr>
+                <w:spacing w:val="-3"/>
+              </w:rPr>
+              <w:t xml:space="preserve"> </w:t>
+            </w:r>
+            <w:r>
+              <w:t>media</w:t>
+            </w:r>
+            <w:r>
+              <w:rPr>
+                <w:spacing w:val="-3"/>
+              </w:rPr>
+              <w:t xml:space="preserve"> </w:t>
+            </w:r>
+            <w:r>
+              <w:t>de</w:t>
+            </w:r>
+            <w:r>
+              <w:rPr>
+                <w:spacing w:val="-3"/>
+              </w:rPr>
+              <w:t xml:space="preserve"> </w:t>
+            </w:r>
+            <w:r>
+              <w:t>[1 a 3</w:t>
+            </w:r>
+            <w:r>
+              <w:rPr>
+                <w:spacing w:val="-3"/>
+              </w:rPr>
+              <w:t xml:space="preserve"> </w:t>
+            </w:r>
+            <w:r>
+              <w:t>de</w:t>
+            </w:r>
+            <w:r>
+              <w:rPr>
+                <w:spacing w:val="-3"/>
+              </w:rPr>
+              <w:t xml:space="preserve"> </w:t>
+            </w:r>
+            <w:r>
+              <w:t>veces]</w:t>
+            </w:r>
+            <w:r>
+              <w:rPr>
+                <w:spacing w:val="-3"/>
+              </w:rPr>
+              <w:t xml:space="preserve"> </w:t>
+            </w:r>
+            <w:r>
+              <w:t>por mensaje enviado (ya que pueden ser de uno a tres los receptores del mensaje enviado).</w:t>
+            </w:r>
+          </w:p>
+        </w:tc>
+      </w:tr>
+      <w:tr>
+        <w:trPr>
+          <w:trHeight w:val="460"/>
+        </w:trPr>
+        <w:tc>
+          <w:tcPr>
+            <w:tcW w:w="1760" w:type="dxa"/>
+            <w:shd w:val="clear" w:color="auto" w:fill="FFF1CC"/>
+          </w:tcPr>
+          <w:p>
+            <w:pPr>
+              <w:pStyle w:val="TableParagraph"/>
+              <w:spacing w:before="106"/>
+              <w:rPr>
+                <w:rFonts w:ascii="Arial"/>
+                <w:b/>
+              </w:rPr>
+            </w:pPr>
+            <w:r>
+              <w:rPr>
+                <w:rFonts w:ascii="Arial"/>
+                <w:b/>
+                <w:spacing w:val="-2"/>
+              </w:rPr>
+              <w:t>Importancia</w:t>
+            </w:r>
+          </w:p>
+        </w:tc>
+        <w:tc>
+          <w:tcPr>
+            <w:tcW w:w="9340" w:type="dxa"/>
+            <w:gridSpan w:val="3"/>
+          </w:tcPr>
+          <w:p>
+            <w:pPr>
+              <w:pStyle w:val="TableParagraph"/>
+              <w:spacing w:before="106"/>
+              <w:ind w:left="111"/>
+            </w:pPr>
+            <w:r>
+              <w:t>Importante</w:t>
+            </w:r>
+          </w:p>
+        </w:tc>
+      </w:tr>
+      <w:tr>
+        <w:trPr>
+          <w:trHeight w:val="479"/>
+        </w:trPr>
+        <w:tc>
+          <w:tcPr>
+            <w:tcW w:w="1760" w:type="dxa"/>
+            <w:shd w:val="clear" w:color="auto" w:fill="FFF1CC"/>
+          </w:tcPr>
+          <w:p>
+            <w:pPr>
+              <w:pStyle w:val="TableParagraph"/>
+              <w:rPr>
+                <w:rFonts w:ascii="Arial"/>
+                <w:b/>
+              </w:rPr>
+            </w:pPr>
+            <w:r>
+              <w:rPr>
+                <w:rFonts w:ascii="Arial"/>
+                <w:b/>
+                <w:spacing w:val="-2"/>
+              </w:rPr>
+              <w:t>Urgencia</w:t>
+            </w:r>
+          </w:p>
+        </w:tc>
+        <w:tc>
+          <w:tcPr>
+            <w:tcW w:w="9340" w:type="dxa"/>
+            <w:gridSpan w:val="3"/>
+          </w:tcPr>
+          <w:p>
+            <w:pPr>
+              <w:pStyle w:val="TableParagraph"/>
+              <w:ind w:left="111"/>
+            </w:pPr>
+            <w:r>
+              <w:t>Puede esperar.</w:t>
+            </w:r>
+          </w:p>
+        </w:tc>
+      </w:tr>
+      <w:tr>
+        <w:trPr>
+          <w:trHeight w:val="479"/>
+        </w:trPr>
+        <w:tc>
+          <w:tcPr>
+            <w:tcW w:w="1760" w:type="dxa"/>
+            <w:shd w:val="clear" w:color="auto" w:fill="FFF1CC"/>
+          </w:tcPr>
+          <w:p>
+            <w:pPr>
+              <w:pStyle w:val="TableParagraph"/>
+              <w:spacing w:before="116"/>
+              <w:rPr>
+                <w:rFonts w:ascii="Arial"/>
+                <w:b/>
+              </w:rPr>
+            </w:pPr>
+            <w:r>
+              <w:rPr>
+                <w:rFonts w:ascii="Arial"/>
+                <w:b/>
+                <w:spacing w:val="-2"/>
+              </w:rPr>
+              <w:t>Comentarios</w:t>
+            </w:r>
+          </w:p>
+        </w:tc>
+        <w:tc>
+          <w:tcPr>
+            <w:tcW w:w="9340" w:type="dxa"/>
+            <w:gridSpan w:val="3"/>
+          </w:tcPr>
+          <w:p>
+            <w:pPr>
+              <w:pStyle w:val="TableParagraph"/>
+              <w:spacing w:before="116"/>
+              <w:ind w:left="111"/>
+            </w:pPr>
+          </w:p>
+        </w:tc>
+      </w:tr>
+    </w:tbl>
+    <w:p/>
+    <w:p>
+      <w:pPr>
+        <w:widowControl/>
+      </w:pPr>
+    </w:p>
+    <w:p>
+      <w:pPr>
+        <w:widowControl/>
+      </w:pPr>
+    </w:p>
+    <w:p>
+      <w:pPr>
+        <w:widowControl/>
+      </w:pPr>
+    </w:p>
+    <w:p>
+      <w:pPr>
+        <w:widowControl/>
+      </w:pPr>
+    </w:p>
+    <w:p>
+      <w:pPr>
+        <w:widowControl/>
+      </w:pPr>
+    </w:p>
+    <w:p>
+      <w:pPr>
+        <w:widowControl/>
+      </w:pPr>
+    </w:p>
+    <w:p>
+      <w:pPr>
+        <w:widowControl/>
+      </w:pPr>
+    </w:p>
+    <w:p>
+      <w:pPr>
+        <w:widowControl/>
+      </w:pPr>
+    </w:p>
+    <w:p>
+      <w:pPr>
+        <w:widowControl/>
+      </w:pPr>
+    </w:p>
+    <w:p>
+      <w:pPr>
+        <w:widowControl/>
+      </w:pPr>
+    </w:p>
+    <w:p>
+      <w:pPr>
+        <w:widowControl/>
+      </w:pPr>
+    </w:p>
+    <w:tbl>
+      <w:tblPr>
+        <w:tblW w:w="0" w:type="auto"/>
+        <w:tblInd w:w="220" w:type="dxa"/>
+        <w:tblBorders>
+          <w:top w:val="single" w:sz="8" w:space="0" w:color="000000"/>
+          <w:left w:val="single" w:sz="8" w:space="0" w:color="000000"/>
+          <w:bottom w:val="single" w:sz="8" w:space="0" w:color="000000"/>
+          <w:right w:val="single" w:sz="8" w:space="0" w:color="000000"/>
+          <w:insideH w:val="single" w:sz="8" w:space="0" w:color="000000"/>
+          <w:insideV w:val="single" w:sz="8" w:space="0" w:color="000000"/>
+        </w:tblBorders>
+        <w:tblLayout w:type="fixed"/>
+        <w:tblCellMar>
+          <w:left w:w="0" w:type="dxa"/>
+          <w:right w:w="0" w:type="dxa"/>
+        </w:tblCellMar>
+        <w:tblLook w:val="01E0" w:firstRow="1" w:lastRow="1" w:firstColumn="1" w:lastColumn="1" w:noHBand="0" w:noVBand="0"/>
+      </w:tblPr>
+      <w:tblGrid>
+        <w:gridCol w:w="1760"/>
+        <w:gridCol w:w="460"/>
+        <w:gridCol w:w="4200"/>
+        <w:gridCol w:w="4680"/>
+      </w:tblGrid>
+      <w:tr>
+        <w:trPr>
+          <w:trHeight w:val="480"/>
+        </w:trPr>
+        <w:tc>
+          <w:tcPr>
+            <w:tcW w:w="1760" w:type="dxa"/>
+            <w:shd w:val="clear" w:color="auto" w:fill="A3C2F4"/>
+          </w:tcPr>
+          <w:p>
+            <w:pPr>
+              <w:pStyle w:val="TableParagraph"/>
+              <w:spacing w:before="111"/>
+              <w:rPr>
+                <w:rFonts w:ascii="Arial"/>
+                <w:b/>
+              </w:rPr>
+            </w:pPr>
+            <w:r>
+              <w:rPr>
+                <w:rFonts w:ascii="Arial"/>
+                <w:b/>
+                <w:spacing w:val="-2"/>
+              </w:rPr>
+              <w:t>[</w:t>
+            </w:r>
+            <w:r>
+              <w:rPr>
+                <w:rFonts w:ascii="Arial"/>
+                <w:b/>
+                <w:spacing w:val="-2"/>
+              </w:rPr>
+              <w:t>31</w:t>
+            </w:r>
+            <w:r>
+              <w:rPr>
+                <w:rFonts w:ascii="Arial"/>
+                <w:b/>
+                <w:spacing w:val="-2"/>
+              </w:rPr>
+              <w:t>]</w:t>
+            </w:r>
+          </w:p>
+        </w:tc>
+        <w:tc>
+          <w:tcPr>
+            <w:tcW w:w="9340" w:type="dxa"/>
+            <w:gridSpan w:val="3"/>
+            <w:shd w:val="clear" w:color="auto" w:fill="A3C2F4"/>
+          </w:tcPr>
+          <w:p>
+            <w:pPr>
+              <w:pStyle w:val="TableParagraph"/>
+              <w:spacing w:before="111"/>
+              <w:ind w:left="111"/>
+              <w:rPr>
+                <w:rFonts w:ascii="Arial"/>
+                <w:b/>
+              </w:rPr>
+            </w:pPr>
+            <w:r>
+              <w:rPr>
+                <w:rFonts w:ascii="Arial"/>
+                <w:b/>
+              </w:rPr>
+              <w:t>[Enviar Mensaje Privado a Usuario]</w:t>
+            </w:r>
+          </w:p>
+        </w:tc>
+      </w:tr>
+      <w:tr>
+        <w:trPr>
+          <w:trHeight w:val="459"/>
+        </w:trPr>
+        <w:tc>
+          <w:tcPr>
+            <w:tcW w:w="1760" w:type="dxa"/>
+            <w:shd w:val="clear" w:color="auto" w:fill="FFF1CC"/>
+          </w:tcPr>
+          <w:p>
+            <w:pPr>
+              <w:pStyle w:val="TableParagraph"/>
+              <w:spacing w:before="106"/>
+              <w:rPr>
+                <w:rFonts w:ascii="Arial" w:hAnsi="Arial"/>
+                <w:b/>
+              </w:rPr>
+            </w:pPr>
+            <w:r>
+              <w:rPr>
+                <w:rFonts w:ascii="Arial" w:hAnsi="Arial"/>
+                <w:b/>
+                <w:spacing w:val="-2"/>
+              </w:rPr>
+              <w:t>Descripción</w:t>
+            </w:r>
+          </w:p>
+        </w:tc>
+        <w:tc>
+          <w:tcPr>
+            <w:tcW w:w="9340" w:type="dxa"/>
+            <w:gridSpan w:val="3"/>
+          </w:tcPr>
+          <w:p>
+            <w:pPr>
+              <w:pStyle w:val="TableParagraph"/>
+              <w:spacing w:before="106"/>
+              <w:ind w:left="111"/>
+            </w:pPr>
+            <w:r>
+              <w:t>El usuario envía un mensaje privado a otro usuario</w:t>
+            </w:r>
+          </w:p>
+        </w:tc>
+      </w:tr>
+      <w:tr>
+        <w:trPr>
+          <w:trHeight w:val="480"/>
+        </w:trPr>
+        <w:tc>
+          <w:tcPr>
+            <w:tcW w:w="1760" w:type="dxa"/>
+            <w:shd w:val="clear" w:color="auto" w:fill="FFF1CC"/>
+          </w:tcPr>
+          <w:p>
+            <w:pPr>
+              <w:pStyle w:val="TableParagraph"/>
+              <w:rPr>
+                <w:rFonts w:ascii="Arial"/>
+                <w:b/>
+              </w:rPr>
+            </w:pPr>
+            <w:r>
+              <w:rPr>
+                <w:rFonts w:ascii="Arial"/>
+                <w:b/>
+                <w:spacing w:val="-2"/>
+              </w:rPr>
+              <w:t>Actores</w:t>
+            </w:r>
+          </w:p>
+        </w:tc>
+        <w:tc>
+          <w:tcPr>
+            <w:tcW w:w="9340" w:type="dxa"/>
+            <w:gridSpan w:val="3"/>
+          </w:tcPr>
+          <w:p>
+            <w:pPr>
+              <w:pStyle w:val="TableParagraph"/>
+              <w:ind w:left="111"/>
+            </w:pPr>
+            <w:r>
+              <w:t>Sistema, Usuario</w:t>
+            </w:r>
+          </w:p>
+        </w:tc>
+      </w:tr>
+      <w:tr>
+        <w:trPr>
+          <w:trHeight w:val="739"/>
+        </w:trPr>
+        <w:tc>
+          <w:tcPr>
+            <w:tcW w:w="1760" w:type="dxa"/>
+            <w:shd w:val="clear" w:color="auto" w:fill="FFF1CC"/>
+          </w:tcPr>
+          <w:p>
+            <w:pPr>
+              <w:pStyle w:val="TableParagraph"/>
+              <w:spacing w:before="116" w:line="256" w:lineRule="auto"/>
+              <w:ind w:right="54"/>
+              <w:rPr>
+                <w:rFonts w:ascii="Arial"/>
+                <w:b/>
+              </w:rPr>
+            </w:pPr>
+            <w:proofErr w:type="gramStart"/>
+            <w:r>
+              <w:rPr>
+                <w:rFonts w:ascii="Arial"/>
+                <w:b/>
+                <w:spacing w:val="-4"/>
+              </w:rPr>
+              <w:t xml:space="preserve">Pre </w:t>
+            </w:r>
+            <w:r>
+              <w:rPr>
+                <w:rFonts w:ascii="Arial"/>
+                <w:b/>
+                <w:spacing w:val="-2"/>
+              </w:rPr>
+              <w:t>condiciones</w:t>
+            </w:r>
+            <w:proofErr w:type="gramEnd"/>
+          </w:p>
+        </w:tc>
+        <w:tc>
+          <w:tcPr>
+            <w:tcW w:w="9340" w:type="dxa"/>
+            <w:gridSpan w:val="3"/>
+          </w:tcPr>
+          <w:p>
+            <w:pPr>
+              <w:pStyle w:val="TableParagraph"/>
+              <w:numPr>
+                <w:ilvl w:val="0"/>
+                <w:numId w:val="10"/>
+              </w:numPr>
+              <w:suppressAutoHyphens w:val="0"/>
+              <w:autoSpaceDE w:val="0"/>
+              <w:autoSpaceDN w:val="0"/>
+              <w:spacing w:before="116"/>
+            </w:pPr>
+            <w:r>
+              <w:t>El usuario debe estar autenticado (</w:t>
+            </w:r>
+            <w:proofErr w:type="spellStart"/>
+            <w:r>
+              <w:t>logeado</w:t>
+            </w:r>
+            <w:proofErr w:type="spellEnd"/>
+            <w:r>
+              <w:t>).</w:t>
+            </w:r>
+          </w:p>
+          <w:p>
+            <w:pPr>
+              <w:pStyle w:val="TableParagraph"/>
+              <w:numPr>
+                <w:ilvl w:val="0"/>
+                <w:numId w:val="10"/>
+              </w:numPr>
+              <w:suppressAutoHyphens w:val="0"/>
+              <w:autoSpaceDE w:val="0"/>
+              <w:autoSpaceDN w:val="0"/>
+              <w:spacing w:before="116"/>
+            </w:pPr>
+            <w:r>
+              <w:t>El usuario destinatario debe existir en el sistema.</w:t>
+            </w:r>
+          </w:p>
+        </w:tc>
+      </w:tr>
+      <w:tr>
+        <w:trPr>
+          <w:trHeight w:val="760"/>
+        </w:trPr>
+        <w:tc>
+          <w:tcPr>
+            <w:tcW w:w="1760" w:type="dxa"/>
+            <w:shd w:val="clear" w:color="auto" w:fill="FFF1CC"/>
+          </w:tcPr>
+          <w:p>
+            <w:pPr>
+              <w:pStyle w:val="TableParagraph"/>
+              <w:spacing w:line="256" w:lineRule="auto"/>
+              <w:rPr>
+                <w:rFonts w:ascii="Arial"/>
+                <w:b/>
+              </w:rPr>
+            </w:pPr>
+            <w:r>
+              <w:rPr>
+                <w:rFonts w:ascii="Arial"/>
+                <w:b/>
+                <w:spacing w:val="-4"/>
+              </w:rPr>
+              <w:t xml:space="preserve">Post </w:t>
+            </w:r>
+            <w:r>
+              <w:rPr>
+                <w:rFonts w:ascii="Arial"/>
+                <w:b/>
+                <w:spacing w:val="-2"/>
+              </w:rPr>
+              <w:t>condiciones</w:t>
+            </w:r>
+          </w:p>
+        </w:tc>
+        <w:tc>
+          <w:tcPr>
+            <w:tcW w:w="9340" w:type="dxa"/>
+            <w:gridSpan w:val="3"/>
+          </w:tcPr>
+          <w:p>
+            <w:pPr>
+              <w:pStyle w:val="TableParagraph"/>
+              <w:numPr>
+                <w:ilvl w:val="0"/>
+                <w:numId w:val="10"/>
+              </w:numPr>
+              <w:suppressAutoHyphens w:val="0"/>
+              <w:autoSpaceDE w:val="0"/>
+              <w:autoSpaceDN w:val="0"/>
+            </w:pPr>
+            <w:r>
+              <w:t>El mensaje queda almacenado en el sistema.</w:t>
+            </w:r>
+          </w:p>
+          <w:p>
+            <w:pPr>
+              <w:pStyle w:val="TableParagraph"/>
+              <w:numPr>
+                <w:ilvl w:val="0"/>
+                <w:numId w:val="10"/>
+              </w:numPr>
+              <w:suppressAutoHyphens w:val="0"/>
+              <w:autoSpaceDE w:val="0"/>
+              <w:autoSpaceDN w:val="0"/>
+            </w:pPr>
+            <w:r>
+              <w:t>El usuario destinatario puede ver el mensaje.</w:t>
+            </w:r>
+          </w:p>
+          <w:p>
+            <w:pPr>
+              <w:pStyle w:val="TableParagraph"/>
+              <w:numPr>
+                <w:ilvl w:val="0"/>
+                <w:numId w:val="10"/>
+              </w:numPr>
+              <w:suppressAutoHyphens w:val="0"/>
+              <w:autoSpaceDE w:val="0"/>
+              <w:autoSpaceDN w:val="0"/>
+            </w:pPr>
+            <w:r>
+              <w:t>Se registra la fecha y hora de envío.</w:t>
+            </w:r>
+          </w:p>
+        </w:tc>
+      </w:tr>
+      <w:tr>
+        <w:trPr>
+          <w:trHeight w:val="460"/>
+        </w:trPr>
+        <w:tc>
+          <w:tcPr>
+            <w:tcW w:w="1760" w:type="dxa"/>
+            <w:vMerge w:val="restart"/>
+            <w:shd w:val="clear" w:color="auto" w:fill="FFF1CC"/>
+          </w:tcPr>
+          <w:p>
+            <w:pPr>
+              <w:pStyle w:val="TableParagraph"/>
+              <w:spacing w:before="106" w:line="256" w:lineRule="auto"/>
+              <w:rPr>
+                <w:rFonts w:ascii="Arial"/>
+                <w:b/>
+              </w:rPr>
+            </w:pPr>
+            <w:r>
+              <w:rPr>
+                <w:rFonts w:ascii="Arial"/>
+                <w:b/>
+                <w:spacing w:val="-2"/>
+              </w:rPr>
+              <w:t>Secuencia Normal</w:t>
+            </w:r>
+          </w:p>
+        </w:tc>
+        <w:tc>
+          <w:tcPr>
+            <w:tcW w:w="460" w:type="dxa"/>
+            <w:shd w:val="clear" w:color="auto" w:fill="D9E9D3"/>
+          </w:tcPr>
+          <w:p>
+            <w:pPr>
+              <w:pStyle w:val="TableParagraph"/>
+              <w:spacing w:before="106"/>
+              <w:ind w:left="0" w:right="91"/>
+              <w:jc w:val="center"/>
+              <w:rPr>
+                <w:rFonts w:ascii="Arial"/>
+                <w:b/>
+              </w:rPr>
+            </w:pPr>
+            <w:r>
+              <w:rPr>
+                <w:rFonts w:ascii="Arial"/>
+                <w:b/>
+                <w:spacing w:val="-10"/>
+              </w:rPr>
+              <w:t>#</w:t>
+            </w:r>
+          </w:p>
+        </w:tc>
+        <w:tc>
+          <w:tcPr>
+            <w:tcW w:w="4200" w:type="dxa"/>
+            <w:shd w:val="clear" w:color="auto" w:fill="D9E9D3"/>
+          </w:tcPr>
+          <w:p>
+            <w:pPr>
+              <w:pStyle w:val="TableParagraph"/>
+              <w:spacing w:before="106"/>
+              <w:rPr>
+                <w:rFonts w:ascii="Arial" w:hAnsi="Arial"/>
+                <w:b/>
+              </w:rPr>
+            </w:pPr>
+            <w:r>
+              <w:rPr>
+                <w:rFonts w:ascii="Arial" w:hAnsi="Arial"/>
+                <w:b/>
+              </w:rPr>
+              <w:t>Acción</w:t>
+            </w:r>
+            <w:r>
+              <w:rPr>
+                <w:rFonts w:ascii="Arial" w:hAnsi="Arial"/>
+                <w:b/>
+                <w:spacing w:val="-6"/>
+              </w:rPr>
+              <w:t xml:space="preserve"> </w:t>
+            </w:r>
+            <w:r>
+              <w:rPr>
+                <w:rFonts w:ascii="Arial" w:hAnsi="Arial"/>
+                <w:b/>
+                <w:spacing w:val="-2"/>
+              </w:rPr>
+              <w:t>(actor)</w:t>
+            </w:r>
+          </w:p>
+        </w:tc>
+        <w:tc>
+          <w:tcPr>
+            <w:tcW w:w="4680" w:type="dxa"/>
+            <w:shd w:val="clear" w:color="auto" w:fill="D9E9D3"/>
+          </w:tcPr>
+          <w:p>
+            <w:pPr>
+              <w:pStyle w:val="TableParagraph"/>
+              <w:spacing w:before="106"/>
+              <w:rPr>
+                <w:rFonts w:ascii="Arial" w:hAnsi="Arial"/>
+                <w:b/>
+              </w:rPr>
+            </w:pPr>
+            <w:r>
+              <w:rPr>
+                <w:rFonts w:ascii="Arial" w:hAnsi="Arial"/>
+                <w:b/>
+              </w:rPr>
+              <w:t>Reacción</w:t>
+            </w:r>
+            <w:r>
+              <w:rPr>
+                <w:rFonts w:ascii="Arial" w:hAnsi="Arial"/>
+                <w:b/>
+                <w:spacing w:val="-8"/>
+              </w:rPr>
+              <w:t xml:space="preserve"> </w:t>
+            </w:r>
+            <w:r>
+              <w:rPr>
+                <w:rFonts w:ascii="Arial" w:hAnsi="Arial"/>
+                <w:b/>
+                <w:spacing w:val="-2"/>
+              </w:rPr>
+              <w:t>(sistema)</w:t>
+            </w:r>
+          </w:p>
+        </w:tc>
+      </w:tr>
+      <w:tr>
+        <w:trPr>
+          <w:trHeight w:val="531"/>
+        </w:trPr>
+        <w:tc>
+          <w:tcPr>
+            <w:tcW w:w="1760" w:type="dxa"/>
+            <w:vMerge/>
+            <w:tcBorders>
+              <w:top w:val="nil"/>
+            </w:tcBorders>
+            <w:shd w:val="clear" w:color="auto" w:fill="FFF1CC"/>
+          </w:tcPr>
+          <w:p>
+            <w:pPr>
+              <w:rPr>
+                <w:sz w:val="2"/>
+                <w:szCs w:val="2"/>
+              </w:rPr>
+            </w:pPr>
+          </w:p>
+        </w:tc>
+        <w:tc>
+          <w:tcPr>
+            <w:tcW w:w="460" w:type="dxa"/>
+          </w:tcPr>
+          <w:p>
+            <w:pPr>
+              <w:pStyle w:val="TableParagraph"/>
+              <w:ind w:left="0" w:right="91"/>
+              <w:jc w:val="center"/>
+            </w:pPr>
+            <w:r>
+              <w:rPr>
+                <w:spacing w:val="-10"/>
+              </w:rPr>
+              <w:t>1</w:t>
+            </w:r>
+          </w:p>
+        </w:tc>
+        <w:tc>
+          <w:tcPr>
+            <w:tcW w:w="4200" w:type="dxa"/>
+          </w:tcPr>
+          <w:p>
+            <w:pPr>
+              <w:pStyle w:val="TableParagraph"/>
+            </w:pPr>
+            <w:r>
+              <w:t>El usuario selecciona la opción de enviar mensaje privado</w:t>
+            </w:r>
+          </w:p>
+        </w:tc>
+        <w:tc>
+          <w:tcPr>
+            <w:tcW w:w="4680" w:type="dxa"/>
+          </w:tcPr>
+          <w:p>
+            <w:pPr>
+              <w:pStyle w:val="TableParagraph"/>
+            </w:pPr>
+            <w:r>
+              <w:t>El sistema muestra la interfaz de mensajería</w:t>
+            </w:r>
+            <w:r>
+              <w:t xml:space="preserve">                                                      </w:t>
+            </w:r>
+          </w:p>
+        </w:tc>
+      </w:tr>
+      <w:tr>
+        <w:trPr>
+          <w:trHeight w:val="479"/>
+        </w:trPr>
+        <w:tc>
+          <w:tcPr>
+            <w:tcW w:w="1760" w:type="dxa"/>
+            <w:vMerge/>
+            <w:tcBorders>
+              <w:top w:val="nil"/>
+            </w:tcBorders>
+            <w:shd w:val="clear" w:color="auto" w:fill="FFF1CC"/>
+          </w:tcPr>
+          <w:p>
+            <w:pPr>
+              <w:rPr>
+                <w:sz w:val="2"/>
+                <w:szCs w:val="2"/>
+              </w:rPr>
+            </w:pPr>
+          </w:p>
+        </w:tc>
+        <w:tc>
+          <w:tcPr>
+            <w:tcW w:w="460" w:type="dxa"/>
+          </w:tcPr>
+          <w:p>
+            <w:pPr>
+              <w:pStyle w:val="TableParagraph"/>
+              <w:spacing w:before="116"/>
+              <w:ind w:left="0" w:right="91"/>
+              <w:jc w:val="center"/>
+            </w:pPr>
+            <w:r>
+              <w:rPr>
+                <w:spacing w:val="-10"/>
+              </w:rPr>
+              <w:t>2</w:t>
+            </w:r>
+          </w:p>
+        </w:tc>
+        <w:tc>
+          <w:tcPr>
+            <w:tcW w:w="4200" w:type="dxa"/>
+          </w:tcPr>
+          <w:p>
+            <w:pPr>
+              <w:pStyle w:val="TableParagraph"/>
+              <w:spacing w:before="116"/>
+            </w:pPr>
+            <w:r>
+              <w:t>El usuario selecciona un destinatario</w:t>
+            </w:r>
+          </w:p>
+        </w:tc>
+        <w:tc>
+          <w:tcPr>
+            <w:tcW w:w="4680" w:type="dxa"/>
+          </w:tcPr>
+          <w:tbl>
+            <w:tblPr>
+              <w:tblW w:w="0" w:type="auto"/>
+              <w:tblCellSpacing w:w="15" w:type="dxa"/>
+              <w:tblCellMar>
+                <w:top w:w="15" w:type="dxa"/>
+                <w:left w:w="15" w:type="dxa"/>
+                <w:bottom w:w="15" w:type="dxa"/>
+                <w:right w:w="15" w:type="dxa"/>
+              </w:tblCellMar>
+              <w:tblLook w:val="04A0" w:firstRow="1" w:lastRow="0" w:firstColumn="1" w:lastColumn="0" w:noHBand="0" w:noVBand="1"/>
+            </w:tblPr>
+            <w:tblGrid>
+              <w:gridCol w:w="110"/>
+            </w:tblGrid>
+            <w:tr>
+              <w:trPr>
+                <w:tblCellSpacing w:w="15" w:type="dxa"/>
+              </w:trPr>
+              <w:tc>
+                <w:tcPr>
+                  <w:tcW w:w="36" w:type="dxa"/>
+                  <w:vAlign w:val="center"/>
+                  <w:hideMark/>
+                </w:tcPr>
+                <w:p>
+                  <w:pPr>
+                    <w:pStyle w:val="TableParagraph"/>
+                    <w:spacing w:before="116"/>
+                    <w:rPr>
+                      <w:lang w:val="es-AR"/>
+                    </w:rPr>
+                  </w:pPr>
+                </w:p>
+              </w:tc>
+            </w:tr>
+          </w:tbl>
+          <w:p>
+            <w:pPr>
+              <w:pStyle w:val="TableParagraph"/>
+              <w:spacing w:before="116"/>
+              <w:rPr>
+                <w:vanish/>
+                <w:lang w:val="en-US"/>
+              </w:rPr>
+            </w:pPr>
+          </w:p>
+          <w:tbl>
+            <w:tblPr>
+              <w:tblW w:w="0" w:type="auto"/>
+              <w:tblCellSpacing w:w="15" w:type="dxa"/>
+              <w:tblCellMar>
+                <w:top w:w="15" w:type="dxa"/>
+                <w:left w:w="15" w:type="dxa"/>
+                <w:bottom w:w="15" w:type="dxa"/>
+                <w:right w:w="15" w:type="dxa"/>
+              </w:tblCellMar>
+              <w:tblLook w:val="04A0" w:firstRow="1" w:lastRow="0" w:firstColumn="1" w:lastColumn="0" w:noHBand="0" w:noVBand="1"/>
+            </w:tblPr>
+            <w:tblGrid>
+              <w:gridCol w:w="4995"/>
+            </w:tblGrid>
+            <w:tr>
+              <w:trPr>
+                <w:trHeight w:val="533"/>
+                <w:tblCellSpacing w:w="15" w:type="dxa"/>
+              </w:trPr>
+              <w:tc>
+                <w:tcPr>
+                  <w:tcW w:w="4935" w:type="dxa"/>
+                  <w:vAlign w:val="center"/>
+                  <w:hideMark/>
+                </w:tcPr>
+                <w:p>
+                  <w:pPr>
+                    <w:pStyle w:val="TableParagraph"/>
+                    <w:spacing w:before="116"/>
+                    <w:ind w:left="0"/>
+                    <w:rPr>
+                      <w:lang w:val="es-MX"/>
+                    </w:rPr>
+                  </w:pPr>
+                  <w:r>
+                    <w:rPr>
+                      <w:lang w:val="es-MX"/>
+                    </w:rPr>
+                    <w:t xml:space="preserve">El sistema muestra el chat </w:t>
+                  </w:r>
+                </w:p>
+              </w:tc>
+            </w:tr>
+          </w:tbl>
+          <w:p>
+            <w:pPr>
+              <w:pStyle w:val="TableParagraph"/>
+              <w:spacing w:before="116"/>
+              <w:rPr>
+                <w:lang w:val="es-MX"/>
+              </w:rPr>
+            </w:pPr>
+          </w:p>
+        </w:tc>
+      </w:tr>
+      <w:tr>
+        <w:trPr>
+          <w:trHeight w:val="1820"/>
+        </w:trPr>
+        <w:tc>
+          <w:tcPr>
+            <w:tcW w:w="1760" w:type="dxa"/>
+            <w:vMerge/>
+            <w:tcBorders>
+              <w:top w:val="nil"/>
+            </w:tcBorders>
+            <w:shd w:val="clear" w:color="auto" w:fill="FFF1CC"/>
+          </w:tcPr>
+          <w:p>
+            <w:pPr>
+              <w:rPr>
+                <w:sz w:val="2"/>
+                <w:szCs w:val="2"/>
+              </w:rPr>
+            </w:pPr>
+          </w:p>
+        </w:tc>
+        <w:tc>
+          <w:tcPr>
+            <w:tcW w:w="460" w:type="dxa"/>
+          </w:tcPr>
+          <w:p>
+            <w:pPr>
+              <w:pStyle w:val="TableParagraph"/>
+              <w:spacing w:before="0"/>
+              <w:ind w:left="0"/>
+              <w:jc w:val="center"/>
+            </w:pPr>
+          </w:p>
+          <w:p>
+            <w:pPr>
+              <w:pStyle w:val="TableParagraph"/>
+              <w:spacing w:before="0"/>
+              <w:ind w:left="0"/>
+              <w:jc w:val="center"/>
+            </w:pPr>
+          </w:p>
+        </w:tc>
+        <w:tc>
+          <w:tcPr>
+            <w:tcW w:w="4200" w:type="dxa"/>
+          </w:tcPr>
+          <w:p>
+            <w:pPr>
+              <w:pStyle w:val="TableParagraph"/>
+              <w:numPr>
+                <w:ilvl w:val="0"/>
+                <w:numId w:val="9"/>
+              </w:numPr>
+              <w:tabs>
+                <w:tab w:val="left" w:pos="821"/>
+              </w:tabs>
+              <w:suppressAutoHyphens w:val="0"/>
+              <w:autoSpaceDE w:val="0"/>
+              <w:autoSpaceDN w:val="0"/>
+              <w:spacing w:before="111" w:line="256" w:lineRule="auto"/>
+              <w:ind w:right="483"/>
+            </w:pPr>
+            <w:r>
+              <w:t>2.1</w:t>
+            </w:r>
+            <w:r>
+              <w:rPr>
+                <w:spacing w:val="-10"/>
+              </w:rPr>
+              <w:t xml:space="preserve"> </w:t>
+            </w:r>
+            <w:r>
+              <w:t>Si el usuario ingresa un destinatario invalido, el sistema deberá mostrar un mensaje de error.</w:t>
+            </w:r>
+          </w:p>
+          <w:p>
+            <w:pPr>
+              <w:pStyle w:val="TableParagraph"/>
+              <w:tabs>
+                <w:tab w:val="left" w:pos="821"/>
+              </w:tabs>
+              <w:spacing w:before="17"/>
+              <w:ind w:left="821"/>
+            </w:pPr>
+          </w:p>
+        </w:tc>
+        <w:tc>
+          <w:tcPr>
+            <w:tcW w:w="4680" w:type="dxa"/>
+          </w:tcPr>
+          <w:p>
+            <w:pPr>
+              <w:pStyle w:val="TableParagraph"/>
+              <w:tabs>
+                <w:tab w:val="left" w:pos="821"/>
+              </w:tabs>
+              <w:spacing w:before="16"/>
+              <w:ind w:left="821"/>
+            </w:pPr>
+          </w:p>
+        </w:tc>
+      </w:tr>
+      <w:tr>
+        <w:trPr>
+          <w:trHeight w:val="479"/>
+        </w:trPr>
+        <w:tc>
+          <w:tcPr>
+            <w:tcW w:w="1760" w:type="dxa"/>
+            <w:vMerge/>
+            <w:tcBorders>
+              <w:top w:val="nil"/>
+            </w:tcBorders>
+            <w:shd w:val="clear" w:color="auto" w:fill="FFF1CC"/>
+          </w:tcPr>
+          <w:p>
+            <w:pPr>
+              <w:rPr>
+                <w:sz w:val="2"/>
+                <w:szCs w:val="2"/>
+              </w:rPr>
+            </w:pPr>
+          </w:p>
+        </w:tc>
+        <w:tc>
+          <w:tcPr>
+            <w:tcW w:w="460" w:type="dxa"/>
+          </w:tcPr>
+          <w:p>
+            <w:pPr>
+              <w:pStyle w:val="TableParagraph"/>
+              <w:spacing w:before="116"/>
+              <w:ind w:left="61" w:right="91"/>
+              <w:jc w:val="center"/>
+            </w:pPr>
+            <w:r>
+              <w:rPr>
+                <w:spacing w:val="-5"/>
+              </w:rPr>
+              <w:t>3</w:t>
+            </w:r>
+          </w:p>
+        </w:tc>
+        <w:tc>
+          <w:tcPr>
+            <w:tcW w:w="4200" w:type="dxa"/>
+          </w:tcPr>
+          <w:p>
+            <w:pPr>
+              <w:pStyle w:val="TableParagraph"/>
+              <w:spacing w:before="0"/>
+              <w:ind w:left="0"/>
+            </w:pPr>
+            <w:r>
+              <w:t>El usuario escribe un mensaje y lo envía</w:t>
+            </w:r>
+            <w:r>
+              <w:t>.</w:t>
+            </w:r>
+          </w:p>
+        </w:tc>
+        <w:tc>
+          <w:tcPr>
+            <w:tcW w:w="4680" w:type="dxa"/>
+          </w:tcPr>
+          <w:p>
+            <w:pPr>
+              <w:pStyle w:val="TableParagraph"/>
+              <w:spacing w:before="116"/>
+            </w:pPr>
+            <w:r>
+              <w:rPr>
+                <w:spacing w:val="-5"/>
+              </w:rPr>
+              <w:t>El sistema guarda el mensaje</w:t>
+            </w:r>
+          </w:p>
+        </w:tc>
+      </w:tr>
+      <w:tr>
+        <w:trPr>
+          <w:trHeight w:val="480"/>
+        </w:trPr>
+        <w:tc>
+          <w:tcPr>
+            <w:tcW w:w="1760" w:type="dxa"/>
+            <w:vMerge/>
+            <w:tcBorders>
+              <w:top w:val="nil"/>
+            </w:tcBorders>
+            <w:shd w:val="clear" w:color="auto" w:fill="FFF1CC"/>
+          </w:tcPr>
+          <w:p>
+            <w:pPr>
+              <w:rPr>
+                <w:sz w:val="2"/>
+                <w:szCs w:val="2"/>
+              </w:rPr>
+            </w:pPr>
+          </w:p>
+        </w:tc>
+        <w:tc>
+          <w:tcPr>
+            <w:tcW w:w="460" w:type="dxa"/>
+          </w:tcPr>
+          <w:p>
+            <w:pPr>
+              <w:pStyle w:val="TableParagraph"/>
+              <w:spacing w:before="111"/>
+              <w:ind w:left="0" w:right="91"/>
+              <w:jc w:val="center"/>
+            </w:pPr>
+          </w:p>
+        </w:tc>
+        <w:tc>
+          <w:tcPr>
+            <w:tcW w:w="4200" w:type="dxa"/>
+          </w:tcPr>
+          <w:p>
+            <w:pPr>
+              <w:pStyle w:val="TableParagraph"/>
+              <w:spacing w:before="0"/>
+              <w:ind w:left="0"/>
+            </w:pPr>
+            <w:r>
+              <w:t xml:space="preserve">  3.1 Si el mensaje a enviar es vacío el sistema </w:t>
+            </w:r>
+            <w:r>
+              <w:t>muestra un mensaje de error.</w:t>
+            </w:r>
+          </w:p>
+        </w:tc>
+        <w:tc>
+          <w:tcPr>
+            <w:tcW w:w="4680" w:type="dxa"/>
+          </w:tcPr>
+          <w:p>
+            <w:pPr>
+              <w:pStyle w:val="TableParagraph"/>
+              <w:spacing w:before="111"/>
+            </w:pPr>
+            <w:r>
+              <w:rPr>
+                <w:spacing w:val="-5"/>
+              </w:rPr>
+              <w:t>...</w:t>
+            </w:r>
+          </w:p>
+        </w:tc>
+      </w:tr>
+      <w:tr>
+        <w:trPr>
+          <w:trHeight w:val="460"/>
+        </w:trPr>
+        <w:tc>
+          <w:tcPr>
+            <w:tcW w:w="1760" w:type="dxa"/>
+            <w:shd w:val="clear" w:color="auto" w:fill="FFF1CC"/>
+          </w:tcPr>
+          <w:p>
+            <w:pPr>
+              <w:pStyle w:val="TableParagraph"/>
+              <w:spacing w:before="106"/>
+              <w:rPr>
+                <w:rFonts w:ascii="Arial"/>
+                <w:b/>
+              </w:rPr>
+            </w:pPr>
+            <w:r>
+              <w:rPr>
+                <w:rFonts w:ascii="Arial"/>
+                <w:b/>
+                <w:spacing w:val="-2"/>
+              </w:rPr>
+              <w:t>Excepciones</w:t>
+            </w:r>
+          </w:p>
+        </w:tc>
+        <w:tc>
+          <w:tcPr>
+            <w:tcW w:w="460" w:type="dxa"/>
+            <w:shd w:val="clear" w:color="auto" w:fill="D9E9D3"/>
+          </w:tcPr>
+          <w:p>
+            <w:pPr>
+              <w:pStyle w:val="TableParagraph"/>
+              <w:spacing w:before="106"/>
+              <w:ind w:left="0" w:right="91"/>
+              <w:jc w:val="center"/>
+            </w:pPr>
+            <w:r>
+              <w:rPr>
+                <w:spacing w:val="-10"/>
+              </w:rPr>
+              <w:t>#</w:t>
+            </w:r>
+          </w:p>
+        </w:tc>
+        <w:tc>
+          <w:tcPr>
+            <w:tcW w:w="4200" w:type="dxa"/>
+            <w:shd w:val="clear" w:color="auto" w:fill="D9E9D3"/>
+          </w:tcPr>
+          <w:p>
+            <w:pPr>
+              <w:pStyle w:val="TableParagraph"/>
+              <w:spacing w:before="106"/>
+              <w:rPr>
+                <w:rFonts w:ascii="Arial" w:hAnsi="Arial"/>
+                <w:b/>
+              </w:rPr>
+            </w:pPr>
+            <w:r>
+              <w:rPr>
+                <w:rFonts w:ascii="Arial" w:hAnsi="Arial"/>
+                <w:b/>
+              </w:rPr>
+              <w:t>Acción</w:t>
+            </w:r>
+            <w:r>
+              <w:rPr>
+                <w:rFonts w:ascii="Arial" w:hAnsi="Arial"/>
+                <w:b/>
+                <w:spacing w:val="-6"/>
+              </w:rPr>
+              <w:t xml:space="preserve"> </w:t>
+            </w:r>
+            <w:r>
+              <w:rPr>
+                <w:rFonts w:ascii="Arial" w:hAnsi="Arial"/>
+                <w:b/>
+                <w:spacing w:val="-2"/>
+              </w:rPr>
+              <w:t>(actor)</w:t>
+            </w:r>
+          </w:p>
+        </w:tc>
+        <w:tc>
+          <w:tcPr>
+            <w:tcW w:w="4680" w:type="dxa"/>
+            <w:shd w:val="clear" w:color="auto" w:fill="D9E9D3"/>
+          </w:tcPr>
+          <w:p>
+            <w:pPr>
+              <w:pStyle w:val="TableParagraph"/>
+              <w:spacing w:before="106"/>
+              <w:rPr>
+                <w:rFonts w:ascii="Arial" w:hAnsi="Arial"/>
+                <w:b/>
+              </w:rPr>
+            </w:pPr>
+            <w:r>
+              <w:rPr>
+                <w:rFonts w:ascii="Arial" w:hAnsi="Arial"/>
+                <w:b/>
+              </w:rPr>
+              <w:t>Reacción</w:t>
+            </w:r>
+            <w:r>
+              <w:rPr>
+                <w:rFonts w:ascii="Arial" w:hAnsi="Arial"/>
+                <w:b/>
+                <w:spacing w:val="-8"/>
+              </w:rPr>
+              <w:t xml:space="preserve"> </w:t>
+            </w:r>
+            <w:r>
+              <w:rPr>
+                <w:rFonts w:ascii="Arial" w:hAnsi="Arial"/>
+                <w:b/>
+                <w:spacing w:val="-2"/>
+              </w:rPr>
+              <w:t>(sistema)</w:t>
+            </w:r>
+          </w:p>
+        </w:tc>
+      </w:tr>
+      <w:tr>
+        <w:trPr>
+          <w:trHeight w:val="1300"/>
+        </w:trPr>
+        <w:tc>
+          <w:tcPr>
+            <w:tcW w:w="1760" w:type="dxa"/>
+            <w:shd w:val="clear" w:color="auto" w:fill="FFF1CC"/>
+          </w:tcPr>
+          <w:p>
+            <w:pPr>
+              <w:pStyle w:val="TableParagraph"/>
+              <w:spacing w:before="0"/>
+              <w:ind w:left="0"/>
+              <w:rPr>
+                <w:rFonts w:ascii="Times New Roman"/>
+              </w:rPr>
+            </w:pPr>
+          </w:p>
+        </w:tc>
+        <w:tc>
+          <w:tcPr>
+            <w:tcW w:w="460" w:type="dxa"/>
+          </w:tcPr>
+          <w:p>
+            <w:pPr>
+              <w:pStyle w:val="TableParagraph"/>
+              <w:ind w:left="0" w:right="91"/>
+              <w:jc w:val="center"/>
+            </w:pPr>
+            <w:r>
+              <w:rPr>
+                <w:spacing w:val="-10"/>
+              </w:rPr>
+              <w:t>1</w:t>
+            </w:r>
+          </w:p>
+        </w:tc>
+        <w:tc>
+          <w:tcPr>
+            <w:tcW w:w="4200" w:type="dxa"/>
+          </w:tcPr>
+          <w:p>
+            <w:pPr>
+              <w:pStyle w:val="TableParagraph"/>
+              <w:numPr>
+                <w:ilvl w:val="0"/>
+                <w:numId w:val="11"/>
+              </w:numPr>
+              <w:suppressAutoHyphens w:val="0"/>
+              <w:autoSpaceDE w:val="0"/>
+              <w:autoSpaceDN w:val="0"/>
+              <w:spacing w:before="0" w:line="256" w:lineRule="auto"/>
+            </w:pPr>
+            <w:r>
+              <w:t>El usuario no está autenticado</w:t>
+            </w:r>
+          </w:p>
+        </w:tc>
+        <w:tc>
+          <w:tcPr>
+            <w:tcW w:w="4680" w:type="dxa"/>
+          </w:tcPr>
+          <w:p>
+            <w:pPr>
+              <w:pStyle w:val="TableParagraph"/>
+              <w:numPr>
+                <w:ilvl w:val="0"/>
+                <w:numId w:val="11"/>
+              </w:numPr>
+              <w:suppressAutoHyphens w:val="0"/>
+              <w:autoSpaceDE w:val="0"/>
+              <w:autoSpaceDN w:val="0"/>
+              <w:spacing w:before="0" w:line="251" w:lineRule="exact"/>
+            </w:pPr>
+            <w:r>
+              <w:t xml:space="preserve">El sistema redirige al </w:t>
+            </w:r>
+            <w:proofErr w:type="spellStart"/>
+            <w:r>
+              <w:t>login</w:t>
+            </w:r>
+            <w:proofErr w:type="spellEnd"/>
+          </w:p>
+        </w:tc>
+      </w:tr>
+      <w:tr>
+        <w:trPr>
+          <w:trHeight w:val="460"/>
+        </w:trPr>
+        <w:tc>
+          <w:tcPr>
+            <w:tcW w:w="1760" w:type="dxa"/>
+            <w:shd w:val="clear" w:color="auto" w:fill="FFF1CC"/>
+          </w:tcPr>
+          <w:p>
+            <w:pPr>
+              <w:pStyle w:val="TableParagraph"/>
+              <w:spacing w:before="0"/>
+              <w:ind w:left="0"/>
+              <w:rPr>
+                <w:rFonts w:ascii="Times New Roman"/>
+              </w:rPr>
+            </w:pPr>
+          </w:p>
+        </w:tc>
+        <w:tc>
+          <w:tcPr>
+            <w:tcW w:w="460" w:type="dxa"/>
+          </w:tcPr>
+          <w:p>
+            <w:pPr>
+              <w:pStyle w:val="TableParagraph"/>
+              <w:spacing w:before="106"/>
+              <w:ind w:left="61" w:right="91"/>
+              <w:jc w:val="center"/>
+            </w:pPr>
+            <w:r>
+              <w:rPr>
+                <w:spacing w:val="-5"/>
+              </w:rPr>
+              <w:t>2</w:t>
+            </w:r>
+          </w:p>
+        </w:tc>
+        <w:tc>
+          <w:tcPr>
+            <w:tcW w:w="4200" w:type="dxa"/>
+          </w:tcPr>
+          <w:p>
+            <w:pPr>
+              <w:pStyle w:val="TableParagraph"/>
+              <w:spacing w:before="0"/>
+              <w:ind w:left="0"/>
+            </w:pPr>
+            <w:r>
+              <w:t>El sistema falla al guardar el mensaje</w:t>
+            </w:r>
+          </w:p>
+        </w:tc>
+        <w:tc>
+          <w:tcPr>
+            <w:tcW w:w="4680" w:type="dxa"/>
+          </w:tcPr>
+          <w:p>
+            <w:pPr>
+              <w:pStyle w:val="TableParagraph"/>
+              <w:spacing w:before="106"/>
+            </w:pPr>
+            <w:r>
+              <w:rPr>
+                <w:spacing w:val="-5"/>
+              </w:rPr>
+              <w:t>El sistema informa error y permite reintenta</w:t>
+            </w:r>
+            <w:r>
+              <w:rPr>
+                <w:spacing w:val="-5"/>
+              </w:rPr>
+              <w:t>r</w:t>
+            </w:r>
+          </w:p>
+        </w:tc>
+      </w:tr>
+      <w:tr>
+        <w:trPr>
+          <w:trHeight w:val="479"/>
+        </w:trPr>
+        <w:tc>
+          <w:tcPr>
+            <w:tcW w:w="1760" w:type="dxa"/>
+            <w:shd w:val="clear" w:color="auto" w:fill="FFF1CC"/>
+          </w:tcPr>
+          <w:p>
+            <w:pPr>
+              <w:pStyle w:val="TableParagraph"/>
+              <w:spacing w:before="0"/>
+              <w:ind w:left="0"/>
+              <w:rPr>
+                <w:rFonts w:ascii="Times New Roman"/>
+              </w:rPr>
+            </w:pPr>
+          </w:p>
+        </w:tc>
+        <w:tc>
+          <w:tcPr>
+            <w:tcW w:w="460" w:type="dxa"/>
+          </w:tcPr>
+          <w:p>
+            <w:pPr>
+              <w:pStyle w:val="TableParagraph"/>
+              <w:ind w:left="0" w:right="91"/>
+              <w:jc w:val="center"/>
+            </w:pPr>
+          </w:p>
+        </w:tc>
+        <w:tc>
+          <w:tcPr>
+            <w:tcW w:w="4200" w:type="dxa"/>
+          </w:tcPr>
+          <w:p>
+            <w:pPr>
+              <w:pStyle w:val="TableParagraph"/>
+              <w:spacing w:before="0"/>
+              <w:ind w:left="0"/>
+              <w:rPr>
+                <w:rFonts w:ascii="Times New Roman"/>
+              </w:rPr>
+            </w:pPr>
+          </w:p>
+        </w:tc>
+        <w:tc>
+          <w:tcPr>
+            <w:tcW w:w="4680" w:type="dxa"/>
+          </w:tcPr>
+          <w:p>
+            <w:pPr>
+              <w:pStyle w:val="TableParagraph"/>
+              <w:ind w:left="0"/>
+            </w:pPr>
+          </w:p>
+        </w:tc>
+      </w:tr>
+      <w:tr>
+        <w:trPr>
+          <w:trHeight w:val="740"/>
+        </w:trPr>
+        <w:tc>
+          <w:tcPr>
+            <w:tcW w:w="1760" w:type="dxa"/>
+            <w:shd w:val="clear" w:color="auto" w:fill="FFF1CC"/>
+          </w:tcPr>
+          <w:p>
+            <w:pPr>
+              <w:pStyle w:val="TableParagraph"/>
+              <w:spacing w:before="116"/>
+              <w:rPr>
+                <w:rFonts w:ascii="Arial"/>
+                <w:b/>
+              </w:rPr>
+            </w:pPr>
+            <w:r>
+              <w:rPr>
+                <w:rFonts w:ascii="Arial"/>
+                <w:b/>
+                <w:spacing w:val="-2"/>
+              </w:rPr>
+              <w:t>Rendimiento</w:t>
+            </w:r>
+          </w:p>
+        </w:tc>
+        <w:tc>
+          <w:tcPr>
+            <w:tcW w:w="9340" w:type="dxa"/>
+            <w:gridSpan w:val="3"/>
+          </w:tcPr>
+          <w:p>
+            <w:pPr>
+              <w:pStyle w:val="TableParagraph"/>
+              <w:spacing w:before="116" w:line="256" w:lineRule="auto"/>
+              <w:ind w:left="111" w:right="28"/>
+            </w:pPr>
+            <w:r>
+              <w:t xml:space="preserve">Verificación de permisos y entrega del paquete de datos en </w:t>
+            </w:r>
+            <w:r>
+              <w:t>750</w:t>
+            </w:r>
+            <w:r>
+              <w:t xml:space="preserve"> milisegundos.</w:t>
+            </w:r>
+          </w:p>
+        </w:tc>
+      </w:tr>
+      <w:tr>
+        <w:trPr>
+          <w:trHeight w:val="760"/>
+        </w:trPr>
+        <w:tc>
+          <w:tcPr>
+            <w:tcW w:w="1760" w:type="dxa"/>
+            <w:shd w:val="clear" w:color="auto" w:fill="FFF1CC"/>
+          </w:tcPr>
+          <w:p>
+            <w:pPr>
+              <w:pStyle w:val="TableParagraph"/>
+              <w:rPr>
+                <w:rFonts w:ascii="Arial"/>
+                <w:b/>
+              </w:rPr>
+            </w:pPr>
+            <w:r>
+              <w:rPr>
+                <w:rFonts w:ascii="Arial"/>
+                <w:b/>
+                <w:spacing w:val="-2"/>
+              </w:rPr>
+              <w:t>Frecuencia</w:t>
+            </w:r>
+          </w:p>
+        </w:tc>
+        <w:tc>
+          <w:tcPr>
+            <w:tcW w:w="9340" w:type="dxa"/>
+            <w:gridSpan w:val="3"/>
+          </w:tcPr>
+          <w:p>
+            <w:pPr>
+              <w:pStyle w:val="TableParagraph"/>
+              <w:spacing w:line="256" w:lineRule="auto"/>
+              <w:ind w:left="111"/>
+            </w:pPr>
+            <w:r>
+              <w:t>Este</w:t>
+            </w:r>
+            <w:r>
+              <w:rPr>
+                <w:spacing w:val="-3"/>
+              </w:rPr>
+              <w:t xml:space="preserve"> </w:t>
+            </w:r>
+            <w:r>
+              <w:t>caso</w:t>
+            </w:r>
+            <w:r>
+              <w:rPr>
+                <w:spacing w:val="-3"/>
+              </w:rPr>
+              <w:t xml:space="preserve"> </w:t>
+            </w:r>
+            <w:r>
+              <w:t>de</w:t>
+            </w:r>
+            <w:r>
+              <w:rPr>
+                <w:spacing w:val="-3"/>
+              </w:rPr>
+              <w:t xml:space="preserve"> </w:t>
+            </w:r>
+            <w:r>
+              <w:t>uso</w:t>
+            </w:r>
+            <w:r>
+              <w:rPr>
+                <w:spacing w:val="-3"/>
+              </w:rPr>
+              <w:t xml:space="preserve"> </w:t>
+            </w:r>
+            <w:r>
+              <w:t>se</w:t>
+            </w:r>
+            <w:r>
+              <w:rPr>
+                <w:spacing w:val="-3"/>
+              </w:rPr>
+              <w:t xml:space="preserve"> </w:t>
+            </w:r>
+            <w:r>
+              <w:t>espera</w:t>
+            </w:r>
+            <w:r>
+              <w:rPr>
+                <w:spacing w:val="-3"/>
+              </w:rPr>
+              <w:t xml:space="preserve"> </w:t>
+            </w:r>
+            <w:r>
+              <w:t>que</w:t>
+            </w:r>
+            <w:r>
+              <w:rPr>
+                <w:spacing w:val="-3"/>
+              </w:rPr>
+              <w:t xml:space="preserve"> </w:t>
+            </w:r>
+            <w:r>
+              <w:t>se</w:t>
+            </w:r>
+            <w:r>
+              <w:rPr>
+                <w:spacing w:val="-3"/>
+              </w:rPr>
+              <w:t xml:space="preserve"> </w:t>
+            </w:r>
+            <w:r>
+              <w:t>lleve</w:t>
+            </w:r>
+            <w:r>
+              <w:rPr>
+                <w:spacing w:val="-3"/>
+              </w:rPr>
+              <w:t xml:space="preserve"> </w:t>
+            </w:r>
+            <w:r>
+              <w:t>a</w:t>
+            </w:r>
+            <w:r>
+              <w:rPr>
+                <w:spacing w:val="-3"/>
+              </w:rPr>
+              <w:t xml:space="preserve"> </w:t>
+            </w:r>
+            <w:r>
+              <w:t>cabo</w:t>
+            </w:r>
+            <w:r>
+              <w:rPr>
+                <w:spacing w:val="-3"/>
+              </w:rPr>
+              <w:t xml:space="preserve"> </w:t>
+            </w:r>
+            <w:r>
+              <w:t>una</w:t>
+            </w:r>
+            <w:r>
+              <w:rPr>
+                <w:spacing w:val="-3"/>
+              </w:rPr>
+              <w:t xml:space="preserve"> </w:t>
+            </w:r>
+            <w:r>
+              <w:t>media</w:t>
+            </w:r>
+            <w:r>
+              <w:rPr>
+                <w:spacing w:val="-3"/>
+              </w:rPr>
+              <w:t xml:space="preserve"> </w:t>
+            </w:r>
+            <w:r>
+              <w:t>de</w:t>
+            </w:r>
+            <w:r>
+              <w:rPr>
+                <w:spacing w:val="-3"/>
+              </w:rPr>
+              <w:t xml:space="preserve"> </w:t>
+            </w:r>
+            <w:r>
+              <w:t>125 veces al</w:t>
+            </w:r>
+            <w:r>
+              <w:rPr>
+                <w:spacing w:val="-3"/>
+              </w:rPr>
+              <w:t xml:space="preserve"> </w:t>
+            </w:r>
+            <w:r>
+              <w:t>día.</w:t>
+            </w:r>
+          </w:p>
+        </w:tc>
+      </w:tr>
+      <w:tr>
+        <w:trPr>
+          <w:trHeight w:val="460"/>
+        </w:trPr>
+        <w:tc>
+          <w:tcPr>
+            <w:tcW w:w="1760" w:type="dxa"/>
+            <w:shd w:val="clear" w:color="auto" w:fill="FFF1CC"/>
+          </w:tcPr>
+          <w:p>
+            <w:pPr>
+              <w:pStyle w:val="TableParagraph"/>
+              <w:spacing w:before="106"/>
+              <w:rPr>
+                <w:rFonts w:ascii="Arial"/>
+                <w:b/>
+              </w:rPr>
+            </w:pPr>
+            <w:r>
+              <w:rPr>
+                <w:rFonts w:ascii="Arial"/>
+                <w:b/>
+                <w:spacing w:val="-2"/>
+              </w:rPr>
+              <w:t>Importancia</w:t>
+            </w:r>
+          </w:p>
+        </w:tc>
+        <w:tc>
+          <w:tcPr>
+            <w:tcW w:w="9340" w:type="dxa"/>
+            <w:gridSpan w:val="3"/>
+          </w:tcPr>
+          <w:p>
+            <w:pPr>
+              <w:pStyle w:val="TableParagraph"/>
+              <w:spacing w:before="106"/>
+              <w:ind w:left="111"/>
+            </w:pPr>
+            <w:proofErr w:type="spellStart"/>
+            <w:r>
+              <w:t>Quedaria</w:t>
+            </w:r>
+            <w:proofErr w:type="spellEnd"/>
+            <w:r>
+              <w:t xml:space="preserve"> bien pero no es de vital importancia para el funcionamiento del sistema.</w:t>
+            </w:r>
+          </w:p>
+        </w:tc>
+      </w:tr>
+      <w:tr>
+        <w:trPr>
+          <w:trHeight w:val="479"/>
+        </w:trPr>
+        <w:tc>
+          <w:tcPr>
+            <w:tcW w:w="1760" w:type="dxa"/>
+            <w:shd w:val="clear" w:color="auto" w:fill="FFF1CC"/>
+          </w:tcPr>
+          <w:p>
+            <w:pPr>
+              <w:pStyle w:val="TableParagraph"/>
+              <w:rPr>
+                <w:rFonts w:ascii="Arial"/>
+                <w:b/>
+              </w:rPr>
+            </w:pPr>
+            <w:r>
+              <w:rPr>
+                <w:rFonts w:ascii="Arial"/>
+                <w:b/>
+                <w:spacing w:val="-2"/>
+              </w:rPr>
+              <w:t>Urgencia</w:t>
+            </w:r>
+          </w:p>
+        </w:tc>
+        <w:tc>
+          <w:tcPr>
+            <w:tcW w:w="9340" w:type="dxa"/>
+            <w:gridSpan w:val="3"/>
+          </w:tcPr>
+          <w:p>
+            <w:pPr>
+              <w:pStyle w:val="TableParagraph"/>
+              <w:ind w:left="111"/>
+            </w:pPr>
+            <w:r>
+              <w:t>Puede esperar.</w:t>
+            </w:r>
+          </w:p>
+        </w:tc>
+      </w:tr>
+      <w:tr>
+        <w:trPr>
+          <w:trHeight w:val="479"/>
+        </w:trPr>
+        <w:tc>
+          <w:tcPr>
+            <w:tcW w:w="1760" w:type="dxa"/>
+            <w:shd w:val="clear" w:color="auto" w:fill="FFF1CC"/>
+          </w:tcPr>
+          <w:p>
+            <w:pPr>
+              <w:pStyle w:val="TableParagraph"/>
+              <w:spacing w:before="116"/>
+              <w:rPr>
+                <w:rFonts w:ascii="Arial"/>
+                <w:b/>
+              </w:rPr>
+            </w:pPr>
+            <w:r>
+              <w:rPr>
+                <w:rFonts w:ascii="Arial"/>
+                <w:b/>
+                <w:spacing w:val="-2"/>
+              </w:rPr>
+              <w:t>Comentarios</w:t>
+            </w:r>
+          </w:p>
+        </w:tc>
+        <w:tc>
+          <w:tcPr>
+            <w:tcW w:w="9340" w:type="dxa"/>
+            <w:gridSpan w:val="3"/>
+          </w:tcPr>
+          <w:p>
+            <w:pPr>
+              <w:pStyle w:val="TableParagraph"/>
+              <w:spacing w:before="116"/>
+              <w:ind w:left="111"/>
+            </w:pPr>
+          </w:p>
+        </w:tc>
+      </w:tr>
+    </w:tbl>
+    <w:p>
+      <w:pPr>
+        <w:widowControl/>
+      </w:pPr>
+    </w:p>
+    <w:p>
+      <w:pPr>
+        <w:widowControl/>
+      </w:pPr>
+    </w:p>
+    <w:p>
+      <w:pPr>
+        <w:widowControl/>
+      </w:pPr>
+    </w:p>
     <w:p>
       <w:pPr>
         <w:widowControl/>
@@ -42431,7 +46829,6 @@
   <w:style w:type="character" w:default="1" w:styleId="Fuentedeprrafopredeter">
     <w:name w:val="Default Paragraph Font"/>
     <w:uiPriority w:val="1"/>
-    <w:semiHidden/>
     <w:unhideWhenUsed/>
   </w:style>
   <w:style w:type="table" w:default="1" w:styleId="Tablanormal">
@@ -42636,6 +47033,19 @@
       <w:lang w:val="es-ES"/>
     </w:rPr>
   </w:style>
+  <w:style w:type="character" w:styleId="CdigoHTML">
+    <w:name w:val="HTML Code"/>
+    <w:basedOn w:val="Fuentedeprrafopredeter"/>
+    <w:uiPriority w:val="99"/>
+    <w:semiHidden/>
+    <w:unhideWhenUsed/>
+    <w:rsid w:val="000A6C6E"/>
+    <w:rPr>
+      <w:rFonts w:ascii="Courier New" w:eastAsia="Times New Roman" w:hAnsi="Courier New" w:cs="Courier New"/>
+      <w:sz w:val="20"/>
+      <w:szCs w:val="20"/>
+    </w:rPr>
+  </w:style>
 </w:styles>
 </file>
 
